--- a/Documentation/APIs Docs 2.0/Training Program 2.0 API Documentation.docx
+++ b/Documentation/APIs Docs 2.0/Training Program 2.0 API Documentation.docx
@@ -36,40 +36,18 @@
           <w:lang w:eastAsia="en-IN"/>
           <w14:ligatures w14:val="none"/>
         </w:rPr>
-        <w:t>complete documentation</w:t>
-      </w:r>
-      <w:r>
-        <w:rPr>
-          <w:rFonts w:ascii="Times New Roman" w:eastAsia="Times New Roman" w:hAnsi="Times New Roman" w:cs="Times New Roman"/>
-          <w:kern w:val="0"/>
-          <w:sz w:val="24"/>
-          <w:szCs w:val="24"/>
-          <w:lang w:eastAsia="en-IN"/>
-          <w14:ligatures w14:val="none"/>
-        </w:rPr>
-        <w:t xml:space="preserve"> for the </w:t>
-      </w:r>
-      <w:r>
-        <w:rPr>
-          <w:rFonts w:ascii="Courier New" w:eastAsia="Times New Roman" w:hAnsi="Courier New" w:cs="Courier New"/>
-          <w:kern w:val="0"/>
-          <w:sz w:val="20"/>
-          <w:szCs w:val="20"/>
-          <w:lang w:eastAsia="en-IN"/>
-          <w14:ligatures w14:val="none"/>
-        </w:rPr>
-        <w:t>Training Program 2.0 API</w:t>
-      </w:r>
-      <w:r>
-        <w:rPr>
-          <w:rFonts w:ascii="Times New Roman" w:eastAsia="Times New Roman" w:hAnsi="Times New Roman" w:cs="Times New Roman"/>
-          <w:kern w:val="0"/>
-          <w:sz w:val="24"/>
-          <w:szCs w:val="24"/>
-          <w:lang w:eastAsia="en-IN"/>
-          <w14:ligatures w14:val="none"/>
-        </w:rPr>
-        <w:t xml:space="preserve">, written clearly for a </w:t>
+        <w:t>complete API documentation</w:t>
+      </w:r>
+      <w:r>
+        <w:rPr>
+          <w:rFonts w:ascii="Times New Roman" w:eastAsia="Times New Roman" w:hAnsi="Times New Roman" w:cs="Times New Roman"/>
+          <w:kern w:val="0"/>
+          <w:sz w:val="24"/>
+          <w:szCs w:val="24"/>
+          <w:lang w:eastAsia="en-IN"/>
+          <w14:ligatures w14:val="none"/>
+        </w:rPr>
+        <w:t xml:space="preserve"> for the updated </w:t>
       </w:r>
       <w:r>
         <w:rPr>
@@ -82,18 +60,18 @@
           <w:lang w:eastAsia="en-IN"/>
           <w14:ligatures w14:val="none"/>
         </w:rPr>
-        <w:t>frontend developer</w:t>
-      </w:r>
-      <w:r>
-        <w:rPr>
-          <w:rFonts w:ascii="Times New Roman" w:eastAsia="Times New Roman" w:hAnsi="Times New Roman" w:cs="Times New Roman"/>
-          <w:kern w:val="0"/>
-          <w:sz w:val="24"/>
-          <w:szCs w:val="24"/>
-          <w:lang w:eastAsia="en-IN"/>
-          <w14:ligatures w14:val="none"/>
-        </w:rPr>
-        <w:t xml:space="preserve">. This explains how to </w:t>
+        <w:t>Training 2.0 API</w:t>
+      </w:r>
+      <w:r>
+        <w:rPr>
+          <w:rFonts w:ascii="Times New Roman" w:eastAsia="Times New Roman" w:hAnsi="Times New Roman" w:cs="Times New Roman"/>
+          <w:kern w:val="0"/>
+          <w:sz w:val="24"/>
+          <w:szCs w:val="24"/>
+          <w:lang w:eastAsia="en-IN"/>
+          <w14:ligatures w14:val="none"/>
+        </w:rPr>
+        <w:t xml:space="preserve">, which supports uploading both </w:t>
       </w:r>
       <w:r>
         <w:rPr>
@@ -106,18 +84,18 @@
           <w:lang w:eastAsia="en-IN"/>
           <w14:ligatures w14:val="none"/>
         </w:rPr>
-        <w:t>upload</w:t>
-      </w:r>
-      <w:r>
-        <w:rPr>
-          <w:rFonts w:ascii="Times New Roman" w:eastAsia="Times New Roman" w:hAnsi="Times New Roman" w:cs="Times New Roman"/>
-          <w:kern w:val="0"/>
-          <w:sz w:val="24"/>
-          <w:szCs w:val="24"/>
-          <w:lang w:eastAsia="en-IN"/>
-          <w14:ligatures w14:val="none"/>
-        </w:rPr>
-        <w:t xml:space="preserve">, </w:t>
+        <w:t>PPT and multiple images</w:t>
+      </w:r>
+      <w:r>
+        <w:rPr>
+          <w:rFonts w:ascii="Times New Roman" w:eastAsia="Times New Roman" w:hAnsi="Times New Roman" w:cs="Times New Roman"/>
+          <w:kern w:val="0"/>
+          <w:sz w:val="24"/>
+          <w:szCs w:val="24"/>
+          <w:lang w:eastAsia="en-IN"/>
+          <w14:ligatures w14:val="none"/>
+        </w:rPr>
+        <w:t xml:space="preserve">, retrieving data, and deleting entries. This is written for </w:t>
       </w:r>
       <w:r>
         <w:rPr>
@@ -130,86 +108,18 @@
           <w:lang w:eastAsia="en-IN"/>
           <w14:ligatures w14:val="none"/>
         </w:rPr>
-        <w:t>retrieve</w:t>
-      </w:r>
-      <w:r>
-        <w:rPr>
-          <w:rFonts w:ascii="Times New Roman" w:eastAsia="Times New Roman" w:hAnsi="Times New Roman" w:cs="Times New Roman"/>
-          <w:kern w:val="0"/>
-          <w:sz w:val="24"/>
-          <w:szCs w:val="24"/>
-          <w:lang w:eastAsia="en-IN"/>
-          <w14:ligatures w14:val="none"/>
-        </w:rPr>
-        <w:t xml:space="preserve">, and </w:t>
-      </w:r>
-      <w:r>
-        <w:rPr>
-          <w:rFonts w:ascii="Times New Roman" w:eastAsia="Times New Roman" w:hAnsi="Times New Roman" w:cs="Times New Roman"/>
-          <w:b/>
-          <w:bCs/>
-          <w:kern w:val="0"/>
-          <w:sz w:val="24"/>
-          <w:szCs w:val="24"/>
-          <w:lang w:eastAsia="en-IN"/>
-          <w14:ligatures w14:val="none"/>
-        </w:rPr>
-        <w:t>delete</w:t>
-      </w:r>
-      <w:r>
-        <w:rPr>
-          <w:rFonts w:ascii="Times New Roman" w:eastAsia="Times New Roman" w:hAnsi="Times New Roman" w:cs="Times New Roman"/>
-          <w:kern w:val="0"/>
-          <w:sz w:val="24"/>
-          <w:szCs w:val="24"/>
-          <w:lang w:eastAsia="en-IN"/>
-          <w14:ligatures w14:val="none"/>
-        </w:rPr>
-        <w:t xml:space="preserve"> training programs (in </w:t>
-      </w:r>
-      <w:r>
-        <w:rPr>
-          <w:rFonts w:ascii="Courier New" w:eastAsia="Times New Roman" w:hAnsi="Courier New" w:cs="Courier New"/>
-          <w:kern w:val="0"/>
-          <w:sz w:val="20"/>
-          <w:szCs w:val="20"/>
-          <w:lang w:eastAsia="en-IN"/>
-          <w14:ligatures w14:val="none"/>
-        </w:rPr>
-        <w:t>.ppt</w:t>
-      </w:r>
-      <w:r>
-        <w:rPr>
-          <w:rFonts w:ascii="Times New Roman" w:eastAsia="Times New Roman" w:hAnsi="Times New Roman" w:cs="Times New Roman"/>
-          <w:kern w:val="0"/>
-          <w:sz w:val="24"/>
-          <w:szCs w:val="24"/>
-          <w:lang w:eastAsia="en-IN"/>
-          <w14:ligatures w14:val="none"/>
-        </w:rPr>
-        <w:t xml:space="preserve"> or </w:t>
-      </w:r>
-      <w:r>
-        <w:rPr>
-          <w:rFonts w:ascii="Courier New" w:eastAsia="Times New Roman" w:hAnsi="Courier New" w:cs="Courier New"/>
-          <w:kern w:val="0"/>
-          <w:sz w:val="20"/>
-          <w:szCs w:val="20"/>
-          <w:lang w:eastAsia="en-IN"/>
-          <w14:ligatures w14:val="none"/>
-        </w:rPr>
-        <w:t>.pptx</w:t>
-      </w:r>
-      <w:r>
-        <w:rPr>
-          <w:rFonts w:ascii="Times New Roman" w:eastAsia="Times New Roman" w:hAnsi="Times New Roman" w:cs="Times New Roman"/>
-          <w:kern w:val="0"/>
-          <w:sz w:val="24"/>
-          <w:szCs w:val="24"/>
-          <w:lang w:eastAsia="en-IN"/>
-          <w14:ligatures w14:val="none"/>
-        </w:rPr>
-        <w:t xml:space="preserve"> format), and how to filter by machine.</w:t>
+        <w:t>frontend developers</w:t>
+      </w:r>
+      <w:r>
+        <w:rPr>
+          <w:rFonts w:ascii="Times New Roman" w:eastAsia="Times New Roman" w:hAnsi="Times New Roman" w:cs="Times New Roman"/>
+          <w:kern w:val="0"/>
+          <w:sz w:val="24"/>
+          <w:szCs w:val="24"/>
+          <w:lang w:eastAsia="en-IN"/>
+          <w14:ligatures w14:val="none"/>
+        </w:rPr>
+        <w:t xml:space="preserve"> to understand how to interact with the API.</w:t>
       </w:r>
     </w:p>
     <w:p>
@@ -233,8 +143,8 @@
           <w:lang w:eastAsia="en-IN"/>
           <w14:ligatures w14:val="none"/>
         </w:rPr>
-        <w:pict w14:anchorId="46C47960">
-          <v:rect id="_x0000_i1025" style="width:0;height:1.5pt" o:hralign="center" o:hrstd="t" o:hr="t" fillcolor="#a0a0a0" stroked="f"/>
+        <w:pict w14:anchorId="533A2021">
+          <v:rect id="_x0000_i1039" style="width:0;height:1.5pt" o:hralign="center" o:hrstd="t" o:hr="t" fillcolor="#a0a0a0" stroked="f"/>
         </w:pict>
       </w:r>
     </w:p>
@@ -277,7 +187,7 @@
           <w:lang w:eastAsia="en-IN"/>
           <w14:ligatures w14:val="none"/>
         </w:rPr>
-        <w:t xml:space="preserve"> Training Program 2.0 API Documentation</w:t>
+        <w:t xml:space="preserve"> Training 2.0 API Documentation</w:t>
       </w:r>
     </w:p>
     <w:p>
@@ -306,7 +216,7 @@
           <w:lang w:eastAsia="en-IN"/>
           <w14:ligatures w14:val="none"/>
         </w:rPr>
-        <w:t>🔧</w:t>
+        <w:t>📂</w:t>
       </w:r>
       <w:r>
         <w:rPr>
@@ -361,7 +271,7 @@
           <w:lang w:eastAsia="en-IN"/>
           <w14:ligatures w14:val="none"/>
         </w:rPr>
-        <w:t>http://&lt;your-server-ip&gt;:5000/api/training</w:t>
+        <w:t>http://&lt;YOUR_SERVER_IP&gt;:&lt;PORT&gt;/api/training</w:t>
       </w:r>
     </w:p>
     <w:p>
@@ -385,8 +295,8 @@
           <w:lang w:eastAsia="en-IN"/>
           <w14:ligatures w14:val="none"/>
         </w:rPr>
-        <w:pict w14:anchorId="7A7131F0">
-          <v:rect id="_x0000_i1026" style="width:0;height:1.5pt" o:hralign="center" o:hrstd="t" o:hr="t" fillcolor="#a0a0a0" stroked="f"/>
+        <w:pict w14:anchorId="77EF7318">
+          <v:rect id="_x0000_i1040" style="width:0;height:1.5pt" o:hralign="center" o:hrstd="t" o:hr="t" fillcolor="#a0a0a0" stroked="f"/>
         </w:pict>
       </w:r>
     </w:p>
@@ -416,7 +326,7 @@
           <w:lang w:eastAsia="en-IN"/>
           <w14:ligatures w14:val="none"/>
         </w:rPr>
-        <w:t>📤</w:t>
+        <w:t>📌</w:t>
       </w:r>
       <w:r>
         <w:rPr>
@@ -429,7 +339,101 @@
           <w:lang w:eastAsia="en-IN"/>
           <w14:ligatures w14:val="none"/>
         </w:rPr>
-        <w:t xml:space="preserve"> 1. Upload Training Program</w:t>
+        <w:t xml:space="preserve"> 1. Upload Training (PPT and/or Images)</w:t>
+      </w:r>
+    </w:p>
+    <w:p>
+      <w:pPr>
+        <w:spacing w:before="100" w:beforeAutospacing="1" w:after="100" w:afterAutospacing="1" w:line="240" w:lineRule="auto"/>
+        <w:rPr>
+          <w:rFonts w:ascii="Times New Roman" w:eastAsia="Times New Roman" w:hAnsi="Times New Roman" w:cs="Times New Roman"/>
+          <w:kern w:val="0"/>
+          <w:sz w:val="24"/>
+          <w:szCs w:val="24"/>
+          <w:lang w:eastAsia="en-IN"/>
+          <w14:ligatures w14:val="none"/>
+        </w:rPr>
+      </w:pPr>
+      <w:r>
+        <w:rPr>
+          <w:rFonts w:ascii="Times New Roman" w:eastAsia="Times New Roman" w:hAnsi="Times New Roman" w:cs="Times New Roman"/>
+          <w:b/>
+          <w:bCs/>
+          <w:kern w:val="0"/>
+          <w:sz w:val="24"/>
+          <w:szCs w:val="24"/>
+          <w:lang w:eastAsia="en-IN"/>
+          <w14:ligatures w14:val="none"/>
+        </w:rPr>
+        <w:t>Endpoint:</w:t>
+      </w:r>
+      <w:r>
+        <w:rPr>
+          <w:rFonts w:ascii="Times New Roman" w:eastAsia="Times New Roman" w:hAnsi="Times New Roman" w:cs="Times New Roman"/>
+          <w:kern w:val="0"/>
+          <w:sz w:val="24"/>
+          <w:szCs w:val="24"/>
+          <w:lang w:eastAsia="en-IN"/>
+          <w14:ligatures w14:val="none"/>
+        </w:rPr>
+        <w:br/>
+      </w:r>
+      <w:r>
+        <w:rPr>
+          <w:rFonts w:ascii="Courier New" w:eastAsia="Times New Roman" w:hAnsi="Courier New" w:cs="Courier New"/>
+          <w:kern w:val="0"/>
+          <w:sz w:val="20"/>
+          <w:szCs w:val="20"/>
+          <w:lang w:eastAsia="en-IN"/>
+          <w14:ligatures w14:val="none"/>
+        </w:rPr>
+        <w:t>POST /api/training/upload</w:t>
+      </w:r>
+      <w:r>
+        <w:rPr>
+          <w:rFonts w:ascii="Times New Roman" w:eastAsia="Times New Roman" w:hAnsi="Times New Roman" w:cs="Times New Roman"/>
+          <w:kern w:val="0"/>
+          <w:sz w:val="24"/>
+          <w:szCs w:val="24"/>
+          <w:lang w:eastAsia="en-IN"/>
+          <w14:ligatures w14:val="none"/>
+        </w:rPr>
+        <w:br/>
+      </w:r>
+      <w:r>
+        <w:rPr>
+          <w:rFonts w:ascii="Times New Roman" w:eastAsia="Times New Roman" w:hAnsi="Times New Roman" w:cs="Times New Roman"/>
+          <w:b/>
+          <w:bCs/>
+          <w:kern w:val="0"/>
+          <w:sz w:val="24"/>
+          <w:szCs w:val="24"/>
+          <w:lang w:eastAsia="en-IN"/>
+          <w14:ligatures w14:val="none"/>
+        </w:rPr>
+        <w:t>Content-Type:</w:t>
+      </w:r>
+      <w:r>
+        <w:rPr>
+          <w:rFonts w:ascii="Times New Roman" w:eastAsia="Times New Roman" w:hAnsi="Times New Roman" w:cs="Times New Roman"/>
+          <w:kern w:val="0"/>
+          <w:sz w:val="24"/>
+          <w:szCs w:val="24"/>
+          <w:lang w:eastAsia="en-IN"/>
+          <w14:ligatures w14:val="none"/>
+        </w:rPr>
+        <w:t xml:space="preserve"> </w:t>
+      </w:r>
+      <w:r>
+        <w:rPr>
+          <w:rFonts w:ascii="Courier New" w:eastAsia="Times New Roman" w:hAnsi="Courier New" w:cs="Courier New"/>
+          <w:kern w:val="0"/>
+          <w:sz w:val="20"/>
+          <w:szCs w:val="20"/>
+          <w:lang w:eastAsia="en-IN"/>
+          <w14:ligatures w14:val="none"/>
+        </w:rPr>
+        <w:t>multipart/form-data</w:t>
       </w:r>
     </w:p>
     <w:p>
@@ -449,7 +453,7 @@
       </w:pPr>
       <w:r>
         <w:rPr>
-          <w:rFonts w:ascii="Times New Roman" w:eastAsia="Times New Roman" w:hAnsi="Times New Roman" w:cs="Times New Roman"/>
+          <w:rFonts w:ascii="Segoe UI Emoji" w:eastAsia="Times New Roman" w:hAnsi="Segoe UI Emoji" w:cs="Segoe UI Emoji"/>
           <w:b/>
           <w:bCs/>
           <w:kern w:val="0"/>
@@ -458,202 +462,20 @@
           <w:lang w:eastAsia="en-IN"/>
           <w14:ligatures w14:val="none"/>
         </w:rPr>
-        <w:t xml:space="preserve">POST </w:t>
-      </w:r>
-      <w:r>
-        <w:rPr>
-          <w:rFonts w:ascii="Courier New" w:eastAsia="Times New Roman" w:hAnsi="Courier New" w:cs="Courier New"/>
+        <w:t>🔸</w:t>
+      </w:r>
+      <w:r>
+        <w:rPr>
+          <w:rFonts w:ascii="Times New Roman" w:eastAsia="Times New Roman" w:hAnsi="Times New Roman" w:cs="Times New Roman"/>
           <w:b/>
           <w:bCs/>
           <w:kern w:val="0"/>
-          <w:sz w:val="20"/>
-          <w:szCs w:val="20"/>
-          <w:lang w:eastAsia="en-IN"/>
-          <w14:ligatures w14:val="none"/>
-        </w:rPr>
-        <w:t>/upload</w:t>
-      </w:r>
-    </w:p>
-    <w:p>
-      <w:pPr>
-        <w:spacing w:before="100" w:beforeAutospacing="1" w:after="100" w:afterAutospacing="1" w:line="240" w:lineRule="auto"/>
-        <w:rPr>
-          <w:rFonts w:ascii="Times New Roman" w:eastAsia="Times New Roman" w:hAnsi="Times New Roman" w:cs="Times New Roman"/>
-          <w:kern w:val="0"/>
-          <w:sz w:val="24"/>
-          <w:szCs w:val="24"/>
-          <w:lang w:eastAsia="en-IN"/>
-          <w14:ligatures w14:val="none"/>
-        </w:rPr>
-      </w:pPr>
-      <w:r>
-        <w:rPr>
-          <w:rFonts w:ascii="Times New Roman" w:eastAsia="Times New Roman" w:hAnsi="Times New Roman" w:cs="Times New Roman"/>
-          <w:b/>
-          <w:bCs/>
-          <w:kern w:val="0"/>
-          <w:sz w:val="24"/>
-          <w:szCs w:val="24"/>
-          <w:lang w:eastAsia="en-IN"/>
-          <w14:ligatures w14:val="none"/>
-        </w:rPr>
-        <w:t>Description:</w:t>
-      </w:r>
-      <w:r>
-        <w:rPr>
-          <w:rFonts w:ascii="Times New Roman" w:eastAsia="Times New Roman" w:hAnsi="Times New Roman" w:cs="Times New Roman"/>
-          <w:kern w:val="0"/>
-          <w:sz w:val="24"/>
-          <w:szCs w:val="24"/>
-          <w:lang w:eastAsia="en-IN"/>
-          <w14:ligatures w14:val="none"/>
-        </w:rPr>
-        <w:br/>
-        <w:t xml:space="preserve">Upload a </w:t>
-      </w:r>
-      <w:r>
-        <w:rPr>
-          <w:rFonts w:ascii="Courier New" w:eastAsia="Times New Roman" w:hAnsi="Courier New" w:cs="Courier New"/>
-          <w:kern w:val="0"/>
-          <w:sz w:val="20"/>
-          <w:szCs w:val="20"/>
-          <w:lang w:eastAsia="en-IN"/>
-          <w14:ligatures w14:val="none"/>
-        </w:rPr>
-        <w:t>.ppt</w:t>
-      </w:r>
-      <w:r>
-        <w:rPr>
-          <w:rFonts w:ascii="Times New Roman" w:eastAsia="Times New Roman" w:hAnsi="Times New Roman" w:cs="Times New Roman"/>
-          <w:kern w:val="0"/>
-          <w:sz w:val="24"/>
-          <w:szCs w:val="24"/>
-          <w:lang w:eastAsia="en-IN"/>
-          <w14:ligatures w14:val="none"/>
-        </w:rPr>
-        <w:t xml:space="preserve"> or </w:t>
-      </w:r>
-      <w:r>
-        <w:rPr>
-          <w:rFonts w:ascii="Courier New" w:eastAsia="Times New Roman" w:hAnsi="Courier New" w:cs="Courier New"/>
-          <w:kern w:val="0"/>
-          <w:sz w:val="20"/>
-          <w:szCs w:val="20"/>
-          <w:lang w:eastAsia="en-IN"/>
-          <w14:ligatures w14:val="none"/>
-        </w:rPr>
-        <w:t>.pptx</w:t>
-      </w:r>
-      <w:r>
-        <w:rPr>
-          <w:rFonts w:ascii="Times New Roman" w:eastAsia="Times New Roman" w:hAnsi="Times New Roman" w:cs="Times New Roman"/>
-          <w:kern w:val="0"/>
-          <w:sz w:val="24"/>
-          <w:szCs w:val="24"/>
-          <w:lang w:eastAsia="en-IN"/>
-          <w14:ligatures w14:val="none"/>
-        </w:rPr>
-        <w:t xml:space="preserve"> file with a training name and machine code. This will be stored and later played as a slideshow.</w:t>
-      </w:r>
-    </w:p>
-    <w:p>
-      <w:pPr>
-        <w:spacing w:before="100" w:beforeAutospacing="1" w:after="100" w:afterAutospacing="1" w:line="240" w:lineRule="auto"/>
-        <w:outlineLvl w:val="2"/>
-        <w:rPr>
-          <w:rFonts w:ascii="Times New Roman" w:eastAsia="Times New Roman" w:hAnsi="Times New Roman" w:cs="Times New Roman"/>
-          <w:b/>
-          <w:bCs/>
-          <w:kern w:val="0"/>
           <w:sz w:val="27"/>
           <w:szCs w:val="27"/>
           <w:lang w:eastAsia="en-IN"/>
           <w14:ligatures w14:val="none"/>
         </w:rPr>
-      </w:pPr>
-      <w:r>
-        <w:rPr>
-          <w:rFonts w:ascii="Times New Roman" w:eastAsia="Times New Roman" w:hAnsi="Times New Roman" w:cs="Times New Roman"/>
-          <w:b/>
-          <w:bCs/>
-          <w:kern w:val="0"/>
-          <w:sz w:val="27"/>
-          <w:szCs w:val="27"/>
-          <w:lang w:eastAsia="en-IN"/>
-          <w14:ligatures w14:val="none"/>
-        </w:rPr>
-        <w:t>Headers</w:t>
-      </w:r>
-    </w:p>
-    <w:p>
-      <w:pPr>
-        <w:tabs>
-          <w:tab w:val="left" w:pos="916"/>
-          <w:tab w:val="left" w:pos="1832"/>
-          <w:tab w:val="left" w:pos="2748"/>
-          <w:tab w:val="left" w:pos="3664"/>
-          <w:tab w:val="left" w:pos="4580"/>
-          <w:tab w:val="left" w:pos="5496"/>
-          <w:tab w:val="left" w:pos="6412"/>
-          <w:tab w:val="left" w:pos="7328"/>
-          <w:tab w:val="left" w:pos="8244"/>
-          <w:tab w:val="left" w:pos="9160"/>
-          <w:tab w:val="left" w:pos="10076"/>
-          <w:tab w:val="left" w:pos="10992"/>
-          <w:tab w:val="left" w:pos="11908"/>
-          <w:tab w:val="left" w:pos="12824"/>
-          <w:tab w:val="left" w:pos="13740"/>
-          <w:tab w:val="left" w:pos="14656"/>
-        </w:tabs>
-        <w:spacing w:after="0" w:line="240" w:lineRule="auto"/>
-        <w:rPr>
-          <w:rFonts w:ascii="Courier New" w:eastAsia="Times New Roman" w:hAnsi="Courier New" w:cs="Courier New"/>
-          <w:kern w:val="0"/>
-          <w:sz w:val="20"/>
-          <w:szCs w:val="20"/>
-          <w:lang w:eastAsia="en-IN"/>
-          <w14:ligatures w14:val="none"/>
-        </w:rPr>
-      </w:pPr>
-      <w:r>
-        <w:rPr>
-          <w:rFonts w:ascii="Courier New" w:eastAsia="Times New Roman" w:hAnsi="Courier New" w:cs="Courier New"/>
-          <w:kern w:val="0"/>
-          <w:sz w:val="20"/>
-          <w:szCs w:val="20"/>
-          <w:lang w:eastAsia="en-IN"/>
-          <w14:ligatures w14:val="none"/>
-        </w:rPr>
-        <w:t>Content-Type: multipart/form-data</w:t>
-      </w:r>
-    </w:p>
-    <w:p>
-      <w:pPr>
-        <w:spacing w:before="100" w:beforeAutospacing="1" w:after="100" w:afterAutospacing="1" w:line="240" w:lineRule="auto"/>
-        <w:outlineLvl w:val="2"/>
-        <w:rPr>
-          <w:rFonts w:ascii="Times New Roman" w:eastAsia="Times New Roman" w:hAnsi="Times New Roman" w:cs="Times New Roman"/>
-          <w:b/>
-          <w:bCs/>
-          <w:kern w:val="0"/>
-          <w:sz w:val="27"/>
-          <w:szCs w:val="27"/>
-          <w:lang w:eastAsia="en-IN"/>
-          <w14:ligatures w14:val="none"/>
-        </w:rPr>
-      </w:pPr>
-      <w:r>
-        <w:rPr>
-          <w:rFonts w:ascii="Times New Roman" w:eastAsia="Times New Roman" w:hAnsi="Times New Roman" w:cs="Times New Roman"/>
-          <w:b/>
-          <w:bCs/>
-          <w:kern w:val="0"/>
-          <w:sz w:val="27"/>
-          <w:szCs w:val="27"/>
-          <w:lang w:eastAsia="en-IN"/>
-          <w14:ligatures w14:val="none"/>
-        </w:rPr>
-        <w:t>Body Parameters (form-data)</w:t>
+        <w:t xml:space="preserve"> Request Fields (form-data)</w:t>
       </w:r>
     </w:p>
     <w:tbl>
@@ -670,9 +492,9 @@
       </w:tblPr>
       <w:tblGrid>
         <w:gridCol w:w="1516"/>
-        <w:gridCol w:w="647"/>
+        <w:gridCol w:w="781"/>
         <w:gridCol w:w="1020"/>
-        <w:gridCol w:w="2995"/>
+        <w:gridCol w:w="3634"/>
       </w:tblGrid>
       <w:tr>
         <w:trPr>
@@ -855,7 +677,7 @@
                 <w:lang w:eastAsia="en-IN"/>
                 <w14:ligatures w14:val="none"/>
               </w:rPr>
-              <w:t>ppt</w:t>
+              <w:t>trainingName</w:t>
             </w:r>
           </w:p>
         </w:tc>
@@ -879,14 +701,14 @@
             </w:pPr>
             <w:r>
               <w:rPr>
-                <w:rFonts w:ascii="Times New Roman" w:eastAsia="Times New Roman" w:hAnsi="Times New Roman" w:cs="Times New Roman"/>
-                <w:kern w:val="0"/>
-                <w:sz w:val="24"/>
-                <w:szCs w:val="24"/>
-                <w:lang w:eastAsia="en-IN"/>
-                <w14:ligatures w14:val="none"/>
-              </w:rPr>
-              <w:t>File</w:t>
+                <w:rFonts w:ascii="Courier New" w:eastAsia="Times New Roman" w:hAnsi="Courier New" w:cs="Courier New"/>
+                <w:kern w:val="0"/>
+                <w:sz w:val="20"/>
+                <w:szCs w:val="20"/>
+                <w:lang w:eastAsia="en-IN"/>
+                <w14:ligatures w14:val="none"/>
+              </w:rPr>
+              <w:t>string</w:t>
             </w:r>
           </w:p>
         </w:tc>
@@ -948,51 +770,7 @@
                 <w:lang w:eastAsia="en-IN"/>
                 <w14:ligatures w14:val="none"/>
               </w:rPr>
-              <w:t>PowerPoint file (</w:t>
-            </w:r>
-            <w:r>
-              <w:rPr>
-                <w:rFonts w:ascii="Courier New" w:eastAsia="Times New Roman" w:hAnsi="Courier New" w:cs="Courier New"/>
-                <w:kern w:val="0"/>
-                <w:sz w:val="20"/>
-                <w:szCs w:val="20"/>
-                <w:lang w:eastAsia="en-IN"/>
-                <w14:ligatures w14:val="none"/>
-              </w:rPr>
-              <w:t>.ppt</w:t>
-            </w:r>
-            <w:r>
-              <w:rPr>
-                <w:rFonts w:ascii="Times New Roman" w:eastAsia="Times New Roman" w:hAnsi="Times New Roman" w:cs="Times New Roman"/>
-                <w:kern w:val="0"/>
-                <w:sz w:val="24"/>
-                <w:szCs w:val="24"/>
-                <w:lang w:eastAsia="en-IN"/>
-                <w14:ligatures w14:val="none"/>
-              </w:rPr>
-              <w:t xml:space="preserve">, </w:t>
-            </w:r>
-            <w:r>
-              <w:rPr>
-                <w:rFonts w:ascii="Courier New" w:eastAsia="Times New Roman" w:hAnsi="Courier New" w:cs="Courier New"/>
-                <w:kern w:val="0"/>
-                <w:sz w:val="20"/>
-                <w:szCs w:val="20"/>
-                <w:lang w:eastAsia="en-IN"/>
-                <w14:ligatures w14:val="none"/>
-              </w:rPr>
-              <w:t>.pptx</w:t>
-            </w:r>
-            <w:r>
-              <w:rPr>
-                <w:rFonts w:ascii="Times New Roman" w:eastAsia="Times New Roman" w:hAnsi="Times New Roman" w:cs="Times New Roman"/>
-                <w:kern w:val="0"/>
-                <w:sz w:val="24"/>
-                <w:szCs w:val="24"/>
-                <w:lang w:eastAsia="en-IN"/>
-                <w14:ligatures w14:val="none"/>
-              </w:rPr>
-              <w:t>)</w:t>
+              <w:t>Name/title of the training</w:t>
             </w:r>
           </w:p>
         </w:tc>
@@ -1028,7 +806,7 @@
                 <w:lang w:eastAsia="en-IN"/>
                 <w14:ligatures w14:val="none"/>
               </w:rPr>
-              <w:t>trainingName</w:t>
+              <w:t>machineCode</w:t>
             </w:r>
           </w:p>
         </w:tc>
@@ -1052,14 +830,14 @@
             </w:pPr>
             <w:r>
               <w:rPr>
-                <w:rFonts w:ascii="Times New Roman" w:eastAsia="Times New Roman" w:hAnsi="Times New Roman" w:cs="Times New Roman"/>
-                <w:kern w:val="0"/>
-                <w:sz w:val="24"/>
-                <w:szCs w:val="24"/>
-                <w:lang w:eastAsia="en-IN"/>
-                <w14:ligatures w14:val="none"/>
-              </w:rPr>
-              <w:t>String</w:t>
+                <w:rFonts w:ascii="Courier New" w:eastAsia="Times New Roman" w:hAnsi="Courier New" w:cs="Courier New"/>
+                <w:kern w:val="0"/>
+                <w:sz w:val="20"/>
+                <w:szCs w:val="20"/>
+                <w:lang w:eastAsia="en-IN"/>
+                <w14:ligatures w14:val="none"/>
+              </w:rPr>
+              <w:t>string</w:t>
             </w:r>
           </w:p>
         </w:tc>
@@ -1121,7 +899,7 @@
                 <w:lang w:eastAsia="en-IN"/>
                 <w14:ligatures w14:val="none"/>
               </w:rPr>
-              <w:t>Name of the training</w:t>
+              <w:t>Unique code identifying the machine</w:t>
             </w:r>
           </w:p>
         </w:tc>
@@ -1157,7 +935,7 @@
                 <w:lang w:eastAsia="en-IN"/>
                 <w14:ligatures w14:val="none"/>
               </w:rPr>
-              <w:t>machineCode</w:t>
+              <w:t>ppt</w:t>
             </w:r>
           </w:p>
         </w:tc>
@@ -1181,14 +959,14 @@
             </w:pPr>
             <w:r>
               <w:rPr>
-                <w:rFonts w:ascii="Times New Roman" w:eastAsia="Times New Roman" w:hAnsi="Times New Roman" w:cs="Times New Roman"/>
-                <w:kern w:val="0"/>
-                <w:sz w:val="24"/>
-                <w:szCs w:val="24"/>
-                <w:lang w:eastAsia="en-IN"/>
-                <w14:ligatures w14:val="none"/>
-              </w:rPr>
-              <w:t>String</w:t>
+                <w:rFonts w:ascii="Courier New" w:eastAsia="Times New Roman" w:hAnsi="Courier New" w:cs="Courier New"/>
+                <w:kern w:val="0"/>
+                <w:sz w:val="20"/>
+                <w:szCs w:val="20"/>
+                <w:lang w:eastAsia="en-IN"/>
+                <w14:ligatures w14:val="none"/>
+              </w:rPr>
+              <w:t>file</w:t>
             </w:r>
           </w:p>
         </w:tc>
@@ -1219,7 +997,7 @@
                 <w:lang w:eastAsia="en-IN"/>
                 <w14:ligatures w14:val="none"/>
               </w:rPr>
-              <w:t>✅</w:t>
+              <w:t>❌</w:t>
             </w:r>
           </w:p>
         </w:tc>
@@ -1250,7 +1028,193 @@
                 <w:lang w:eastAsia="en-IN"/>
                 <w14:ligatures w14:val="none"/>
               </w:rPr>
-              <w:t>Code of the machine</w:t>
+              <w:t xml:space="preserve">A </w:t>
+            </w:r>
+            <w:r>
+              <w:rPr>
+                <w:rFonts w:ascii="Courier New" w:eastAsia="Times New Roman" w:hAnsi="Courier New" w:cs="Courier New"/>
+                <w:kern w:val="0"/>
+                <w:sz w:val="20"/>
+                <w:szCs w:val="20"/>
+                <w:lang w:eastAsia="en-IN"/>
+                <w14:ligatures w14:val="none"/>
+              </w:rPr>
+              <w:t>.ppt</w:t>
+            </w:r>
+            <w:r>
+              <w:rPr>
+                <w:rFonts w:ascii="Times New Roman" w:eastAsia="Times New Roman" w:hAnsi="Times New Roman" w:cs="Times New Roman"/>
+                <w:kern w:val="0"/>
+                <w:sz w:val="24"/>
+                <w:szCs w:val="24"/>
+                <w:lang w:eastAsia="en-IN"/>
+                <w14:ligatures w14:val="none"/>
+              </w:rPr>
+              <w:t xml:space="preserve"> or </w:t>
+            </w:r>
+            <w:r>
+              <w:rPr>
+                <w:rFonts w:ascii="Courier New" w:eastAsia="Times New Roman" w:hAnsi="Courier New" w:cs="Courier New"/>
+                <w:kern w:val="0"/>
+                <w:sz w:val="20"/>
+                <w:szCs w:val="20"/>
+                <w:lang w:eastAsia="en-IN"/>
+                <w14:ligatures w14:val="none"/>
+              </w:rPr>
+              <w:t>.pptx</w:t>
+            </w:r>
+            <w:r>
+              <w:rPr>
+                <w:rFonts w:ascii="Times New Roman" w:eastAsia="Times New Roman" w:hAnsi="Times New Roman" w:cs="Times New Roman"/>
+                <w:kern w:val="0"/>
+                <w:sz w:val="24"/>
+                <w:szCs w:val="24"/>
+                <w:lang w:eastAsia="en-IN"/>
+                <w14:ligatures w14:val="none"/>
+              </w:rPr>
+              <w:t xml:space="preserve"> file (optional)</w:t>
+            </w:r>
+          </w:p>
+        </w:tc>
+      </w:tr>
+      <w:tr>
+        <w:trPr>
+          <w:tblCellSpacing w:w="15" w:type="dxa"/>
+        </w:trPr>
+        <w:tc>
+          <w:tcPr>
+            <w:tcW w:w="0" w:type="auto"/>
+            <w:vAlign w:val="center"/>
+            <w:hideMark/>
+          </w:tcPr>
+          <w:p>
+            <w:pPr>
+              <w:spacing w:after="0" w:line="240" w:lineRule="auto"/>
+              <w:rPr>
+                <w:rFonts w:ascii="Times New Roman" w:eastAsia="Times New Roman" w:hAnsi="Times New Roman" w:cs="Times New Roman"/>
+                <w:kern w:val="0"/>
+                <w:sz w:val="24"/>
+                <w:szCs w:val="24"/>
+                <w:lang w:eastAsia="en-IN"/>
+                <w14:ligatures w14:val="none"/>
+              </w:rPr>
+            </w:pPr>
+            <w:r>
+              <w:rPr>
+                <w:rFonts w:ascii="Courier New" w:eastAsia="Times New Roman" w:hAnsi="Courier New" w:cs="Courier New"/>
+                <w:kern w:val="0"/>
+                <w:sz w:val="20"/>
+                <w:szCs w:val="20"/>
+                <w:lang w:eastAsia="en-IN"/>
+                <w14:ligatures w14:val="none"/>
+              </w:rPr>
+              <w:t>images</w:t>
+            </w:r>
+          </w:p>
+        </w:tc>
+        <w:tc>
+          <w:tcPr>
+            <w:tcW w:w="0" w:type="auto"/>
+            <w:vAlign w:val="center"/>
+            <w:hideMark/>
+          </w:tcPr>
+          <w:p>
+            <w:pPr>
+              <w:spacing w:after="0" w:line="240" w:lineRule="auto"/>
+              <w:rPr>
+                <w:rFonts w:ascii="Times New Roman" w:eastAsia="Times New Roman" w:hAnsi="Times New Roman" w:cs="Times New Roman"/>
+                <w:kern w:val="0"/>
+                <w:sz w:val="24"/>
+                <w:szCs w:val="24"/>
+                <w:lang w:eastAsia="en-IN"/>
+                <w14:ligatures w14:val="none"/>
+              </w:rPr>
+            </w:pPr>
+            <w:proofErr w:type="gramStart"/>
+            <w:r>
+              <w:rPr>
+                <w:rFonts w:ascii="Courier New" w:eastAsia="Times New Roman" w:hAnsi="Courier New" w:cs="Courier New"/>
+                <w:kern w:val="0"/>
+                <w:sz w:val="20"/>
+                <w:szCs w:val="20"/>
+                <w:lang w:eastAsia="en-IN"/>
+                <w14:ligatures w14:val="none"/>
+              </w:rPr>
+              <w:t>file[</w:t>
+            </w:r>
+            <w:proofErr w:type="gramEnd"/>
+            <w:r>
+              <w:rPr>
+                <w:rFonts w:ascii="Courier New" w:eastAsia="Times New Roman" w:hAnsi="Courier New" w:cs="Courier New"/>
+                <w:kern w:val="0"/>
+                <w:sz w:val="20"/>
+                <w:szCs w:val="20"/>
+                <w:lang w:eastAsia="en-IN"/>
+                <w14:ligatures w14:val="none"/>
+              </w:rPr>
+              <w:t>]</w:t>
+            </w:r>
+          </w:p>
+        </w:tc>
+        <w:tc>
+          <w:tcPr>
+            <w:tcW w:w="0" w:type="auto"/>
+            <w:vAlign w:val="center"/>
+            <w:hideMark/>
+          </w:tcPr>
+          <w:p>
+            <w:pPr>
+              <w:spacing w:after="0" w:line="240" w:lineRule="auto"/>
+              <w:rPr>
+                <w:rFonts w:ascii="Times New Roman" w:eastAsia="Times New Roman" w:hAnsi="Times New Roman" w:cs="Times New Roman"/>
+                <w:kern w:val="0"/>
+                <w:sz w:val="24"/>
+                <w:szCs w:val="24"/>
+                <w:lang w:eastAsia="en-IN"/>
+                <w14:ligatures w14:val="none"/>
+              </w:rPr>
+            </w:pPr>
+            <w:r>
+              <w:rPr>
+                <w:rFonts w:ascii="Segoe UI Emoji" w:eastAsia="Times New Roman" w:hAnsi="Segoe UI Emoji" w:cs="Segoe UI Emoji"/>
+                <w:kern w:val="0"/>
+                <w:sz w:val="24"/>
+                <w:szCs w:val="24"/>
+                <w:lang w:eastAsia="en-IN"/>
+                <w14:ligatures w14:val="none"/>
+              </w:rPr>
+              <w:t>❌</w:t>
+            </w:r>
+          </w:p>
+        </w:tc>
+        <w:tc>
+          <w:tcPr>
+            <w:tcW w:w="0" w:type="auto"/>
+            <w:vAlign w:val="center"/>
+            <w:hideMark/>
+          </w:tcPr>
+          <w:p>
+            <w:pPr>
+              <w:spacing w:after="0" w:line="240" w:lineRule="auto"/>
+              <w:rPr>
+                <w:rFonts w:ascii="Times New Roman" w:eastAsia="Times New Roman" w:hAnsi="Times New Roman" w:cs="Times New Roman"/>
+                <w:kern w:val="0"/>
+                <w:sz w:val="24"/>
+                <w:szCs w:val="24"/>
+                <w:lang w:eastAsia="en-IN"/>
+                <w14:ligatures w14:val="none"/>
+              </w:rPr>
+            </w:pPr>
+            <w:r>
+              <w:rPr>
+                <w:rFonts w:ascii="Times New Roman" w:eastAsia="Times New Roman" w:hAnsi="Times New Roman" w:cs="Times New Roman"/>
+                <w:kern w:val="0"/>
+                <w:sz w:val="24"/>
+                <w:szCs w:val="24"/>
+                <w:lang w:eastAsia="en-IN"/>
+                <w14:ligatures w14:val="none"/>
+              </w:rPr>
+              <w:t>Multiple image files (jpeg, jpg, png)</w:t>
             </w:r>
           </w:p>
         </w:tc>
@@ -1259,6 +1223,109 @@
     <w:p>
       <w:pPr>
         <w:spacing w:before="100" w:beforeAutospacing="1" w:after="100" w:afterAutospacing="1" w:line="240" w:lineRule="auto"/>
+        <w:rPr>
+          <w:rFonts w:ascii="Times New Roman" w:eastAsia="Times New Roman" w:hAnsi="Times New Roman" w:cs="Times New Roman"/>
+          <w:kern w:val="0"/>
+          <w:sz w:val="24"/>
+          <w:szCs w:val="24"/>
+          <w:lang w:eastAsia="en-IN"/>
+          <w14:ligatures w14:val="none"/>
+        </w:rPr>
+      </w:pPr>
+      <w:r>
+        <w:rPr>
+          <w:rFonts w:ascii="Segoe UI Emoji" w:eastAsia="Times New Roman" w:hAnsi="Segoe UI Emoji" w:cs="Segoe UI Emoji"/>
+          <w:kern w:val="0"/>
+          <w:sz w:val="24"/>
+          <w:szCs w:val="24"/>
+          <w:lang w:eastAsia="en-IN"/>
+          <w14:ligatures w14:val="none"/>
+        </w:rPr>
+        <w:t>✅</w:t>
+      </w:r>
+      <w:r>
+        <w:rPr>
+          <w:rFonts w:ascii="Times New Roman" w:eastAsia="Times New Roman" w:hAnsi="Times New Roman" w:cs="Times New Roman"/>
+          <w:kern w:val="0"/>
+          <w:sz w:val="24"/>
+          <w:szCs w:val="24"/>
+          <w:lang w:eastAsia="en-IN"/>
+          <w14:ligatures w14:val="none"/>
+        </w:rPr>
+        <w:t xml:space="preserve"> You must upload </w:t>
+      </w:r>
+      <w:r>
+        <w:rPr>
+          <w:rFonts w:ascii="Times New Roman" w:eastAsia="Times New Roman" w:hAnsi="Times New Roman" w:cs="Times New Roman"/>
+          <w:b/>
+          <w:bCs/>
+          <w:kern w:val="0"/>
+          <w:sz w:val="24"/>
+          <w:szCs w:val="24"/>
+          <w:lang w:eastAsia="en-IN"/>
+          <w14:ligatures w14:val="none"/>
+        </w:rPr>
+        <w:t>at least one</w:t>
+      </w:r>
+      <w:r>
+        <w:rPr>
+          <w:rFonts w:ascii="Times New Roman" w:eastAsia="Times New Roman" w:hAnsi="Times New Roman" w:cs="Times New Roman"/>
+          <w:kern w:val="0"/>
+          <w:sz w:val="24"/>
+          <w:szCs w:val="24"/>
+          <w:lang w:eastAsia="en-IN"/>
+          <w14:ligatures w14:val="none"/>
+        </w:rPr>
+        <w:t xml:space="preserve"> of </w:t>
+      </w:r>
+      <w:r>
+        <w:rPr>
+          <w:rFonts w:ascii="Courier New" w:eastAsia="Times New Roman" w:hAnsi="Courier New" w:cs="Courier New"/>
+          <w:kern w:val="0"/>
+          <w:sz w:val="20"/>
+          <w:szCs w:val="20"/>
+          <w:lang w:eastAsia="en-IN"/>
+          <w14:ligatures w14:val="none"/>
+        </w:rPr>
+        <w:t>ppt</w:t>
+      </w:r>
+      <w:r>
+        <w:rPr>
+          <w:rFonts w:ascii="Times New Roman" w:eastAsia="Times New Roman" w:hAnsi="Times New Roman" w:cs="Times New Roman"/>
+          <w:kern w:val="0"/>
+          <w:sz w:val="24"/>
+          <w:szCs w:val="24"/>
+          <w:lang w:eastAsia="en-IN"/>
+          <w14:ligatures w14:val="none"/>
+        </w:rPr>
+        <w:t xml:space="preserve"> or </w:t>
+      </w:r>
+      <w:r>
+        <w:rPr>
+          <w:rFonts w:ascii="Courier New" w:eastAsia="Times New Roman" w:hAnsi="Courier New" w:cs="Courier New"/>
+          <w:kern w:val="0"/>
+          <w:sz w:val="20"/>
+          <w:szCs w:val="20"/>
+          <w:lang w:eastAsia="en-IN"/>
+          <w14:ligatures w14:val="none"/>
+        </w:rPr>
+        <w:t>images</w:t>
+      </w:r>
+      <w:r>
+        <w:rPr>
+          <w:rFonts w:ascii="Times New Roman" w:eastAsia="Times New Roman" w:hAnsi="Times New Roman" w:cs="Times New Roman"/>
+          <w:kern w:val="0"/>
+          <w:sz w:val="24"/>
+          <w:szCs w:val="24"/>
+          <w:lang w:eastAsia="en-IN"/>
+          <w14:ligatures w14:val="none"/>
+        </w:rPr>
+        <w:t>.</w:t>
+      </w:r>
+    </w:p>
+    <w:p>
+      <w:pPr>
+        <w:spacing w:before="100" w:beforeAutospacing="1" w:after="100" w:afterAutospacing="1" w:line="240" w:lineRule="auto"/>
         <w:outlineLvl w:val="2"/>
         <w:rPr>
           <w:rFonts w:ascii="Times New Roman" w:eastAsia="Times New Roman" w:hAnsi="Times New Roman" w:cs="Times New Roman"/>
@@ -1295,14 +1362,14 @@
           <w:lang w:eastAsia="en-IN"/>
           <w14:ligatures w14:val="none"/>
         </w:rPr>
-        <w:t xml:space="preserve"> Example in Postman:</w:t>
+        <w:t xml:space="preserve"> Sample Postman Setup</w:t>
       </w:r>
     </w:p>
     <w:p>
       <w:pPr>
         <w:numPr>
           <w:ilvl w:val="0"/>
-          <w:numId w:val="1"/>
+          <w:numId w:val="5"/>
         </w:numPr>
         <w:spacing w:before="100" w:beforeAutospacing="1" w:after="100" w:afterAutospacing="1" w:line="240" w:lineRule="auto"/>
         <w:rPr>
@@ -1341,7 +1408,7 @@
       <w:pPr>
         <w:numPr>
           <w:ilvl w:val="0"/>
-          <w:numId w:val="1"/>
+          <w:numId w:val="5"/>
         </w:numPr>
         <w:spacing w:before="100" w:beforeAutospacing="1" w:after="100" w:afterAutospacing="1" w:line="240" w:lineRule="auto"/>
         <w:rPr>
@@ -1380,7 +1447,7 @@
       <w:pPr>
         <w:numPr>
           <w:ilvl w:val="0"/>
-          <w:numId w:val="1"/>
+          <w:numId w:val="5"/>
         </w:numPr>
         <w:spacing w:before="100" w:beforeAutospacing="1" w:after="100" w:afterAutospacing="1" w:line="240" w:lineRule="auto"/>
         <w:rPr>
@@ -1401,14 +1468,14 @@
           <w:lang w:eastAsia="en-IN"/>
           <w14:ligatures w14:val="none"/>
         </w:rPr>
-        <w:t>Body: form-data</w:t>
+        <w:t>Body → form-data:</w:t>
       </w:r>
     </w:p>
     <w:p>
       <w:pPr>
         <w:numPr>
           <w:ilvl w:val="1"/>
-          <w:numId w:val="1"/>
+          <w:numId w:val="5"/>
         </w:numPr>
         <w:spacing w:before="100" w:beforeAutospacing="1" w:after="100" w:afterAutospacing="1" w:line="240" w:lineRule="auto"/>
         <w:rPr>
@@ -1429,69 +1496,36 @@
           <w:lang w:eastAsia="en-IN"/>
           <w14:ligatures w14:val="none"/>
         </w:rPr>
-        <w:t>ppt</w:t>
-      </w:r>
-      <w:r>
-        <w:rPr>
-          <w:rFonts w:ascii="Times New Roman" w:eastAsia="Times New Roman" w:hAnsi="Times New Roman" w:cs="Times New Roman"/>
-          <w:kern w:val="0"/>
-          <w:sz w:val="24"/>
-          <w:szCs w:val="24"/>
-          <w:lang w:eastAsia="en-IN"/>
-          <w14:ligatures w14:val="none"/>
-        </w:rPr>
-        <w:t xml:space="preserve">: attach a </w:t>
-      </w:r>
-      <w:r>
-        <w:rPr>
-          <w:rFonts w:ascii="Courier New" w:eastAsia="Times New Roman" w:hAnsi="Courier New" w:cs="Courier New"/>
-          <w:kern w:val="0"/>
-          <w:sz w:val="20"/>
-          <w:szCs w:val="20"/>
-          <w:lang w:eastAsia="en-IN"/>
-          <w14:ligatures w14:val="none"/>
-        </w:rPr>
-        <w:t>.ppt</w:t>
-      </w:r>
-      <w:r>
-        <w:rPr>
-          <w:rFonts w:ascii="Times New Roman" w:eastAsia="Times New Roman" w:hAnsi="Times New Roman" w:cs="Times New Roman"/>
-          <w:kern w:val="0"/>
-          <w:sz w:val="24"/>
-          <w:szCs w:val="24"/>
-          <w:lang w:eastAsia="en-IN"/>
-          <w14:ligatures w14:val="none"/>
-        </w:rPr>
-        <w:t xml:space="preserve"> or </w:t>
-      </w:r>
-      <w:r>
-        <w:rPr>
-          <w:rFonts w:ascii="Courier New" w:eastAsia="Times New Roman" w:hAnsi="Courier New" w:cs="Courier New"/>
-          <w:kern w:val="0"/>
-          <w:sz w:val="20"/>
-          <w:szCs w:val="20"/>
-          <w:lang w:eastAsia="en-IN"/>
-          <w14:ligatures w14:val="none"/>
-        </w:rPr>
-        <w:t>.pptx</w:t>
-      </w:r>
-      <w:r>
-        <w:rPr>
-          <w:rFonts w:ascii="Times New Roman" w:eastAsia="Times New Roman" w:hAnsi="Times New Roman" w:cs="Times New Roman"/>
-          <w:kern w:val="0"/>
-          <w:sz w:val="24"/>
-          <w:szCs w:val="24"/>
-          <w:lang w:eastAsia="en-IN"/>
-          <w14:ligatures w14:val="none"/>
-        </w:rPr>
-        <w:t xml:space="preserve"> file</w:t>
+        <w:t>trainingName</w:t>
+      </w:r>
+      <w:r>
+        <w:rPr>
+          <w:rFonts w:ascii="Times New Roman" w:eastAsia="Times New Roman" w:hAnsi="Times New Roman" w:cs="Times New Roman"/>
+          <w:kern w:val="0"/>
+          <w:sz w:val="24"/>
+          <w:szCs w:val="24"/>
+          <w:lang w:eastAsia="en-IN"/>
+          <w14:ligatures w14:val="none"/>
+        </w:rPr>
+        <w:t xml:space="preserve">: </w:t>
+      </w:r>
+      <w:r>
+        <w:rPr>
+          <w:rFonts w:ascii="Courier New" w:eastAsia="Times New Roman" w:hAnsi="Courier New" w:cs="Courier New"/>
+          <w:kern w:val="0"/>
+          <w:sz w:val="20"/>
+          <w:szCs w:val="20"/>
+          <w:lang w:eastAsia="en-IN"/>
+          <w14:ligatures w14:val="none"/>
+        </w:rPr>
+        <w:t>"Operator Safety"</w:t>
       </w:r>
     </w:p>
     <w:p>
       <w:pPr>
         <w:numPr>
           <w:ilvl w:val="1"/>
-          <w:numId w:val="1"/>
+          <w:numId w:val="5"/>
         </w:numPr>
         <w:spacing w:before="100" w:beforeAutospacing="1" w:after="100" w:afterAutospacing="1" w:line="240" w:lineRule="auto"/>
         <w:rPr>
@@ -1512,7 +1546,7 @@
           <w:lang w:eastAsia="en-IN"/>
           <w14:ligatures w14:val="none"/>
         </w:rPr>
-        <w:t>trainingName</w:t>
+        <w:t>machineCode</w:t>
       </w:r>
       <w:r>
         <w:rPr>
@@ -1534,14 +1568,14 @@
           <w:lang w:eastAsia="en-IN"/>
           <w14:ligatures w14:val="none"/>
         </w:rPr>
-        <w:t>"Basic Safety"</w:t>
+        <w:t>"MCH001"</w:t>
       </w:r>
     </w:p>
     <w:p>
       <w:pPr>
         <w:numPr>
           <w:ilvl w:val="1"/>
-          <w:numId w:val="1"/>
+          <w:numId w:val="5"/>
         </w:numPr>
         <w:spacing w:before="100" w:beforeAutospacing="1" w:after="100" w:afterAutospacing="1" w:line="240" w:lineRule="auto"/>
         <w:rPr>
@@ -1562,42 +1596,118 @@
           <w:lang w:eastAsia="en-IN"/>
           <w14:ligatures w14:val="none"/>
         </w:rPr>
-        <w:t>machineCode</w:t>
-      </w:r>
-      <w:r>
-        <w:rPr>
-          <w:rFonts w:ascii="Times New Roman" w:eastAsia="Times New Roman" w:hAnsi="Times New Roman" w:cs="Times New Roman"/>
-          <w:kern w:val="0"/>
-          <w:sz w:val="24"/>
-          <w:szCs w:val="24"/>
-          <w:lang w:eastAsia="en-IN"/>
-          <w14:ligatures w14:val="none"/>
-        </w:rPr>
-        <w:t xml:space="preserve">: </w:t>
-      </w:r>
-      <w:r>
-        <w:rPr>
-          <w:rFonts w:ascii="Courier New" w:eastAsia="Times New Roman" w:hAnsi="Courier New" w:cs="Courier New"/>
-          <w:kern w:val="0"/>
-          <w:sz w:val="20"/>
-          <w:szCs w:val="20"/>
-          <w:lang w:eastAsia="en-IN"/>
-          <w14:ligatures w14:val="none"/>
-        </w:rPr>
-        <w:t>"MACHINE_001"</w:t>
-      </w:r>
-    </w:p>
-    <w:p>
-      <w:pPr>
+        <w:t>ppt</w:t>
+      </w:r>
+      <w:r>
+        <w:rPr>
+          <w:rFonts w:ascii="Times New Roman" w:eastAsia="Times New Roman" w:hAnsi="Times New Roman" w:cs="Times New Roman"/>
+          <w:kern w:val="0"/>
+          <w:sz w:val="24"/>
+          <w:szCs w:val="24"/>
+          <w:lang w:eastAsia="en-IN"/>
+          <w14:ligatures w14:val="none"/>
+        </w:rPr>
+        <w:t xml:space="preserve">: Upload </w:t>
+      </w:r>
+      <w:r>
+        <w:rPr>
+          <w:rFonts w:ascii="Courier New" w:eastAsia="Times New Roman" w:hAnsi="Courier New" w:cs="Courier New"/>
+          <w:kern w:val="0"/>
+          <w:sz w:val="20"/>
+          <w:szCs w:val="20"/>
+          <w:lang w:eastAsia="en-IN"/>
+          <w14:ligatures w14:val="none"/>
+        </w:rPr>
+        <w:t>safety.pptx</w:t>
+      </w:r>
+      <w:r>
+        <w:rPr>
+          <w:rFonts w:ascii="Times New Roman" w:eastAsia="Times New Roman" w:hAnsi="Times New Roman" w:cs="Times New Roman"/>
+          <w:kern w:val="0"/>
+          <w:sz w:val="24"/>
+          <w:szCs w:val="24"/>
+          <w:lang w:eastAsia="en-IN"/>
+          <w14:ligatures w14:val="none"/>
+        </w:rPr>
+        <w:t xml:space="preserve"> (optional)</w:t>
+      </w:r>
+    </w:p>
+    <w:p>
+      <w:pPr>
+        <w:numPr>
+          <w:ilvl w:val="1"/>
+          <w:numId w:val="5"/>
+        </w:numPr>
         <w:spacing w:before="100" w:beforeAutospacing="1" w:after="100" w:afterAutospacing="1" w:line="240" w:lineRule="auto"/>
-        <w:outlineLvl w:val="2"/>
+        <w:rPr>
+          <w:rFonts w:ascii="Times New Roman" w:eastAsia="Times New Roman" w:hAnsi="Times New Roman" w:cs="Times New Roman"/>
+          <w:kern w:val="0"/>
+          <w:sz w:val="24"/>
+          <w:szCs w:val="24"/>
+          <w:lang w:eastAsia="en-IN"/>
+          <w14:ligatures w14:val="none"/>
+        </w:rPr>
+      </w:pPr>
+      <w:r>
+        <w:rPr>
+          <w:rFonts w:ascii="Courier New" w:eastAsia="Times New Roman" w:hAnsi="Courier New" w:cs="Courier New"/>
+          <w:kern w:val="0"/>
+          <w:sz w:val="20"/>
+          <w:szCs w:val="20"/>
+          <w:lang w:eastAsia="en-IN"/>
+          <w14:ligatures w14:val="none"/>
+        </w:rPr>
+        <w:t>images</w:t>
+      </w:r>
+      <w:r>
+        <w:rPr>
+          <w:rFonts w:ascii="Times New Roman" w:eastAsia="Times New Roman" w:hAnsi="Times New Roman" w:cs="Times New Roman"/>
+          <w:kern w:val="0"/>
+          <w:sz w:val="24"/>
+          <w:szCs w:val="24"/>
+          <w:lang w:eastAsia="en-IN"/>
+          <w14:ligatures w14:val="none"/>
+        </w:rPr>
+        <w:t>: Upload one or more images (optional)</w:t>
+      </w:r>
+    </w:p>
+    <w:p>
+      <w:pPr>
+        <w:spacing w:after="0" w:line="240" w:lineRule="auto"/>
+        <w:rPr>
+          <w:rFonts w:ascii="Times New Roman" w:eastAsia="Times New Roman" w:hAnsi="Times New Roman" w:cs="Times New Roman"/>
+          <w:kern w:val="0"/>
+          <w:sz w:val="24"/>
+          <w:szCs w:val="24"/>
+          <w:lang w:eastAsia="en-IN"/>
+          <w14:ligatures w14:val="none"/>
+        </w:rPr>
+      </w:pPr>
+      <w:r>
+        <w:rPr>
+          <w:rFonts w:ascii="Times New Roman" w:eastAsia="Times New Roman" w:hAnsi="Times New Roman" w:cs="Times New Roman"/>
+          <w:kern w:val="0"/>
+          <w:sz w:val="24"/>
+          <w:szCs w:val="24"/>
+          <w:lang w:eastAsia="en-IN"/>
+          <w14:ligatures w14:val="none"/>
+        </w:rPr>
+        <w:pict w14:anchorId="381F4925">
+          <v:rect id="_x0000_i1041" style="width:0;height:1.5pt" o:hralign="center" o:hrstd="t" o:hr="t" fillcolor="#a0a0a0" stroked="f"/>
+        </w:pict>
+      </w:r>
+    </w:p>
+    <w:p>
+      <w:pPr>
+        <w:spacing w:before="100" w:beforeAutospacing="1" w:after="100" w:afterAutospacing="1" w:line="240" w:lineRule="auto"/>
+        <w:outlineLvl w:val="1"/>
         <w:rPr>
           <w:rFonts w:ascii="Times New Roman" w:eastAsia="Times New Roman" w:hAnsi="Times New Roman" w:cs="Times New Roman"/>
           <w:b/>
           <w:bCs/>
           <w:kern w:val="0"/>
-          <w:sz w:val="27"/>
-          <w:szCs w:val="27"/>
+          <w:sz w:val="36"/>
+          <w:szCs w:val="36"/>
           <w:lang w:eastAsia="en-IN"/>
           <w14:ligatures w14:val="none"/>
         </w:rPr>
@@ -1608,527 +1718,133 @@
           <w:b/>
           <w:bCs/>
           <w:kern w:val="0"/>
+          <w:sz w:val="36"/>
+          <w:szCs w:val="36"/>
+          <w:lang w:eastAsia="en-IN"/>
+          <w14:ligatures w14:val="none"/>
+        </w:rPr>
+        <w:t>📌</w:t>
+      </w:r>
+      <w:r>
+        <w:rPr>
+          <w:rFonts w:ascii="Times New Roman" w:eastAsia="Times New Roman" w:hAnsi="Times New Roman" w:cs="Times New Roman"/>
+          <w:b/>
+          <w:bCs/>
+          <w:kern w:val="0"/>
+          <w:sz w:val="36"/>
+          <w:szCs w:val="36"/>
+          <w:lang w:eastAsia="en-IN"/>
+          <w14:ligatures w14:val="none"/>
+        </w:rPr>
+        <w:t xml:space="preserve"> 2. Get Trainings</w:t>
+      </w:r>
+    </w:p>
+    <w:p>
+      <w:pPr>
+        <w:spacing w:before="100" w:beforeAutospacing="1" w:after="100" w:afterAutospacing="1" w:line="240" w:lineRule="auto"/>
+        <w:rPr>
+          <w:rFonts w:ascii="Times New Roman" w:eastAsia="Times New Roman" w:hAnsi="Times New Roman" w:cs="Times New Roman"/>
+          <w:kern w:val="0"/>
+          <w:sz w:val="24"/>
+          <w:szCs w:val="24"/>
+          <w:lang w:eastAsia="en-IN"/>
+          <w14:ligatures w14:val="none"/>
+        </w:rPr>
+      </w:pPr>
+      <w:r>
+        <w:rPr>
+          <w:rFonts w:ascii="Times New Roman" w:eastAsia="Times New Roman" w:hAnsi="Times New Roman" w:cs="Times New Roman"/>
+          <w:b/>
+          <w:bCs/>
+          <w:kern w:val="0"/>
+          <w:sz w:val="24"/>
+          <w:szCs w:val="24"/>
+          <w:lang w:eastAsia="en-IN"/>
+          <w14:ligatures w14:val="none"/>
+        </w:rPr>
+        <w:lastRenderedPageBreak/>
+        <w:t>Endpoint:</w:t>
+      </w:r>
+      <w:r>
+        <w:rPr>
+          <w:rFonts w:ascii="Times New Roman" w:eastAsia="Times New Roman" w:hAnsi="Times New Roman" w:cs="Times New Roman"/>
+          <w:kern w:val="0"/>
+          <w:sz w:val="24"/>
+          <w:szCs w:val="24"/>
+          <w:lang w:eastAsia="en-IN"/>
+          <w14:ligatures w14:val="none"/>
+        </w:rPr>
+        <w:br/>
+      </w:r>
+      <w:r>
+        <w:rPr>
+          <w:rFonts w:ascii="Courier New" w:eastAsia="Times New Roman" w:hAnsi="Courier New" w:cs="Courier New"/>
+          <w:kern w:val="0"/>
+          <w:sz w:val="20"/>
+          <w:szCs w:val="20"/>
+          <w:lang w:eastAsia="en-IN"/>
+          <w14:ligatures w14:val="none"/>
+        </w:rPr>
+        <w:t>GET /api/training</w:t>
+      </w:r>
+      <w:r>
+        <w:rPr>
+          <w:rFonts w:ascii="Times New Roman" w:eastAsia="Times New Roman" w:hAnsi="Times New Roman" w:cs="Times New Roman"/>
+          <w:kern w:val="0"/>
+          <w:sz w:val="24"/>
+          <w:szCs w:val="24"/>
+          <w:lang w:eastAsia="en-IN"/>
+          <w14:ligatures w14:val="none"/>
+        </w:rPr>
+        <w:br/>
+      </w:r>
+      <w:r>
+        <w:rPr>
+          <w:rFonts w:ascii="Times New Roman" w:eastAsia="Times New Roman" w:hAnsi="Times New Roman" w:cs="Times New Roman"/>
+          <w:b/>
+          <w:bCs/>
+          <w:kern w:val="0"/>
+          <w:sz w:val="24"/>
+          <w:szCs w:val="24"/>
+          <w:lang w:eastAsia="en-IN"/>
+          <w14:ligatures w14:val="none"/>
+        </w:rPr>
+        <w:t>Content-Type:</w:t>
+      </w:r>
+      <w:r>
+        <w:rPr>
+          <w:rFonts w:ascii="Times New Roman" w:eastAsia="Times New Roman" w:hAnsi="Times New Roman" w:cs="Times New Roman"/>
+          <w:kern w:val="0"/>
+          <w:sz w:val="24"/>
+          <w:szCs w:val="24"/>
+          <w:lang w:eastAsia="en-IN"/>
+          <w14:ligatures w14:val="none"/>
+        </w:rPr>
+        <w:t xml:space="preserve"> </w:t>
+      </w:r>
+      <w:r>
+        <w:rPr>
+          <w:rFonts w:ascii="Courier New" w:eastAsia="Times New Roman" w:hAnsi="Courier New" w:cs="Courier New"/>
+          <w:kern w:val="0"/>
+          <w:sz w:val="20"/>
+          <w:szCs w:val="20"/>
+          <w:lang w:eastAsia="en-IN"/>
+          <w14:ligatures w14:val="none"/>
+        </w:rPr>
+        <w:t>application/json</w:t>
+      </w:r>
+    </w:p>
+    <w:p>
+      <w:pPr>
+        <w:spacing w:before="100" w:beforeAutospacing="1" w:after="100" w:afterAutospacing="1" w:line="240" w:lineRule="auto"/>
+        <w:outlineLvl w:val="2"/>
+        <w:rPr>
+          <w:rFonts w:ascii="Times New Roman" w:eastAsia="Times New Roman" w:hAnsi="Times New Roman" w:cs="Times New Roman"/>
+          <w:b/>
+          <w:bCs/>
+          <w:kern w:val="0"/>
           <w:sz w:val="27"/>
           <w:szCs w:val="27"/>
-          <w:lang w:eastAsia="en-IN"/>
-          <w14:ligatures w14:val="none"/>
-        </w:rPr>
-        <w:t>✅</w:t>
-      </w:r>
-      <w:r>
-        <w:rPr>
-          <w:rFonts w:ascii="Times New Roman" w:eastAsia="Times New Roman" w:hAnsi="Times New Roman" w:cs="Times New Roman"/>
-          <w:b/>
-          <w:bCs/>
-          <w:kern w:val="0"/>
-          <w:sz w:val="27"/>
-          <w:szCs w:val="27"/>
-          <w:lang w:eastAsia="en-IN"/>
-          <w14:ligatures w14:val="none"/>
-        </w:rPr>
-        <w:t xml:space="preserve"> Success Response:</w:t>
-      </w:r>
-    </w:p>
-    <w:p>
-      <w:pPr>
-        <w:tabs>
-          <w:tab w:val="left" w:pos="916"/>
-          <w:tab w:val="left" w:pos="1832"/>
-          <w:tab w:val="left" w:pos="2748"/>
-          <w:tab w:val="left" w:pos="3664"/>
-          <w:tab w:val="left" w:pos="4580"/>
-          <w:tab w:val="left" w:pos="5496"/>
-          <w:tab w:val="left" w:pos="6412"/>
-          <w:tab w:val="left" w:pos="7328"/>
-          <w:tab w:val="left" w:pos="8244"/>
-          <w:tab w:val="left" w:pos="9160"/>
-          <w:tab w:val="left" w:pos="10076"/>
-          <w:tab w:val="left" w:pos="10992"/>
-          <w:tab w:val="left" w:pos="11908"/>
-          <w:tab w:val="left" w:pos="12824"/>
-          <w:tab w:val="left" w:pos="13740"/>
-          <w:tab w:val="left" w:pos="14656"/>
-        </w:tabs>
-        <w:spacing w:after="0" w:line="240" w:lineRule="auto"/>
-        <w:rPr>
-          <w:rFonts w:ascii="Courier New" w:eastAsia="Times New Roman" w:hAnsi="Courier New" w:cs="Courier New"/>
-          <w:kern w:val="0"/>
-          <w:sz w:val="20"/>
-          <w:szCs w:val="20"/>
-          <w:lang w:eastAsia="en-IN"/>
-          <w14:ligatures w14:val="none"/>
-        </w:rPr>
-      </w:pPr>
-      <w:r>
-        <w:rPr>
-          <w:rFonts w:ascii="Courier New" w:eastAsia="Times New Roman" w:hAnsi="Courier New" w:cs="Courier New"/>
-          <w:kern w:val="0"/>
-          <w:sz w:val="20"/>
-          <w:szCs w:val="20"/>
-          <w:lang w:eastAsia="en-IN"/>
-          <w14:ligatures w14:val="none"/>
-        </w:rPr>
-        <w:lastRenderedPageBreak/>
-        <w:t>{</w:t>
-      </w:r>
-    </w:p>
-    <w:p>
-      <w:pPr>
-        <w:tabs>
-          <w:tab w:val="left" w:pos="916"/>
-          <w:tab w:val="left" w:pos="1832"/>
-          <w:tab w:val="left" w:pos="2748"/>
-          <w:tab w:val="left" w:pos="3664"/>
-          <w:tab w:val="left" w:pos="4580"/>
-          <w:tab w:val="left" w:pos="5496"/>
-          <w:tab w:val="left" w:pos="6412"/>
-          <w:tab w:val="left" w:pos="7328"/>
-          <w:tab w:val="left" w:pos="8244"/>
-          <w:tab w:val="left" w:pos="9160"/>
-          <w:tab w:val="left" w:pos="10076"/>
-          <w:tab w:val="left" w:pos="10992"/>
-          <w:tab w:val="left" w:pos="11908"/>
-          <w:tab w:val="left" w:pos="12824"/>
-          <w:tab w:val="left" w:pos="13740"/>
-          <w:tab w:val="left" w:pos="14656"/>
-        </w:tabs>
-        <w:spacing w:after="0" w:line="240" w:lineRule="auto"/>
-        <w:rPr>
-          <w:rFonts w:ascii="Courier New" w:eastAsia="Times New Roman" w:hAnsi="Courier New" w:cs="Courier New"/>
-          <w:kern w:val="0"/>
-          <w:sz w:val="20"/>
-          <w:szCs w:val="20"/>
-          <w:lang w:eastAsia="en-IN"/>
-          <w14:ligatures w14:val="none"/>
-        </w:rPr>
-      </w:pPr>
-      <w:r>
-        <w:rPr>
-          <w:rFonts w:ascii="Courier New" w:eastAsia="Times New Roman" w:hAnsi="Courier New" w:cs="Courier New"/>
-          <w:kern w:val="0"/>
-          <w:sz w:val="20"/>
-          <w:szCs w:val="20"/>
-          <w:lang w:eastAsia="en-IN"/>
-          <w14:ligatures w14:val="none"/>
-        </w:rPr>
-        <w:t xml:space="preserve">  "message": "Training uploaded",</w:t>
-      </w:r>
-    </w:p>
-    <w:p>
-      <w:pPr>
-        <w:tabs>
-          <w:tab w:val="left" w:pos="916"/>
-          <w:tab w:val="left" w:pos="1832"/>
-          <w:tab w:val="left" w:pos="2748"/>
-          <w:tab w:val="left" w:pos="3664"/>
-          <w:tab w:val="left" w:pos="4580"/>
-          <w:tab w:val="left" w:pos="5496"/>
-          <w:tab w:val="left" w:pos="6412"/>
-          <w:tab w:val="left" w:pos="7328"/>
-          <w:tab w:val="left" w:pos="8244"/>
-          <w:tab w:val="left" w:pos="9160"/>
-          <w:tab w:val="left" w:pos="10076"/>
-          <w:tab w:val="left" w:pos="10992"/>
-          <w:tab w:val="left" w:pos="11908"/>
-          <w:tab w:val="left" w:pos="12824"/>
-          <w:tab w:val="left" w:pos="13740"/>
-          <w:tab w:val="left" w:pos="14656"/>
-        </w:tabs>
-        <w:spacing w:after="0" w:line="240" w:lineRule="auto"/>
-        <w:rPr>
-          <w:rFonts w:ascii="Courier New" w:eastAsia="Times New Roman" w:hAnsi="Courier New" w:cs="Courier New"/>
-          <w:kern w:val="0"/>
-          <w:sz w:val="20"/>
-          <w:szCs w:val="20"/>
-          <w:lang w:eastAsia="en-IN"/>
-          <w14:ligatures w14:val="none"/>
-        </w:rPr>
-      </w:pPr>
-      <w:r>
-        <w:rPr>
-          <w:rFonts w:ascii="Courier New" w:eastAsia="Times New Roman" w:hAnsi="Courier New" w:cs="Courier New"/>
-          <w:kern w:val="0"/>
-          <w:sz w:val="20"/>
-          <w:szCs w:val="20"/>
-          <w:lang w:eastAsia="en-IN"/>
-          <w14:ligatures w14:val="none"/>
-        </w:rPr>
-        <w:t xml:space="preserve">  "training": {</w:t>
-      </w:r>
-    </w:p>
-    <w:p>
-      <w:pPr>
-        <w:tabs>
-          <w:tab w:val="left" w:pos="916"/>
-          <w:tab w:val="left" w:pos="1832"/>
-          <w:tab w:val="left" w:pos="2748"/>
-          <w:tab w:val="left" w:pos="3664"/>
-          <w:tab w:val="left" w:pos="4580"/>
-          <w:tab w:val="left" w:pos="5496"/>
-          <w:tab w:val="left" w:pos="6412"/>
-          <w:tab w:val="left" w:pos="7328"/>
-          <w:tab w:val="left" w:pos="8244"/>
-          <w:tab w:val="left" w:pos="9160"/>
-          <w:tab w:val="left" w:pos="10076"/>
-          <w:tab w:val="left" w:pos="10992"/>
-          <w:tab w:val="left" w:pos="11908"/>
-          <w:tab w:val="left" w:pos="12824"/>
-          <w:tab w:val="left" w:pos="13740"/>
-          <w:tab w:val="left" w:pos="14656"/>
-        </w:tabs>
-        <w:spacing w:after="0" w:line="240" w:lineRule="auto"/>
-        <w:rPr>
-          <w:rFonts w:ascii="Courier New" w:eastAsia="Times New Roman" w:hAnsi="Courier New" w:cs="Courier New"/>
-          <w:kern w:val="0"/>
-          <w:sz w:val="20"/>
-          <w:szCs w:val="20"/>
-          <w:lang w:eastAsia="en-IN"/>
-          <w14:ligatures w14:val="none"/>
-        </w:rPr>
-      </w:pPr>
-      <w:r>
-        <w:rPr>
-          <w:rFonts w:ascii="Courier New" w:eastAsia="Times New Roman" w:hAnsi="Courier New" w:cs="Courier New"/>
-          <w:kern w:val="0"/>
-          <w:sz w:val="20"/>
-          <w:szCs w:val="20"/>
-          <w:lang w:eastAsia="en-IN"/>
-          <w14:ligatures w14:val="none"/>
-        </w:rPr>
-        <w:t xml:space="preserve">    "_id": "66510e3b68c6c2d23a833bb9",</w:t>
-      </w:r>
-    </w:p>
-    <w:p>
-      <w:pPr>
-        <w:tabs>
-          <w:tab w:val="left" w:pos="916"/>
-          <w:tab w:val="left" w:pos="1832"/>
-          <w:tab w:val="left" w:pos="2748"/>
-          <w:tab w:val="left" w:pos="3664"/>
-          <w:tab w:val="left" w:pos="4580"/>
-          <w:tab w:val="left" w:pos="5496"/>
-          <w:tab w:val="left" w:pos="6412"/>
-          <w:tab w:val="left" w:pos="7328"/>
-          <w:tab w:val="left" w:pos="8244"/>
-          <w:tab w:val="left" w:pos="9160"/>
-          <w:tab w:val="left" w:pos="10076"/>
-          <w:tab w:val="left" w:pos="10992"/>
-          <w:tab w:val="left" w:pos="11908"/>
-          <w:tab w:val="left" w:pos="12824"/>
-          <w:tab w:val="left" w:pos="13740"/>
-          <w:tab w:val="left" w:pos="14656"/>
-        </w:tabs>
-        <w:spacing w:after="0" w:line="240" w:lineRule="auto"/>
-        <w:rPr>
-          <w:rFonts w:ascii="Courier New" w:eastAsia="Times New Roman" w:hAnsi="Courier New" w:cs="Courier New"/>
-          <w:kern w:val="0"/>
-          <w:sz w:val="20"/>
-          <w:szCs w:val="20"/>
-          <w:lang w:eastAsia="en-IN"/>
-          <w14:ligatures w14:val="none"/>
-        </w:rPr>
-      </w:pPr>
-      <w:r>
-        <w:rPr>
-          <w:rFonts w:ascii="Courier New" w:eastAsia="Times New Roman" w:hAnsi="Courier New" w:cs="Courier New"/>
-          <w:kern w:val="0"/>
-          <w:sz w:val="20"/>
-          <w:szCs w:val="20"/>
-          <w:lang w:eastAsia="en-IN"/>
-          <w14:ligatures w14:val="none"/>
-        </w:rPr>
-        <w:t xml:space="preserve">    "trainingName": "Basic Safety",</w:t>
-      </w:r>
-    </w:p>
-    <w:p>
-      <w:pPr>
-        <w:tabs>
-          <w:tab w:val="left" w:pos="916"/>
-          <w:tab w:val="left" w:pos="1832"/>
-          <w:tab w:val="left" w:pos="2748"/>
-          <w:tab w:val="left" w:pos="3664"/>
-          <w:tab w:val="left" w:pos="4580"/>
-          <w:tab w:val="left" w:pos="5496"/>
-          <w:tab w:val="left" w:pos="6412"/>
-          <w:tab w:val="left" w:pos="7328"/>
-          <w:tab w:val="left" w:pos="8244"/>
-          <w:tab w:val="left" w:pos="9160"/>
-          <w:tab w:val="left" w:pos="10076"/>
-          <w:tab w:val="left" w:pos="10992"/>
-          <w:tab w:val="left" w:pos="11908"/>
-          <w:tab w:val="left" w:pos="12824"/>
-          <w:tab w:val="left" w:pos="13740"/>
-          <w:tab w:val="left" w:pos="14656"/>
-        </w:tabs>
-        <w:spacing w:after="0" w:line="240" w:lineRule="auto"/>
-        <w:rPr>
-          <w:rFonts w:ascii="Courier New" w:eastAsia="Times New Roman" w:hAnsi="Courier New" w:cs="Courier New"/>
-          <w:kern w:val="0"/>
-          <w:sz w:val="20"/>
-          <w:szCs w:val="20"/>
-          <w:lang w:eastAsia="en-IN"/>
-          <w14:ligatures w14:val="none"/>
-        </w:rPr>
-      </w:pPr>
-      <w:r>
-        <w:rPr>
-          <w:rFonts w:ascii="Courier New" w:eastAsia="Times New Roman" w:hAnsi="Courier New" w:cs="Courier New"/>
-          <w:kern w:val="0"/>
-          <w:sz w:val="20"/>
-          <w:szCs w:val="20"/>
-          <w:lang w:eastAsia="en-IN"/>
-          <w14:ligatures w14:val="none"/>
-        </w:rPr>
-        <w:t xml:space="preserve">    "machineCode": "MACHINE_001",</w:t>
-      </w:r>
-    </w:p>
-    <w:p>
-      <w:pPr>
-        <w:tabs>
-          <w:tab w:val="left" w:pos="916"/>
-          <w:tab w:val="left" w:pos="1832"/>
-          <w:tab w:val="left" w:pos="2748"/>
-          <w:tab w:val="left" w:pos="3664"/>
-          <w:tab w:val="left" w:pos="4580"/>
-          <w:tab w:val="left" w:pos="5496"/>
-          <w:tab w:val="left" w:pos="6412"/>
-          <w:tab w:val="left" w:pos="7328"/>
-          <w:tab w:val="left" w:pos="8244"/>
-          <w:tab w:val="left" w:pos="9160"/>
-          <w:tab w:val="left" w:pos="10076"/>
-          <w:tab w:val="left" w:pos="10992"/>
-          <w:tab w:val="left" w:pos="11908"/>
-          <w:tab w:val="left" w:pos="12824"/>
-          <w:tab w:val="left" w:pos="13740"/>
-          <w:tab w:val="left" w:pos="14656"/>
-        </w:tabs>
-        <w:spacing w:after="0" w:line="240" w:lineRule="auto"/>
-        <w:rPr>
-          <w:rFonts w:ascii="Courier New" w:eastAsia="Times New Roman" w:hAnsi="Courier New" w:cs="Courier New"/>
-          <w:kern w:val="0"/>
-          <w:sz w:val="20"/>
-          <w:szCs w:val="20"/>
-          <w:lang w:eastAsia="en-IN"/>
-          <w14:ligatures w14:val="none"/>
-        </w:rPr>
-      </w:pPr>
-      <w:r>
-        <w:rPr>
-          <w:rFonts w:ascii="Courier New" w:eastAsia="Times New Roman" w:hAnsi="Courier New" w:cs="Courier New"/>
-          <w:kern w:val="0"/>
-          <w:sz w:val="20"/>
-          <w:szCs w:val="20"/>
-          <w:lang w:eastAsia="en-IN"/>
-          <w14:ligatures w14:val="none"/>
-        </w:rPr>
-        <w:t xml:space="preserve">    "filePath": "uploads/training/1716745787398_safety.pptx",</w:t>
-      </w:r>
-    </w:p>
-    <w:p>
-      <w:pPr>
-        <w:tabs>
-          <w:tab w:val="left" w:pos="916"/>
-          <w:tab w:val="left" w:pos="1832"/>
-          <w:tab w:val="left" w:pos="2748"/>
-          <w:tab w:val="left" w:pos="3664"/>
-          <w:tab w:val="left" w:pos="4580"/>
-          <w:tab w:val="left" w:pos="5496"/>
-          <w:tab w:val="left" w:pos="6412"/>
-          <w:tab w:val="left" w:pos="7328"/>
-          <w:tab w:val="left" w:pos="8244"/>
-          <w:tab w:val="left" w:pos="9160"/>
-          <w:tab w:val="left" w:pos="10076"/>
-          <w:tab w:val="left" w:pos="10992"/>
-          <w:tab w:val="left" w:pos="11908"/>
-          <w:tab w:val="left" w:pos="12824"/>
-          <w:tab w:val="left" w:pos="13740"/>
-          <w:tab w:val="left" w:pos="14656"/>
-        </w:tabs>
-        <w:spacing w:after="0" w:line="240" w:lineRule="auto"/>
-        <w:rPr>
-          <w:rFonts w:ascii="Courier New" w:eastAsia="Times New Roman" w:hAnsi="Courier New" w:cs="Courier New"/>
-          <w:kern w:val="0"/>
-          <w:sz w:val="20"/>
-          <w:szCs w:val="20"/>
-          <w:lang w:eastAsia="en-IN"/>
-          <w14:ligatures w14:val="none"/>
-        </w:rPr>
-      </w:pPr>
-      <w:r>
-        <w:rPr>
-          <w:rFonts w:ascii="Courier New" w:eastAsia="Times New Roman" w:hAnsi="Courier New" w:cs="Courier New"/>
-          <w:kern w:val="0"/>
-          <w:sz w:val="20"/>
-          <w:szCs w:val="20"/>
-          <w:lang w:eastAsia="en-IN"/>
-          <w14:ligatures w14:val="none"/>
-        </w:rPr>
-        <w:t xml:space="preserve">    "createdAt": "2025-05-26T10:59:55.049Z",</w:t>
-      </w:r>
-    </w:p>
-    <w:p>
-      <w:pPr>
-        <w:tabs>
-          <w:tab w:val="left" w:pos="916"/>
-          <w:tab w:val="left" w:pos="1832"/>
-          <w:tab w:val="left" w:pos="2748"/>
-          <w:tab w:val="left" w:pos="3664"/>
-          <w:tab w:val="left" w:pos="4580"/>
-          <w:tab w:val="left" w:pos="5496"/>
-          <w:tab w:val="left" w:pos="6412"/>
-          <w:tab w:val="left" w:pos="7328"/>
-          <w:tab w:val="left" w:pos="8244"/>
-          <w:tab w:val="left" w:pos="9160"/>
-          <w:tab w:val="left" w:pos="10076"/>
-          <w:tab w:val="left" w:pos="10992"/>
-          <w:tab w:val="left" w:pos="11908"/>
-          <w:tab w:val="left" w:pos="12824"/>
-          <w:tab w:val="left" w:pos="13740"/>
-          <w:tab w:val="left" w:pos="14656"/>
-        </w:tabs>
-        <w:spacing w:after="0" w:line="240" w:lineRule="auto"/>
-        <w:rPr>
-          <w:rFonts w:ascii="Courier New" w:eastAsia="Times New Roman" w:hAnsi="Courier New" w:cs="Courier New"/>
-          <w:kern w:val="0"/>
-          <w:sz w:val="20"/>
-          <w:szCs w:val="20"/>
-          <w:lang w:eastAsia="en-IN"/>
-          <w14:ligatures w14:val="none"/>
-        </w:rPr>
-      </w:pPr>
-      <w:r>
-        <w:rPr>
-          <w:rFonts w:ascii="Courier New" w:eastAsia="Times New Roman" w:hAnsi="Courier New" w:cs="Courier New"/>
-          <w:kern w:val="0"/>
-          <w:sz w:val="20"/>
-          <w:szCs w:val="20"/>
-          <w:lang w:eastAsia="en-IN"/>
-          <w14:ligatures w14:val="none"/>
-        </w:rPr>
-        <w:t xml:space="preserve">    "updatedAt": "2025-05-26T10:59:55.049Z"</w:t>
-      </w:r>
-    </w:p>
-    <w:p>
-      <w:pPr>
-        <w:tabs>
-          <w:tab w:val="left" w:pos="916"/>
-          <w:tab w:val="left" w:pos="1832"/>
-          <w:tab w:val="left" w:pos="2748"/>
-          <w:tab w:val="left" w:pos="3664"/>
-          <w:tab w:val="left" w:pos="4580"/>
-          <w:tab w:val="left" w:pos="5496"/>
-          <w:tab w:val="left" w:pos="6412"/>
-          <w:tab w:val="left" w:pos="7328"/>
-          <w:tab w:val="left" w:pos="8244"/>
-          <w:tab w:val="left" w:pos="9160"/>
-          <w:tab w:val="left" w:pos="10076"/>
-          <w:tab w:val="left" w:pos="10992"/>
-          <w:tab w:val="left" w:pos="11908"/>
-          <w:tab w:val="left" w:pos="12824"/>
-          <w:tab w:val="left" w:pos="13740"/>
-          <w:tab w:val="left" w:pos="14656"/>
-        </w:tabs>
-        <w:spacing w:after="0" w:line="240" w:lineRule="auto"/>
-        <w:rPr>
-          <w:rFonts w:ascii="Courier New" w:eastAsia="Times New Roman" w:hAnsi="Courier New" w:cs="Courier New"/>
-          <w:kern w:val="0"/>
-          <w:sz w:val="20"/>
-          <w:szCs w:val="20"/>
-          <w:lang w:eastAsia="en-IN"/>
-          <w14:ligatures w14:val="none"/>
-        </w:rPr>
-      </w:pPr>
-      <w:r>
-        <w:rPr>
-          <w:rFonts w:ascii="Courier New" w:eastAsia="Times New Roman" w:hAnsi="Courier New" w:cs="Courier New"/>
-          <w:kern w:val="0"/>
-          <w:sz w:val="20"/>
-          <w:szCs w:val="20"/>
-          <w:lang w:eastAsia="en-IN"/>
-          <w14:ligatures w14:val="none"/>
-        </w:rPr>
-        <w:t xml:space="preserve">  }</w:t>
-      </w:r>
-    </w:p>
-    <w:p>
-      <w:pPr>
-        <w:tabs>
-          <w:tab w:val="left" w:pos="916"/>
-          <w:tab w:val="left" w:pos="1832"/>
-          <w:tab w:val="left" w:pos="2748"/>
-          <w:tab w:val="left" w:pos="3664"/>
-          <w:tab w:val="left" w:pos="4580"/>
-          <w:tab w:val="left" w:pos="5496"/>
-          <w:tab w:val="left" w:pos="6412"/>
-          <w:tab w:val="left" w:pos="7328"/>
-          <w:tab w:val="left" w:pos="8244"/>
-          <w:tab w:val="left" w:pos="9160"/>
-          <w:tab w:val="left" w:pos="10076"/>
-          <w:tab w:val="left" w:pos="10992"/>
-          <w:tab w:val="left" w:pos="11908"/>
-          <w:tab w:val="left" w:pos="12824"/>
-          <w:tab w:val="left" w:pos="13740"/>
-          <w:tab w:val="left" w:pos="14656"/>
-        </w:tabs>
-        <w:spacing w:after="0" w:line="240" w:lineRule="auto"/>
-        <w:rPr>
-          <w:rFonts w:ascii="Courier New" w:eastAsia="Times New Roman" w:hAnsi="Courier New" w:cs="Courier New"/>
-          <w:kern w:val="0"/>
-          <w:sz w:val="20"/>
-          <w:szCs w:val="20"/>
-          <w:lang w:eastAsia="en-IN"/>
-          <w14:ligatures w14:val="none"/>
-        </w:rPr>
-      </w:pPr>
-      <w:r>
-        <w:rPr>
-          <w:rFonts w:ascii="Courier New" w:eastAsia="Times New Roman" w:hAnsi="Courier New" w:cs="Courier New"/>
-          <w:kern w:val="0"/>
-          <w:sz w:val="20"/>
-          <w:szCs w:val="20"/>
-          <w:lang w:eastAsia="en-IN"/>
-          <w14:ligatures w14:val="none"/>
-        </w:rPr>
-        <w:t>}</w:t>
-      </w:r>
-    </w:p>
-    <w:p>
-      <w:pPr>
-        <w:spacing w:after="0" w:line="240" w:lineRule="auto"/>
-        <w:rPr>
-          <w:rFonts w:ascii="Times New Roman" w:eastAsia="Times New Roman" w:hAnsi="Times New Roman" w:cs="Times New Roman"/>
-          <w:kern w:val="0"/>
-          <w:sz w:val="24"/>
-          <w:szCs w:val="24"/>
-          <w:lang w:eastAsia="en-IN"/>
-          <w14:ligatures w14:val="none"/>
-        </w:rPr>
-      </w:pPr>
-      <w:r>
-        <w:rPr>
-          <w:rFonts w:ascii="Times New Roman" w:eastAsia="Times New Roman" w:hAnsi="Times New Roman" w:cs="Times New Roman"/>
-          <w:kern w:val="0"/>
-          <w:sz w:val="24"/>
-          <w:szCs w:val="24"/>
-          <w:lang w:eastAsia="en-IN"/>
-          <w14:ligatures w14:val="none"/>
-        </w:rPr>
-        <w:pict w14:anchorId="6395AAC3">
-          <v:rect id="_x0000_i1027" style="width:0;height:1.5pt" o:hralign="center" o:hrstd="t" o:hr="t" fillcolor="#a0a0a0" stroked="f"/>
-        </w:pict>
-      </w:r>
-    </w:p>
-    <w:p>
-      <w:pPr>
-        <w:spacing w:before="100" w:beforeAutospacing="1" w:after="100" w:afterAutospacing="1" w:line="240" w:lineRule="auto"/>
-        <w:outlineLvl w:val="1"/>
-        <w:rPr>
-          <w:rFonts w:ascii="Times New Roman" w:eastAsia="Times New Roman" w:hAnsi="Times New Roman" w:cs="Times New Roman"/>
-          <w:b/>
-          <w:bCs/>
-          <w:kern w:val="0"/>
-          <w:sz w:val="36"/>
-          <w:szCs w:val="36"/>
           <w:lang w:eastAsia="en-IN"/>
           <w14:ligatures w14:val="none"/>
         </w:rPr>
@@ -2139,12 +1855,12 @@
           <w:b/>
           <w:bCs/>
           <w:kern w:val="0"/>
-          <w:sz w:val="36"/>
-          <w:szCs w:val="36"/>
-          <w:lang w:eastAsia="en-IN"/>
-          <w14:ligatures w14:val="none"/>
-        </w:rPr>
-        <w:t>📥</w:t>
+          <w:sz w:val="27"/>
+          <w:szCs w:val="27"/>
+          <w:lang w:eastAsia="en-IN"/>
+          <w14:ligatures w14:val="none"/>
+        </w:rPr>
+        <w:t>🔸</w:t>
       </w:r>
       <w:r>
         <w:rPr>
@@ -2152,134 +1868,12 @@
           <w:b/>
           <w:bCs/>
           <w:kern w:val="0"/>
-          <w:sz w:val="36"/>
-          <w:szCs w:val="36"/>
-          <w:lang w:eastAsia="en-IN"/>
-          <w14:ligatures w14:val="none"/>
-        </w:rPr>
-        <w:t xml:space="preserve"> 2. Get Training Programs</w:t>
-      </w:r>
-    </w:p>
-    <w:p>
-      <w:pPr>
-        <w:spacing w:before="100" w:beforeAutospacing="1" w:after="100" w:afterAutospacing="1" w:line="240" w:lineRule="auto"/>
-        <w:outlineLvl w:val="2"/>
-        <w:rPr>
-          <w:rFonts w:ascii="Times New Roman" w:eastAsia="Times New Roman" w:hAnsi="Times New Roman" w:cs="Times New Roman"/>
-          <w:b/>
-          <w:bCs/>
-          <w:kern w:val="0"/>
           <w:sz w:val="27"/>
           <w:szCs w:val="27"/>
           <w:lang w:eastAsia="en-IN"/>
           <w14:ligatures w14:val="none"/>
         </w:rPr>
-      </w:pPr>
-      <w:r>
-        <w:rPr>
-          <w:rFonts w:ascii="Times New Roman" w:eastAsia="Times New Roman" w:hAnsi="Times New Roman" w:cs="Times New Roman"/>
-          <w:b/>
-          <w:bCs/>
-          <w:kern w:val="0"/>
-          <w:sz w:val="27"/>
-          <w:szCs w:val="27"/>
-          <w:lang w:eastAsia="en-IN"/>
-          <w14:ligatures w14:val="none"/>
-        </w:rPr>
-        <w:t xml:space="preserve">GET </w:t>
-      </w:r>
-      <w:r>
-        <w:rPr>
-          <w:rFonts w:ascii="Courier New" w:eastAsia="Times New Roman" w:hAnsi="Courier New" w:cs="Courier New"/>
-          <w:b/>
-          <w:bCs/>
-          <w:kern w:val="0"/>
-          <w:sz w:val="20"/>
-          <w:szCs w:val="20"/>
-          <w:lang w:eastAsia="en-IN"/>
-          <w14:ligatures w14:val="none"/>
-        </w:rPr>
-        <w:t>/</w:t>
-      </w:r>
-    </w:p>
-    <w:p>
-      <w:pPr>
-        <w:spacing w:before="100" w:beforeAutospacing="1" w:after="100" w:afterAutospacing="1" w:line="240" w:lineRule="auto"/>
-        <w:rPr>
-          <w:rFonts w:ascii="Times New Roman" w:eastAsia="Times New Roman" w:hAnsi="Times New Roman" w:cs="Times New Roman"/>
-          <w:kern w:val="0"/>
-          <w:sz w:val="24"/>
-          <w:szCs w:val="24"/>
-          <w:lang w:eastAsia="en-IN"/>
-          <w14:ligatures w14:val="none"/>
-        </w:rPr>
-      </w:pPr>
-      <w:r>
-        <w:rPr>
-          <w:rFonts w:ascii="Times New Roman" w:eastAsia="Times New Roman" w:hAnsi="Times New Roman" w:cs="Times New Roman"/>
-          <w:b/>
-          <w:bCs/>
-          <w:kern w:val="0"/>
-          <w:sz w:val="24"/>
-          <w:szCs w:val="24"/>
-          <w:lang w:eastAsia="en-IN"/>
-          <w14:ligatures w14:val="none"/>
-        </w:rPr>
-        <w:t>Description:</w:t>
-      </w:r>
-      <w:r>
-        <w:rPr>
-          <w:rFonts w:ascii="Times New Roman" w:eastAsia="Times New Roman" w:hAnsi="Times New Roman" w:cs="Times New Roman"/>
-          <w:kern w:val="0"/>
-          <w:sz w:val="24"/>
-          <w:szCs w:val="24"/>
-          <w:lang w:eastAsia="en-IN"/>
-          <w14:ligatures w14:val="none"/>
-        </w:rPr>
-        <w:br/>
-        <w:t>Fetches all uploaded training programs. You can optionally filter by machine code.</w:t>
-      </w:r>
-    </w:p>
-    <w:p>
-      <w:pPr>
-        <w:spacing w:before="100" w:beforeAutospacing="1" w:after="100" w:afterAutospacing="1" w:line="240" w:lineRule="auto"/>
-        <w:outlineLvl w:val="2"/>
-        <w:rPr>
-          <w:rFonts w:ascii="Times New Roman" w:eastAsia="Times New Roman" w:hAnsi="Times New Roman" w:cs="Times New Roman"/>
-          <w:b/>
-          <w:bCs/>
-          <w:kern w:val="0"/>
-          <w:sz w:val="27"/>
-          <w:szCs w:val="27"/>
-          <w:lang w:eastAsia="en-IN"/>
-          <w14:ligatures w14:val="none"/>
-        </w:rPr>
-      </w:pPr>
-      <w:r>
-        <w:rPr>
-          <w:rFonts w:ascii="Segoe UI Emoji" w:eastAsia="Times New Roman" w:hAnsi="Segoe UI Emoji" w:cs="Segoe UI Emoji"/>
-          <w:b/>
-          <w:bCs/>
-          <w:kern w:val="0"/>
-          <w:sz w:val="27"/>
-          <w:szCs w:val="27"/>
-          <w:lang w:eastAsia="en-IN"/>
-          <w14:ligatures w14:val="none"/>
-        </w:rPr>
-        <w:t>🔍</w:t>
-      </w:r>
-      <w:r>
-        <w:rPr>
-          <w:rFonts w:ascii="Times New Roman" w:eastAsia="Times New Roman" w:hAnsi="Times New Roman" w:cs="Times New Roman"/>
-          <w:b/>
-          <w:bCs/>
-          <w:kern w:val="0"/>
-          <w:sz w:val="27"/>
-          <w:szCs w:val="27"/>
-          <w:lang w:eastAsia="en-IN"/>
-          <w14:ligatures w14:val="none"/>
-        </w:rPr>
-        <w:t xml:space="preserve"> Optional Query Parameters:</w:t>
+        <w:t xml:space="preserve"> Query Parameters (optional)</w:t>
       </w:r>
     </w:p>
     <w:tbl>
@@ -2295,9 +1889,9 @@
         <w:tblLook w:val="04A0" w:firstRow="1" w:lastRow="0" w:firstColumn="1" w:lastColumn="0" w:noHBand="0" w:noVBand="1"/>
       </w:tblPr>
       <w:tblGrid>
-        <w:gridCol w:w="1482"/>
-        <w:gridCol w:w="647"/>
-        <w:gridCol w:w="3421"/>
+        <w:gridCol w:w="1396"/>
+        <w:gridCol w:w="781"/>
+        <w:gridCol w:w="3181"/>
       </w:tblGrid>
       <w:tr>
         <w:trPr>
@@ -2336,7 +1930,7 @@
                 <w:lang w:eastAsia="en-IN"/>
                 <w14:ligatures w14:val="none"/>
               </w:rPr>
-              <w:t>Query Param</w:t>
+              <w:t>Param</w:t>
             </w:r>
           </w:p>
         </w:tc>
@@ -2468,14 +2062,14 @@
             </w:pPr>
             <w:r>
               <w:rPr>
-                <w:rFonts w:ascii="Times New Roman" w:eastAsia="Times New Roman" w:hAnsi="Times New Roman" w:cs="Times New Roman"/>
-                <w:kern w:val="0"/>
-                <w:sz w:val="24"/>
-                <w:szCs w:val="24"/>
-                <w:lang w:eastAsia="en-IN"/>
-                <w14:ligatures w14:val="none"/>
-              </w:rPr>
-              <w:t>String</w:t>
+                <w:rFonts w:ascii="Courier New" w:eastAsia="Times New Roman" w:hAnsi="Courier New" w:cs="Courier New"/>
+                <w:kern w:val="0"/>
+                <w:sz w:val="20"/>
+                <w:szCs w:val="20"/>
+                <w:lang w:eastAsia="en-IN"/>
+                <w14:ligatures w14:val="none"/>
+              </w:rPr>
+              <w:t>string</w:t>
             </w:r>
           </w:p>
         </w:tc>
@@ -2506,7 +2100,7 @@
                 <w:lang w:eastAsia="en-IN"/>
                 <w14:ligatures w14:val="none"/>
               </w:rPr>
-              <w:t>Returns only trainings for machine</w:t>
+              <w:t>Filter trainings by machine code</w:t>
             </w:r>
           </w:p>
         </w:tc>
@@ -2538,7 +2132,7 @@
           <w:lang w:eastAsia="en-IN"/>
           <w14:ligatures w14:val="none"/>
         </w:rPr>
-        <w:t>✅</w:t>
+        <w:t>🔸</w:t>
       </w:r>
       <w:r>
         <w:rPr>
@@ -2551,14 +2145,14 @@
           <w:lang w:eastAsia="en-IN"/>
           <w14:ligatures w14:val="none"/>
         </w:rPr>
-        <w:t xml:space="preserve"> Example:</w:t>
+        <w:t xml:space="preserve"> Example URLs</w:t>
       </w:r>
     </w:p>
     <w:p>
       <w:pPr>
         <w:numPr>
           <w:ilvl w:val="0"/>
-          <w:numId w:val="2"/>
+          <w:numId w:val="6"/>
         </w:numPr>
         <w:spacing w:before="100" w:beforeAutospacing="1" w:after="100" w:afterAutospacing="1" w:line="240" w:lineRule="auto"/>
         <w:rPr>
@@ -2579,143 +2173,17 @@
           <w:lang w:eastAsia="en-IN"/>
           <w14:ligatures w14:val="none"/>
         </w:rPr>
-        <w:t xml:space="preserve">Method: </w:t>
-      </w:r>
-      <w:r>
-        <w:rPr>
-          <w:rFonts w:ascii="Courier New" w:eastAsia="Times New Roman" w:hAnsi="Courier New" w:cs="Courier New"/>
-          <w:kern w:val="0"/>
-          <w:sz w:val="20"/>
-          <w:szCs w:val="20"/>
-          <w:lang w:eastAsia="en-IN"/>
-          <w14:ligatures w14:val="none"/>
-        </w:rPr>
-        <w:t>GET</w:t>
+        <w:t>Get all trainings:</w:t>
       </w:r>
     </w:p>
     <w:p>
       <w:pPr>
         <w:numPr>
           <w:ilvl w:val="0"/>
-          <w:numId w:val="2"/>
+          <w:numId w:val="6"/>
         </w:numPr>
-        <w:spacing w:before="100" w:beforeAutospacing="1" w:after="100" w:afterAutospacing="1" w:line="240" w:lineRule="auto"/>
-        <w:rPr>
-          <w:rFonts w:ascii="Times New Roman" w:eastAsia="Times New Roman" w:hAnsi="Times New Roman" w:cs="Times New Roman"/>
-          <w:kern w:val="0"/>
-          <w:sz w:val="24"/>
-          <w:szCs w:val="24"/>
-          <w:lang w:eastAsia="en-IN"/>
-          <w14:ligatures w14:val="none"/>
-        </w:rPr>
-      </w:pPr>
-      <w:r>
-        <w:rPr>
-          <w:rFonts w:ascii="Times New Roman" w:eastAsia="Times New Roman" w:hAnsi="Times New Roman" w:cs="Times New Roman"/>
-          <w:kern w:val="0"/>
-          <w:sz w:val="24"/>
-          <w:szCs w:val="24"/>
-          <w:lang w:eastAsia="en-IN"/>
-          <w14:ligatures w14:val="none"/>
-        </w:rPr>
-        <w:t xml:space="preserve">URL: </w:t>
-      </w:r>
-      <w:r>
-        <w:rPr>
-          <w:rFonts w:ascii="Courier New" w:eastAsia="Times New Roman" w:hAnsi="Courier New" w:cs="Courier New"/>
-          <w:kern w:val="0"/>
-          <w:sz w:val="20"/>
-          <w:szCs w:val="20"/>
-          <w:lang w:eastAsia="en-IN"/>
-          <w14:ligatures w14:val="none"/>
-        </w:rPr>
-        <w:t>http://localhost:5000/api/training</w:t>
-      </w:r>
-    </w:p>
-    <w:p>
-      <w:pPr>
-        <w:numPr>
-          <w:ilvl w:val="0"/>
-          <w:numId w:val="2"/>
-        </w:numPr>
-        <w:spacing w:before="100" w:beforeAutospacing="1" w:after="100" w:afterAutospacing="1" w:line="240" w:lineRule="auto"/>
-        <w:rPr>
-          <w:rFonts w:ascii="Times New Roman" w:eastAsia="Times New Roman" w:hAnsi="Times New Roman" w:cs="Times New Roman"/>
-          <w:kern w:val="0"/>
-          <w:sz w:val="24"/>
-          <w:szCs w:val="24"/>
-          <w:lang w:eastAsia="en-IN"/>
-          <w14:ligatures w14:val="none"/>
-        </w:rPr>
-      </w:pPr>
-      <w:r>
-        <w:rPr>
-          <w:rFonts w:ascii="Times New Roman" w:eastAsia="Times New Roman" w:hAnsi="Times New Roman" w:cs="Times New Roman"/>
-          <w:kern w:val="0"/>
-          <w:sz w:val="24"/>
-          <w:szCs w:val="24"/>
-          <w:lang w:eastAsia="en-IN"/>
-          <w14:ligatures w14:val="none"/>
-        </w:rPr>
-        <w:t xml:space="preserve">Or filtered: </w:t>
-      </w:r>
-      <w:r>
-        <w:rPr>
-          <w:rFonts w:ascii="Courier New" w:eastAsia="Times New Roman" w:hAnsi="Courier New" w:cs="Courier New"/>
-          <w:kern w:val="0"/>
-          <w:sz w:val="20"/>
-          <w:szCs w:val="20"/>
-          <w:lang w:eastAsia="en-IN"/>
-          <w14:ligatures w14:val="none"/>
-        </w:rPr>
-        <w:t>http://localhost:5000/api/training?machineCode=MACHINE_001</w:t>
-      </w:r>
-    </w:p>
-    <w:p>
-      <w:pPr>
-        <w:spacing w:before="100" w:beforeAutospacing="1" w:after="100" w:afterAutospacing="1" w:line="240" w:lineRule="auto"/>
-        <w:outlineLvl w:val="2"/>
-        <w:rPr>
-          <w:rFonts w:ascii="Times New Roman" w:eastAsia="Times New Roman" w:hAnsi="Times New Roman" w:cs="Times New Roman"/>
-          <w:b/>
-          <w:bCs/>
-          <w:kern w:val="0"/>
-          <w:sz w:val="27"/>
-          <w:szCs w:val="27"/>
-          <w:lang w:eastAsia="en-IN"/>
-          <w14:ligatures w14:val="none"/>
-        </w:rPr>
-      </w:pPr>
-      <w:r>
-        <w:rPr>
-          <w:rFonts w:ascii="Segoe UI Emoji" w:eastAsia="Times New Roman" w:hAnsi="Segoe UI Emoji" w:cs="Segoe UI Emoji"/>
-          <w:b/>
-          <w:bCs/>
-          <w:kern w:val="0"/>
-          <w:sz w:val="27"/>
-          <w:szCs w:val="27"/>
-          <w:lang w:eastAsia="en-IN"/>
-          <w14:ligatures w14:val="none"/>
-        </w:rPr>
-        <w:t>✅</w:t>
-      </w:r>
-      <w:r>
-        <w:rPr>
-          <w:rFonts w:ascii="Times New Roman" w:eastAsia="Times New Roman" w:hAnsi="Times New Roman" w:cs="Times New Roman"/>
-          <w:b/>
-          <w:bCs/>
-          <w:kern w:val="0"/>
-          <w:sz w:val="27"/>
-          <w:szCs w:val="27"/>
-          <w:lang w:eastAsia="en-IN"/>
-          <w14:ligatures w14:val="none"/>
-        </w:rPr>
-        <w:t xml:space="preserve"> Success Response:</w:t>
-      </w:r>
-    </w:p>
-    <w:p>
-      <w:pPr>
-        <w:tabs>
+        <w:tabs>
+          <w:tab w:val="clear" w:pos="720"/>
           <w:tab w:val="left" w:pos="916"/>
           <w:tab w:val="left" w:pos="1832"/>
           <w:tab w:val="left" w:pos="2748"/>
@@ -2752,12 +2220,67 @@
           <w:lang w:eastAsia="en-IN"/>
           <w14:ligatures w14:val="none"/>
         </w:rPr>
-        <w:t>[</w:t>
-      </w:r>
-    </w:p>
-    <w:p>
-      <w:pPr>
-        <w:tabs>
+        <w:t>GET http://localhost:5000/api/training</w:t>
+      </w:r>
+    </w:p>
+    <w:p>
+      <w:pPr>
+        <w:numPr>
+          <w:ilvl w:val="0"/>
+          <w:numId w:val="6"/>
+        </w:numPr>
+        <w:spacing w:before="100" w:beforeAutospacing="1" w:after="100" w:afterAutospacing="1" w:line="240" w:lineRule="auto"/>
+        <w:rPr>
+          <w:rFonts w:ascii="Times New Roman" w:eastAsia="Times New Roman" w:hAnsi="Times New Roman" w:cs="Times New Roman"/>
+          <w:kern w:val="0"/>
+          <w:sz w:val="24"/>
+          <w:szCs w:val="24"/>
+          <w:lang w:eastAsia="en-IN"/>
+          <w14:ligatures w14:val="none"/>
+        </w:rPr>
+      </w:pPr>
+      <w:r>
+        <w:rPr>
+          <w:rFonts w:ascii="Times New Roman" w:eastAsia="Times New Roman" w:hAnsi="Times New Roman" w:cs="Times New Roman"/>
+          <w:kern w:val="0"/>
+          <w:sz w:val="24"/>
+          <w:szCs w:val="24"/>
+          <w:lang w:eastAsia="en-IN"/>
+          <w14:ligatures w14:val="none"/>
+        </w:rPr>
+        <w:t xml:space="preserve">Get trainings for machine </w:t>
+      </w:r>
+      <w:r>
+        <w:rPr>
+          <w:rFonts w:ascii="Courier New" w:eastAsia="Times New Roman" w:hAnsi="Courier New" w:cs="Courier New"/>
+          <w:kern w:val="0"/>
+          <w:sz w:val="20"/>
+          <w:szCs w:val="20"/>
+          <w:lang w:eastAsia="en-IN"/>
+          <w14:ligatures w14:val="none"/>
+        </w:rPr>
+        <w:t>MCH001</w:t>
+      </w:r>
+      <w:r>
+        <w:rPr>
+          <w:rFonts w:ascii="Times New Roman" w:eastAsia="Times New Roman" w:hAnsi="Times New Roman" w:cs="Times New Roman"/>
+          <w:kern w:val="0"/>
+          <w:sz w:val="24"/>
+          <w:szCs w:val="24"/>
+          <w:lang w:eastAsia="en-IN"/>
+          <w14:ligatures w14:val="none"/>
+        </w:rPr>
+        <w:t>:</w:t>
+      </w:r>
+    </w:p>
+    <w:p>
+      <w:pPr>
+        <w:numPr>
+          <w:ilvl w:val="0"/>
+          <w:numId w:val="6"/>
+        </w:numPr>
+        <w:tabs>
+          <w:tab w:val="clear" w:pos="720"/>
           <w:tab w:val="left" w:pos="916"/>
           <w:tab w:val="left" w:pos="1832"/>
           <w:tab w:val="left" w:pos="2748"/>
@@ -2794,7 +2317,49 @@
           <w:lang w:eastAsia="en-IN"/>
           <w14:ligatures w14:val="none"/>
         </w:rPr>
-        <w:t xml:space="preserve">  {</w:t>
+        <w:t>GET http://localhost:5000/api/training?machineCode=MCH001</w:t>
+      </w:r>
+    </w:p>
+    <w:p>
+      <w:pPr>
+        <w:spacing w:before="100" w:beforeAutospacing="1" w:after="100" w:afterAutospacing="1" w:line="240" w:lineRule="auto"/>
+        <w:outlineLvl w:val="2"/>
+        <w:rPr>
+          <w:rFonts w:ascii="Times New Roman" w:eastAsia="Times New Roman" w:hAnsi="Times New Roman" w:cs="Times New Roman"/>
+          <w:b/>
+          <w:bCs/>
+          <w:kern w:val="0"/>
+          <w:sz w:val="27"/>
+          <w:szCs w:val="27"/>
+          <w:lang w:eastAsia="en-IN"/>
+          <w14:ligatures w14:val="none"/>
+        </w:rPr>
+      </w:pPr>
+      <w:r>
+        <w:rPr>
+          <w:rFonts w:ascii="Segoe UI Emoji" w:eastAsia="Times New Roman" w:hAnsi="Segoe UI Emoji" w:cs="Segoe UI Emoji"/>
+          <w:b/>
+          <w:bCs/>
+          <w:kern w:val="0"/>
+          <w:sz w:val="27"/>
+          <w:szCs w:val="27"/>
+          <w:lang w:eastAsia="en-IN"/>
+          <w14:ligatures w14:val="none"/>
+        </w:rPr>
+        <w:t>✅</w:t>
+      </w:r>
+      <w:r>
+        <w:rPr>
+          <w:rFonts w:ascii="Times New Roman" w:eastAsia="Times New Roman" w:hAnsi="Times New Roman" w:cs="Times New Roman"/>
+          <w:b/>
+          <w:bCs/>
+          <w:kern w:val="0"/>
+          <w:sz w:val="27"/>
+          <w:szCs w:val="27"/>
+          <w:lang w:eastAsia="en-IN"/>
+          <w14:ligatures w14:val="none"/>
+        </w:rPr>
+        <w:t xml:space="preserve"> Sample Response</w:t>
       </w:r>
     </w:p>
     <w:p>
@@ -2836,7 +2401,7 @@
           <w:lang w:eastAsia="en-IN"/>
           <w14:ligatures w14:val="none"/>
         </w:rPr>
-        <w:t xml:space="preserve">    "_id": "66510e3b68c6c2d23a833bb9",</w:t>
+        <w:t>[</w:t>
       </w:r>
     </w:p>
     <w:p>
@@ -2878,7 +2443,7 @@
           <w:lang w:eastAsia="en-IN"/>
           <w14:ligatures w14:val="none"/>
         </w:rPr>
-        <w:t xml:space="preserve">    "trainingName": "Basic Safety",</w:t>
+        <w:t xml:space="preserve">  {</w:t>
       </w:r>
     </w:p>
     <w:p>
@@ -2920,7 +2485,7 @@
           <w:lang w:eastAsia="en-IN"/>
           <w14:ligatures w14:val="none"/>
         </w:rPr>
-        <w:t xml:space="preserve">    "machineCode": "MACHINE_001",</w:t>
+        <w:t xml:space="preserve">    "_id": "66752a4e1a2df6e5f2a3f768",</w:t>
       </w:r>
     </w:p>
     <w:p>
@@ -2962,7 +2527,7 @@
           <w:lang w:eastAsia="en-IN"/>
           <w14:ligatures w14:val="none"/>
         </w:rPr>
-        <w:t xml:space="preserve">    "filePath": "uploads/training/1716745787398_safety.pptx",</w:t>
+        <w:t xml:space="preserve">    "trainingName": "Operator Safety",</w:t>
       </w:r>
     </w:p>
     <w:p>
@@ -3004,7 +2569,7 @@
           <w:lang w:eastAsia="en-IN"/>
           <w14:ligatures w14:val="none"/>
         </w:rPr>
-        <w:t xml:space="preserve">    "createdAt": "2025-05-26T10:59:55.049Z",</w:t>
+        <w:t xml:space="preserve">    "machineCode": "MCH001",</w:t>
       </w:r>
     </w:p>
     <w:p>
@@ -3046,7 +2611,7 @@
           <w:lang w:eastAsia="en-IN"/>
           <w14:ligatures w14:val="none"/>
         </w:rPr>
-        <w:t xml:space="preserve">    "updatedAt": "2025-05-26T10:59:55.049Z"</w:t>
+        <w:t xml:space="preserve">    "pptPath": "uploads/training/1717578370000_safety.pptx",</w:t>
       </w:r>
     </w:p>
     <w:p>
@@ -3088,7 +2653,7 @@
           <w:lang w:eastAsia="en-IN"/>
           <w14:ligatures w14:val="none"/>
         </w:rPr>
-        <w:t xml:space="preserve">  }</w:t>
+        <w:t xml:space="preserve">    "imagePaths": [</w:t>
       </w:r>
     </w:p>
     <w:p>
@@ -3130,229 +2695,7 @@
           <w:lang w:eastAsia="en-IN"/>
           <w14:ligatures w14:val="none"/>
         </w:rPr>
-        <w:t>]</w:t>
-      </w:r>
-    </w:p>
-    <w:p>
-      <w:pPr>
-        <w:spacing w:after="0" w:line="240" w:lineRule="auto"/>
-        <w:rPr>
-          <w:rFonts w:ascii="Times New Roman" w:eastAsia="Times New Roman" w:hAnsi="Times New Roman" w:cs="Times New Roman"/>
-          <w:kern w:val="0"/>
-          <w:sz w:val="24"/>
-          <w:szCs w:val="24"/>
-          <w:lang w:eastAsia="en-IN"/>
-          <w14:ligatures w14:val="none"/>
-        </w:rPr>
-      </w:pPr>
-      <w:r>
-        <w:rPr>
-          <w:rFonts w:ascii="Times New Roman" w:eastAsia="Times New Roman" w:hAnsi="Times New Roman" w:cs="Times New Roman"/>
-          <w:kern w:val="0"/>
-          <w:sz w:val="24"/>
-          <w:szCs w:val="24"/>
-          <w:lang w:eastAsia="en-IN"/>
-          <w14:ligatures w14:val="none"/>
-        </w:rPr>
-        <w:pict w14:anchorId="7FC4EE4D">
-          <v:rect id="_x0000_i1028" style="width:0;height:1.5pt" o:hralign="center" o:hrstd="t" o:hr="t" fillcolor="#a0a0a0" stroked="f"/>
-        </w:pict>
-      </w:r>
-    </w:p>
-    <w:p>
-      <w:pPr>
-        <w:spacing w:before="100" w:beforeAutospacing="1" w:after="100" w:afterAutospacing="1" w:line="240" w:lineRule="auto"/>
-        <w:outlineLvl w:val="1"/>
-        <w:rPr>
-          <w:rFonts w:ascii="Times New Roman" w:eastAsia="Times New Roman" w:hAnsi="Times New Roman" w:cs="Times New Roman"/>
-          <w:b/>
-          <w:bCs/>
-          <w:kern w:val="0"/>
-          <w:sz w:val="36"/>
-          <w:szCs w:val="36"/>
-          <w:lang w:eastAsia="en-IN"/>
-          <w14:ligatures w14:val="none"/>
-        </w:rPr>
-      </w:pPr>
-      <w:r>
-        <w:rPr>
-          <w:rFonts w:ascii="Segoe UI Emoji" w:eastAsia="Times New Roman" w:hAnsi="Segoe UI Emoji" w:cs="Segoe UI Emoji"/>
-          <w:b/>
-          <w:bCs/>
-          <w:kern w:val="0"/>
-          <w:sz w:val="36"/>
-          <w:szCs w:val="36"/>
-          <w:lang w:eastAsia="en-IN"/>
-          <w14:ligatures w14:val="none"/>
-        </w:rPr>
-        <w:t>🗑️</w:t>
-      </w:r>
-      <w:r>
-        <w:rPr>
-          <w:rFonts w:ascii="Times New Roman" w:eastAsia="Times New Roman" w:hAnsi="Times New Roman" w:cs="Times New Roman"/>
-          <w:b/>
-          <w:bCs/>
-          <w:kern w:val="0"/>
-          <w:sz w:val="36"/>
-          <w:szCs w:val="36"/>
-          <w:lang w:eastAsia="en-IN"/>
-          <w14:ligatures w14:val="none"/>
-        </w:rPr>
-        <w:t xml:space="preserve"> 3. Delete Training Programs</w:t>
-      </w:r>
-    </w:p>
-    <w:p>
-      <w:pPr>
-        <w:spacing w:before="100" w:beforeAutospacing="1" w:after="100" w:afterAutospacing="1" w:line="240" w:lineRule="auto"/>
-        <w:outlineLvl w:val="2"/>
-        <w:rPr>
-          <w:rFonts w:ascii="Times New Roman" w:eastAsia="Times New Roman" w:hAnsi="Times New Roman" w:cs="Times New Roman"/>
-          <w:b/>
-          <w:bCs/>
-          <w:kern w:val="0"/>
-          <w:sz w:val="27"/>
-          <w:szCs w:val="27"/>
-          <w:lang w:eastAsia="en-IN"/>
-          <w14:ligatures w14:val="none"/>
-        </w:rPr>
-      </w:pPr>
-      <w:r>
-        <w:rPr>
-          <w:rFonts w:ascii="Times New Roman" w:eastAsia="Times New Roman" w:hAnsi="Times New Roman" w:cs="Times New Roman"/>
-          <w:b/>
-          <w:bCs/>
-          <w:kern w:val="0"/>
-          <w:sz w:val="27"/>
-          <w:szCs w:val="27"/>
-          <w:lang w:eastAsia="en-IN"/>
-          <w14:ligatures w14:val="none"/>
-        </w:rPr>
-        <w:t xml:space="preserve">DELETE </w:t>
-      </w:r>
-      <w:r>
-        <w:rPr>
-          <w:rFonts w:ascii="Courier New" w:eastAsia="Times New Roman" w:hAnsi="Courier New" w:cs="Courier New"/>
-          <w:b/>
-          <w:bCs/>
-          <w:kern w:val="0"/>
-          <w:sz w:val="20"/>
-          <w:szCs w:val="20"/>
-          <w:lang w:eastAsia="en-IN"/>
-          <w14:ligatures w14:val="none"/>
-        </w:rPr>
-        <w:t>/</w:t>
-      </w:r>
-    </w:p>
-    <w:p>
-      <w:pPr>
-        <w:spacing w:before="100" w:beforeAutospacing="1" w:after="100" w:afterAutospacing="1" w:line="240" w:lineRule="auto"/>
-        <w:rPr>
-          <w:rFonts w:ascii="Times New Roman" w:eastAsia="Times New Roman" w:hAnsi="Times New Roman" w:cs="Times New Roman"/>
-          <w:kern w:val="0"/>
-          <w:sz w:val="24"/>
-          <w:szCs w:val="24"/>
-          <w:lang w:eastAsia="en-IN"/>
-          <w14:ligatures w14:val="none"/>
-        </w:rPr>
-      </w:pPr>
-      <w:r>
-        <w:rPr>
-          <w:rFonts w:ascii="Times New Roman" w:eastAsia="Times New Roman" w:hAnsi="Times New Roman" w:cs="Times New Roman"/>
-          <w:b/>
-          <w:bCs/>
-          <w:kern w:val="0"/>
-          <w:sz w:val="24"/>
-          <w:szCs w:val="24"/>
-          <w:lang w:eastAsia="en-IN"/>
-          <w14:ligatures w14:val="none"/>
-        </w:rPr>
-        <w:lastRenderedPageBreak/>
-        <w:t>Description:</w:t>
-      </w:r>
-      <w:r>
-        <w:rPr>
-          <w:rFonts w:ascii="Times New Roman" w:eastAsia="Times New Roman" w:hAnsi="Times New Roman" w:cs="Times New Roman"/>
-          <w:kern w:val="0"/>
-          <w:sz w:val="24"/>
-          <w:szCs w:val="24"/>
-          <w:lang w:eastAsia="en-IN"/>
-          <w14:ligatures w14:val="none"/>
-        </w:rPr>
-        <w:br/>
-        <w:t xml:space="preserve">Deletes training(s) based on </w:t>
-      </w:r>
-      <w:r>
-        <w:rPr>
-          <w:rFonts w:ascii="Courier New" w:eastAsia="Times New Roman" w:hAnsi="Courier New" w:cs="Courier New"/>
-          <w:kern w:val="0"/>
-          <w:sz w:val="20"/>
-          <w:szCs w:val="20"/>
-          <w:lang w:eastAsia="en-IN"/>
-          <w14:ligatures w14:val="none"/>
-        </w:rPr>
-        <w:t>trainingName</w:t>
-      </w:r>
-      <w:r>
-        <w:rPr>
-          <w:rFonts w:ascii="Times New Roman" w:eastAsia="Times New Roman" w:hAnsi="Times New Roman" w:cs="Times New Roman"/>
-          <w:kern w:val="0"/>
-          <w:sz w:val="24"/>
-          <w:szCs w:val="24"/>
-          <w:lang w:eastAsia="en-IN"/>
-          <w14:ligatures w14:val="none"/>
-        </w:rPr>
-        <w:t xml:space="preserve"> or </w:t>
-      </w:r>
-      <w:r>
-        <w:rPr>
-          <w:rFonts w:ascii="Courier New" w:eastAsia="Times New Roman" w:hAnsi="Courier New" w:cs="Courier New"/>
-          <w:kern w:val="0"/>
-          <w:sz w:val="20"/>
-          <w:szCs w:val="20"/>
-          <w:lang w:eastAsia="en-IN"/>
-          <w14:ligatures w14:val="none"/>
-        </w:rPr>
-        <w:t>machineCode</w:t>
-      </w:r>
-      <w:r>
-        <w:rPr>
-          <w:rFonts w:ascii="Times New Roman" w:eastAsia="Times New Roman" w:hAnsi="Times New Roman" w:cs="Times New Roman"/>
-          <w:kern w:val="0"/>
-          <w:sz w:val="24"/>
-          <w:szCs w:val="24"/>
-          <w:lang w:eastAsia="en-IN"/>
-          <w14:ligatures w14:val="none"/>
-        </w:rPr>
-        <w:t>. You can use either of the fields or both.</w:t>
-      </w:r>
-    </w:p>
-    <w:p>
-      <w:pPr>
-        <w:spacing w:before="100" w:beforeAutospacing="1" w:after="100" w:afterAutospacing="1" w:line="240" w:lineRule="auto"/>
-        <w:outlineLvl w:val="2"/>
-        <w:rPr>
-          <w:rFonts w:ascii="Times New Roman" w:eastAsia="Times New Roman" w:hAnsi="Times New Roman" w:cs="Times New Roman"/>
-          <w:b/>
-          <w:bCs/>
-          <w:kern w:val="0"/>
-          <w:sz w:val="27"/>
-          <w:szCs w:val="27"/>
-          <w:lang w:eastAsia="en-IN"/>
-          <w14:ligatures w14:val="none"/>
-        </w:rPr>
-      </w:pPr>
-      <w:r>
-        <w:rPr>
-          <w:rFonts w:ascii="Times New Roman" w:eastAsia="Times New Roman" w:hAnsi="Times New Roman" w:cs="Times New Roman"/>
-          <w:b/>
-          <w:bCs/>
-          <w:kern w:val="0"/>
-          <w:sz w:val="27"/>
-          <w:szCs w:val="27"/>
-          <w:lang w:eastAsia="en-IN"/>
-          <w14:ligatures w14:val="none"/>
-        </w:rPr>
-        <w:t>Headers</w:t>
+        <w:t xml:space="preserve">      "uploads/training/1717578370001_safety1.jpg",</w:t>
       </w:r>
     </w:p>
     <w:p>
@@ -3394,7 +2737,379 @@
           <w:lang w:eastAsia="en-IN"/>
           <w14:ligatures w14:val="none"/>
         </w:rPr>
-        <w:t>Content-Type: application/json</w:t>
+        <w:t xml:space="preserve">      "uploads/training/1717578370002_safety2.jpg"</w:t>
+      </w:r>
+    </w:p>
+    <w:p>
+      <w:pPr>
+        <w:tabs>
+          <w:tab w:val="left" w:pos="916"/>
+          <w:tab w:val="left" w:pos="1832"/>
+          <w:tab w:val="left" w:pos="2748"/>
+          <w:tab w:val="left" w:pos="3664"/>
+          <w:tab w:val="left" w:pos="4580"/>
+          <w:tab w:val="left" w:pos="5496"/>
+          <w:tab w:val="left" w:pos="6412"/>
+          <w:tab w:val="left" w:pos="7328"/>
+          <w:tab w:val="left" w:pos="8244"/>
+          <w:tab w:val="left" w:pos="9160"/>
+          <w:tab w:val="left" w:pos="10076"/>
+          <w:tab w:val="left" w:pos="10992"/>
+          <w:tab w:val="left" w:pos="11908"/>
+          <w:tab w:val="left" w:pos="12824"/>
+          <w:tab w:val="left" w:pos="13740"/>
+          <w:tab w:val="left" w:pos="14656"/>
+        </w:tabs>
+        <w:spacing w:after="0" w:line="240" w:lineRule="auto"/>
+        <w:rPr>
+          <w:rFonts w:ascii="Courier New" w:eastAsia="Times New Roman" w:hAnsi="Courier New" w:cs="Courier New"/>
+          <w:kern w:val="0"/>
+          <w:sz w:val="20"/>
+          <w:szCs w:val="20"/>
+          <w:lang w:eastAsia="en-IN"/>
+          <w14:ligatures w14:val="none"/>
+        </w:rPr>
+      </w:pPr>
+      <w:r>
+        <w:rPr>
+          <w:rFonts w:ascii="Courier New" w:eastAsia="Times New Roman" w:hAnsi="Courier New" w:cs="Courier New"/>
+          <w:kern w:val="0"/>
+          <w:sz w:val="20"/>
+          <w:szCs w:val="20"/>
+          <w:lang w:eastAsia="en-IN"/>
+          <w14:ligatures w14:val="none"/>
+        </w:rPr>
+        <w:t xml:space="preserve">    ],</w:t>
+      </w:r>
+    </w:p>
+    <w:p>
+      <w:pPr>
+        <w:tabs>
+          <w:tab w:val="left" w:pos="916"/>
+          <w:tab w:val="left" w:pos="1832"/>
+          <w:tab w:val="left" w:pos="2748"/>
+          <w:tab w:val="left" w:pos="3664"/>
+          <w:tab w:val="left" w:pos="4580"/>
+          <w:tab w:val="left" w:pos="5496"/>
+          <w:tab w:val="left" w:pos="6412"/>
+          <w:tab w:val="left" w:pos="7328"/>
+          <w:tab w:val="left" w:pos="8244"/>
+          <w:tab w:val="left" w:pos="9160"/>
+          <w:tab w:val="left" w:pos="10076"/>
+          <w:tab w:val="left" w:pos="10992"/>
+          <w:tab w:val="left" w:pos="11908"/>
+          <w:tab w:val="left" w:pos="12824"/>
+          <w:tab w:val="left" w:pos="13740"/>
+          <w:tab w:val="left" w:pos="14656"/>
+        </w:tabs>
+        <w:spacing w:after="0" w:line="240" w:lineRule="auto"/>
+        <w:rPr>
+          <w:rFonts w:ascii="Courier New" w:eastAsia="Times New Roman" w:hAnsi="Courier New" w:cs="Courier New"/>
+          <w:kern w:val="0"/>
+          <w:sz w:val="20"/>
+          <w:szCs w:val="20"/>
+          <w:lang w:eastAsia="en-IN"/>
+          <w14:ligatures w14:val="none"/>
+        </w:rPr>
+      </w:pPr>
+      <w:r>
+        <w:rPr>
+          <w:rFonts w:ascii="Courier New" w:eastAsia="Times New Roman" w:hAnsi="Courier New" w:cs="Courier New"/>
+          <w:kern w:val="0"/>
+          <w:sz w:val="20"/>
+          <w:szCs w:val="20"/>
+          <w:lang w:eastAsia="en-IN"/>
+          <w14:ligatures w14:val="none"/>
+        </w:rPr>
+        <w:t xml:space="preserve">    "createdAt": "2025-06-05T10:22:30.123Z",</w:t>
+      </w:r>
+    </w:p>
+    <w:p>
+      <w:pPr>
+        <w:tabs>
+          <w:tab w:val="left" w:pos="916"/>
+          <w:tab w:val="left" w:pos="1832"/>
+          <w:tab w:val="left" w:pos="2748"/>
+          <w:tab w:val="left" w:pos="3664"/>
+          <w:tab w:val="left" w:pos="4580"/>
+          <w:tab w:val="left" w:pos="5496"/>
+          <w:tab w:val="left" w:pos="6412"/>
+          <w:tab w:val="left" w:pos="7328"/>
+          <w:tab w:val="left" w:pos="8244"/>
+          <w:tab w:val="left" w:pos="9160"/>
+          <w:tab w:val="left" w:pos="10076"/>
+          <w:tab w:val="left" w:pos="10992"/>
+          <w:tab w:val="left" w:pos="11908"/>
+          <w:tab w:val="left" w:pos="12824"/>
+          <w:tab w:val="left" w:pos="13740"/>
+          <w:tab w:val="left" w:pos="14656"/>
+        </w:tabs>
+        <w:spacing w:after="0" w:line="240" w:lineRule="auto"/>
+        <w:rPr>
+          <w:rFonts w:ascii="Courier New" w:eastAsia="Times New Roman" w:hAnsi="Courier New" w:cs="Courier New"/>
+          <w:kern w:val="0"/>
+          <w:sz w:val="20"/>
+          <w:szCs w:val="20"/>
+          <w:lang w:eastAsia="en-IN"/>
+          <w14:ligatures w14:val="none"/>
+        </w:rPr>
+      </w:pPr>
+      <w:r>
+        <w:rPr>
+          <w:rFonts w:ascii="Courier New" w:eastAsia="Times New Roman" w:hAnsi="Courier New" w:cs="Courier New"/>
+          <w:kern w:val="0"/>
+          <w:sz w:val="20"/>
+          <w:szCs w:val="20"/>
+          <w:lang w:eastAsia="en-IN"/>
+          <w14:ligatures w14:val="none"/>
+        </w:rPr>
+        <w:t xml:space="preserve">    "updatedAt": "2025-06-05T10:22:30.123Z"</w:t>
+      </w:r>
+    </w:p>
+    <w:p>
+      <w:pPr>
+        <w:tabs>
+          <w:tab w:val="left" w:pos="916"/>
+          <w:tab w:val="left" w:pos="1832"/>
+          <w:tab w:val="left" w:pos="2748"/>
+          <w:tab w:val="left" w:pos="3664"/>
+          <w:tab w:val="left" w:pos="4580"/>
+          <w:tab w:val="left" w:pos="5496"/>
+          <w:tab w:val="left" w:pos="6412"/>
+          <w:tab w:val="left" w:pos="7328"/>
+          <w:tab w:val="left" w:pos="8244"/>
+          <w:tab w:val="left" w:pos="9160"/>
+          <w:tab w:val="left" w:pos="10076"/>
+          <w:tab w:val="left" w:pos="10992"/>
+          <w:tab w:val="left" w:pos="11908"/>
+          <w:tab w:val="left" w:pos="12824"/>
+          <w:tab w:val="left" w:pos="13740"/>
+          <w:tab w:val="left" w:pos="14656"/>
+        </w:tabs>
+        <w:spacing w:after="0" w:line="240" w:lineRule="auto"/>
+        <w:rPr>
+          <w:rFonts w:ascii="Courier New" w:eastAsia="Times New Roman" w:hAnsi="Courier New" w:cs="Courier New"/>
+          <w:kern w:val="0"/>
+          <w:sz w:val="20"/>
+          <w:szCs w:val="20"/>
+          <w:lang w:eastAsia="en-IN"/>
+          <w14:ligatures w14:val="none"/>
+        </w:rPr>
+      </w:pPr>
+      <w:r>
+        <w:rPr>
+          <w:rFonts w:ascii="Courier New" w:eastAsia="Times New Roman" w:hAnsi="Courier New" w:cs="Courier New"/>
+          <w:kern w:val="0"/>
+          <w:sz w:val="20"/>
+          <w:szCs w:val="20"/>
+          <w:lang w:eastAsia="en-IN"/>
+          <w14:ligatures w14:val="none"/>
+        </w:rPr>
+        <w:t xml:space="preserve">  }</w:t>
+      </w:r>
+    </w:p>
+    <w:p>
+      <w:pPr>
+        <w:tabs>
+          <w:tab w:val="left" w:pos="916"/>
+          <w:tab w:val="left" w:pos="1832"/>
+          <w:tab w:val="left" w:pos="2748"/>
+          <w:tab w:val="left" w:pos="3664"/>
+          <w:tab w:val="left" w:pos="4580"/>
+          <w:tab w:val="left" w:pos="5496"/>
+          <w:tab w:val="left" w:pos="6412"/>
+          <w:tab w:val="left" w:pos="7328"/>
+          <w:tab w:val="left" w:pos="8244"/>
+          <w:tab w:val="left" w:pos="9160"/>
+          <w:tab w:val="left" w:pos="10076"/>
+          <w:tab w:val="left" w:pos="10992"/>
+          <w:tab w:val="left" w:pos="11908"/>
+          <w:tab w:val="left" w:pos="12824"/>
+          <w:tab w:val="left" w:pos="13740"/>
+          <w:tab w:val="left" w:pos="14656"/>
+        </w:tabs>
+        <w:spacing w:after="0" w:line="240" w:lineRule="auto"/>
+        <w:rPr>
+          <w:rFonts w:ascii="Courier New" w:eastAsia="Times New Roman" w:hAnsi="Courier New" w:cs="Courier New"/>
+          <w:kern w:val="0"/>
+          <w:sz w:val="20"/>
+          <w:szCs w:val="20"/>
+          <w:lang w:eastAsia="en-IN"/>
+          <w14:ligatures w14:val="none"/>
+        </w:rPr>
+      </w:pPr>
+      <w:r>
+        <w:rPr>
+          <w:rFonts w:ascii="Courier New" w:eastAsia="Times New Roman" w:hAnsi="Courier New" w:cs="Courier New"/>
+          <w:kern w:val="0"/>
+          <w:sz w:val="20"/>
+          <w:szCs w:val="20"/>
+          <w:lang w:eastAsia="en-IN"/>
+          <w14:ligatures w14:val="none"/>
+        </w:rPr>
+        <w:t>]</w:t>
+      </w:r>
+    </w:p>
+    <w:p>
+      <w:pPr>
+        <w:spacing w:after="0" w:line="240" w:lineRule="auto"/>
+        <w:rPr>
+          <w:rFonts w:ascii="Times New Roman" w:eastAsia="Times New Roman" w:hAnsi="Times New Roman" w:cs="Times New Roman"/>
+          <w:kern w:val="0"/>
+          <w:sz w:val="24"/>
+          <w:szCs w:val="24"/>
+          <w:lang w:eastAsia="en-IN"/>
+          <w14:ligatures w14:val="none"/>
+        </w:rPr>
+      </w:pPr>
+      <w:r>
+        <w:rPr>
+          <w:rFonts w:ascii="Times New Roman" w:eastAsia="Times New Roman" w:hAnsi="Times New Roman" w:cs="Times New Roman"/>
+          <w:kern w:val="0"/>
+          <w:sz w:val="24"/>
+          <w:szCs w:val="24"/>
+          <w:lang w:eastAsia="en-IN"/>
+          <w14:ligatures w14:val="none"/>
+        </w:rPr>
+        <w:pict w14:anchorId="2345D9CC">
+          <v:rect id="_x0000_i1042" style="width:0;height:1.5pt" o:hralign="center" o:hrstd="t" o:hr="t" fillcolor="#a0a0a0" stroked="f"/>
+        </w:pict>
+      </w:r>
+    </w:p>
+    <w:p>
+      <w:pPr>
+        <w:spacing w:before="100" w:beforeAutospacing="1" w:after="100" w:afterAutospacing="1" w:line="240" w:lineRule="auto"/>
+        <w:outlineLvl w:val="1"/>
+        <w:rPr>
+          <w:rFonts w:ascii="Times New Roman" w:eastAsia="Times New Roman" w:hAnsi="Times New Roman" w:cs="Times New Roman"/>
+          <w:b/>
+          <w:bCs/>
+          <w:kern w:val="0"/>
+          <w:sz w:val="36"/>
+          <w:szCs w:val="36"/>
+          <w:lang w:eastAsia="en-IN"/>
+          <w14:ligatures w14:val="none"/>
+        </w:rPr>
+      </w:pPr>
+      <w:r>
+        <w:rPr>
+          <w:rFonts w:ascii="Segoe UI Emoji" w:eastAsia="Times New Roman" w:hAnsi="Segoe UI Emoji" w:cs="Segoe UI Emoji"/>
+          <w:b/>
+          <w:bCs/>
+          <w:kern w:val="0"/>
+          <w:sz w:val="36"/>
+          <w:szCs w:val="36"/>
+          <w:lang w:eastAsia="en-IN"/>
+          <w14:ligatures w14:val="none"/>
+        </w:rPr>
+        <w:t>📌</w:t>
+      </w:r>
+      <w:r>
+        <w:rPr>
+          <w:rFonts w:ascii="Times New Roman" w:eastAsia="Times New Roman" w:hAnsi="Times New Roman" w:cs="Times New Roman"/>
+          <w:b/>
+          <w:bCs/>
+          <w:kern w:val="0"/>
+          <w:sz w:val="36"/>
+          <w:szCs w:val="36"/>
+          <w:lang w:eastAsia="en-IN"/>
+          <w14:ligatures w14:val="none"/>
+        </w:rPr>
+        <w:t xml:space="preserve"> 3. Delete Training</w:t>
+      </w:r>
+    </w:p>
+    <w:p>
+      <w:pPr>
+        <w:spacing w:before="100" w:beforeAutospacing="1" w:after="100" w:afterAutospacing="1" w:line="240" w:lineRule="auto"/>
+        <w:rPr>
+          <w:rFonts w:ascii="Times New Roman" w:eastAsia="Times New Roman" w:hAnsi="Times New Roman" w:cs="Times New Roman"/>
+          <w:kern w:val="0"/>
+          <w:sz w:val="24"/>
+          <w:szCs w:val="24"/>
+          <w:lang w:eastAsia="en-IN"/>
+          <w14:ligatures w14:val="none"/>
+        </w:rPr>
+      </w:pPr>
+      <w:r>
+        <w:rPr>
+          <w:rFonts w:ascii="Times New Roman" w:eastAsia="Times New Roman" w:hAnsi="Times New Roman" w:cs="Times New Roman"/>
+          <w:b/>
+          <w:bCs/>
+          <w:kern w:val="0"/>
+          <w:sz w:val="24"/>
+          <w:szCs w:val="24"/>
+          <w:lang w:eastAsia="en-IN"/>
+          <w14:ligatures w14:val="none"/>
+        </w:rPr>
+        <w:t>Endpoint:</w:t>
+      </w:r>
+      <w:r>
+        <w:rPr>
+          <w:rFonts w:ascii="Times New Roman" w:eastAsia="Times New Roman" w:hAnsi="Times New Roman" w:cs="Times New Roman"/>
+          <w:kern w:val="0"/>
+          <w:sz w:val="24"/>
+          <w:szCs w:val="24"/>
+          <w:lang w:eastAsia="en-IN"/>
+          <w14:ligatures w14:val="none"/>
+        </w:rPr>
+        <w:br/>
+      </w:r>
+      <w:r>
+        <w:rPr>
+          <w:rFonts w:ascii="Courier New" w:eastAsia="Times New Roman" w:hAnsi="Courier New" w:cs="Courier New"/>
+          <w:kern w:val="0"/>
+          <w:sz w:val="20"/>
+          <w:szCs w:val="20"/>
+          <w:lang w:eastAsia="en-IN"/>
+          <w14:ligatures w14:val="none"/>
+        </w:rPr>
+        <w:t>DELETE /api/training</w:t>
+      </w:r>
+      <w:r>
+        <w:rPr>
+          <w:rFonts w:ascii="Times New Roman" w:eastAsia="Times New Roman" w:hAnsi="Times New Roman" w:cs="Times New Roman"/>
+          <w:kern w:val="0"/>
+          <w:sz w:val="24"/>
+          <w:szCs w:val="24"/>
+          <w:lang w:eastAsia="en-IN"/>
+          <w14:ligatures w14:val="none"/>
+        </w:rPr>
+        <w:br/>
+      </w:r>
+      <w:r>
+        <w:rPr>
+          <w:rFonts w:ascii="Times New Roman" w:eastAsia="Times New Roman" w:hAnsi="Times New Roman" w:cs="Times New Roman"/>
+          <w:b/>
+          <w:bCs/>
+          <w:kern w:val="0"/>
+          <w:sz w:val="24"/>
+          <w:szCs w:val="24"/>
+          <w:lang w:eastAsia="en-IN"/>
+          <w14:ligatures w14:val="none"/>
+        </w:rPr>
+        <w:t>Content-Type:</w:t>
+      </w:r>
+      <w:r>
+        <w:rPr>
+          <w:rFonts w:ascii="Times New Roman" w:eastAsia="Times New Roman" w:hAnsi="Times New Roman" w:cs="Times New Roman"/>
+          <w:kern w:val="0"/>
+          <w:sz w:val="24"/>
+          <w:szCs w:val="24"/>
+          <w:lang w:eastAsia="en-IN"/>
+          <w14:ligatures w14:val="none"/>
+        </w:rPr>
+        <w:t xml:space="preserve"> </w:t>
+      </w:r>
+      <w:r>
+        <w:rPr>
+          <w:rFonts w:ascii="Courier New" w:eastAsia="Times New Roman" w:hAnsi="Courier New" w:cs="Courier New"/>
+          <w:kern w:val="0"/>
+          <w:sz w:val="20"/>
+          <w:szCs w:val="20"/>
+          <w:lang w:eastAsia="en-IN"/>
+          <w14:ligatures w14:val="none"/>
+        </w:rPr>
+        <w:t>application/json</w:t>
       </w:r>
     </w:p>
     <w:p>
@@ -3414,7 +3129,7 @@
       </w:pPr>
       <w:r>
         <w:rPr>
-          <w:rFonts w:ascii="Times New Roman" w:eastAsia="Times New Roman" w:hAnsi="Times New Roman" w:cs="Times New Roman"/>
+          <w:rFonts w:ascii="Segoe UI Emoji" w:eastAsia="Times New Roman" w:hAnsi="Segoe UI Emoji" w:cs="Segoe UI Emoji"/>
           <w:b/>
           <w:bCs/>
           <w:kern w:val="0"/>
@@ -3423,7 +3138,20 @@
           <w:lang w:eastAsia="en-IN"/>
           <w14:ligatures w14:val="none"/>
         </w:rPr>
-        <w:t>Body Parameters (JSON)</w:t>
+        <w:t>🔸</w:t>
+      </w:r>
+      <w:r>
+        <w:rPr>
+          <w:rFonts w:ascii="Times New Roman" w:eastAsia="Times New Roman" w:hAnsi="Times New Roman" w:cs="Times New Roman"/>
+          <w:b/>
+          <w:bCs/>
+          <w:kern w:val="0"/>
+          <w:sz w:val="27"/>
+          <w:szCs w:val="27"/>
+          <w:lang w:eastAsia="en-IN"/>
+          <w14:ligatures w14:val="none"/>
+        </w:rPr>
+        <w:t xml:space="preserve"> Request Body (JSON)</w:t>
       </w:r>
     </w:p>
     <w:tbl>
@@ -3440,9 +3168,9 @@
       </w:tblPr>
       <w:tblGrid>
         <w:gridCol w:w="1516"/>
-        <w:gridCol w:w="647"/>
+        <w:gridCol w:w="781"/>
         <w:gridCol w:w="1020"/>
-        <w:gridCol w:w="3561"/>
+        <w:gridCol w:w="3614"/>
       </w:tblGrid>
       <w:tr>
         <w:trPr>
@@ -3649,14 +3377,14 @@
             </w:pPr>
             <w:r>
               <w:rPr>
-                <w:rFonts w:ascii="Times New Roman" w:eastAsia="Times New Roman" w:hAnsi="Times New Roman" w:cs="Times New Roman"/>
-                <w:kern w:val="0"/>
-                <w:sz w:val="24"/>
-                <w:szCs w:val="24"/>
-                <w:lang w:eastAsia="en-IN"/>
-                <w14:ligatures w14:val="none"/>
-              </w:rPr>
-              <w:t>String</w:t>
+                <w:rFonts w:ascii="Courier New" w:eastAsia="Times New Roman" w:hAnsi="Courier New" w:cs="Courier New"/>
+                <w:kern w:val="0"/>
+                <w:sz w:val="20"/>
+                <w:szCs w:val="20"/>
+                <w:lang w:eastAsia="en-IN"/>
+                <w14:ligatures w14:val="none"/>
+              </w:rPr>
+              <w:t>string</w:t>
             </w:r>
           </w:p>
         </w:tc>
@@ -3680,14 +3408,14 @@
             </w:pPr>
             <w:r>
               <w:rPr>
-                <w:rFonts w:ascii="Times New Roman" w:eastAsia="Times New Roman" w:hAnsi="Times New Roman" w:cs="Times New Roman"/>
-                <w:kern w:val="0"/>
-                <w:sz w:val="24"/>
-                <w:szCs w:val="24"/>
-                <w:lang w:eastAsia="en-IN"/>
-                <w14:ligatures w14:val="none"/>
-              </w:rPr>
-              <w:t>Optional</w:t>
+                <w:rFonts w:ascii="Segoe UI Emoji" w:eastAsia="Times New Roman" w:hAnsi="Segoe UI Emoji" w:cs="Segoe UI Emoji"/>
+                <w:kern w:val="0"/>
+                <w:sz w:val="24"/>
+                <w:szCs w:val="24"/>
+                <w:lang w:eastAsia="en-IN"/>
+                <w14:ligatures w14:val="none"/>
+              </w:rPr>
+              <w:t>❌</w:t>
             </w:r>
           </w:p>
         </w:tc>
@@ -3718,7 +3446,7 @@
                 <w:lang w:eastAsia="en-IN"/>
                 <w14:ligatures w14:val="none"/>
               </w:rPr>
-              <w:t>Deletes training by name</w:t>
+              <w:t>Deletes all trainings with this name</w:t>
             </w:r>
           </w:p>
         </w:tc>
@@ -3778,14 +3506,14 @@
             </w:pPr>
             <w:r>
               <w:rPr>
-                <w:rFonts w:ascii="Times New Roman" w:eastAsia="Times New Roman" w:hAnsi="Times New Roman" w:cs="Times New Roman"/>
-                <w:kern w:val="0"/>
-                <w:sz w:val="24"/>
-                <w:szCs w:val="24"/>
-                <w:lang w:eastAsia="en-IN"/>
-                <w14:ligatures w14:val="none"/>
-              </w:rPr>
-              <w:t>String</w:t>
+                <w:rFonts w:ascii="Courier New" w:eastAsia="Times New Roman" w:hAnsi="Courier New" w:cs="Courier New"/>
+                <w:kern w:val="0"/>
+                <w:sz w:val="20"/>
+                <w:szCs w:val="20"/>
+                <w:lang w:eastAsia="en-IN"/>
+                <w14:ligatures w14:val="none"/>
+              </w:rPr>
+              <w:t>string</w:t>
             </w:r>
           </w:p>
         </w:tc>
@@ -3809,14 +3537,14 @@
             </w:pPr>
             <w:r>
               <w:rPr>
-                <w:rFonts w:ascii="Times New Roman" w:eastAsia="Times New Roman" w:hAnsi="Times New Roman" w:cs="Times New Roman"/>
-                <w:kern w:val="0"/>
-                <w:sz w:val="24"/>
-                <w:szCs w:val="24"/>
-                <w:lang w:eastAsia="en-IN"/>
-                <w14:ligatures w14:val="none"/>
-              </w:rPr>
-              <w:t>Optional</w:t>
+                <w:rFonts w:ascii="Segoe UI Emoji" w:eastAsia="Times New Roman" w:hAnsi="Segoe UI Emoji" w:cs="Segoe UI Emoji"/>
+                <w:kern w:val="0"/>
+                <w:sz w:val="24"/>
+                <w:szCs w:val="24"/>
+                <w:lang w:eastAsia="en-IN"/>
+                <w14:ligatures w14:val="none"/>
+              </w:rPr>
+              <w:t>❌</w:t>
             </w:r>
           </w:p>
         </w:tc>
@@ -3847,7 +3575,7 @@
                 <w:lang w:eastAsia="en-IN"/>
                 <w14:ligatures w14:val="none"/>
               </w:rPr>
-              <w:t>Deletes all trainings for the machine</w:t>
+              <w:t>Deletes all trainings for this machine</w:t>
             </w:r>
           </w:p>
         </w:tc>
@@ -3855,6 +3583,74 @@
     </w:tbl>
     <w:p>
       <w:pPr>
+        <w:spacing w:beforeAutospacing="1" w:after="100" w:afterAutospacing="1" w:line="240" w:lineRule="auto"/>
+        <w:rPr>
+          <w:rFonts w:ascii="Times New Roman" w:eastAsia="Times New Roman" w:hAnsi="Times New Roman" w:cs="Times New Roman"/>
+          <w:kern w:val="0"/>
+          <w:sz w:val="24"/>
+          <w:szCs w:val="24"/>
+          <w:lang w:eastAsia="en-IN"/>
+          <w14:ligatures w14:val="none"/>
+        </w:rPr>
+      </w:pPr>
+      <w:r>
+        <w:rPr>
+          <w:rFonts w:ascii="Times New Roman" w:eastAsia="Times New Roman" w:hAnsi="Times New Roman" w:cs="Times New Roman"/>
+          <w:kern w:val="0"/>
+          <w:sz w:val="24"/>
+          <w:szCs w:val="24"/>
+          <w:lang w:eastAsia="en-IN"/>
+          <w14:ligatures w14:val="none"/>
+        </w:rPr>
+        <w:t xml:space="preserve">At least one of </w:t>
+      </w:r>
+      <w:r>
+        <w:rPr>
+          <w:rFonts w:ascii="Courier New" w:eastAsia="Times New Roman" w:hAnsi="Courier New" w:cs="Courier New"/>
+          <w:kern w:val="0"/>
+          <w:sz w:val="20"/>
+          <w:szCs w:val="20"/>
+          <w:lang w:eastAsia="en-IN"/>
+          <w14:ligatures w14:val="none"/>
+        </w:rPr>
+        <w:t>trainingName</w:t>
+      </w:r>
+      <w:r>
+        <w:rPr>
+          <w:rFonts w:ascii="Times New Roman" w:eastAsia="Times New Roman" w:hAnsi="Times New Roman" w:cs="Times New Roman"/>
+          <w:kern w:val="0"/>
+          <w:sz w:val="24"/>
+          <w:szCs w:val="24"/>
+          <w:lang w:eastAsia="en-IN"/>
+          <w14:ligatures w14:val="none"/>
+        </w:rPr>
+        <w:t xml:space="preserve"> or </w:t>
+      </w:r>
+      <w:r>
+        <w:rPr>
+          <w:rFonts w:ascii="Courier New" w:eastAsia="Times New Roman" w:hAnsi="Courier New" w:cs="Courier New"/>
+          <w:kern w:val="0"/>
+          <w:sz w:val="20"/>
+          <w:szCs w:val="20"/>
+          <w:lang w:eastAsia="en-IN"/>
+          <w14:ligatures w14:val="none"/>
+        </w:rPr>
+        <w:t>machineCode</w:t>
+      </w:r>
+      <w:r>
+        <w:rPr>
+          <w:rFonts w:ascii="Times New Roman" w:eastAsia="Times New Roman" w:hAnsi="Times New Roman" w:cs="Times New Roman"/>
+          <w:kern w:val="0"/>
+          <w:sz w:val="24"/>
+          <w:szCs w:val="24"/>
+          <w:lang w:eastAsia="en-IN"/>
+          <w14:ligatures w14:val="none"/>
+        </w:rPr>
+        <w:t xml:space="preserve"> is required.</w:t>
+      </w:r>
+    </w:p>
+    <w:p>
+      <w:pPr>
         <w:spacing w:before="100" w:beforeAutospacing="1" w:after="100" w:afterAutospacing="1" w:line="240" w:lineRule="auto"/>
         <w:outlineLvl w:val="2"/>
         <w:rPr>
@@ -3879,7 +3675,7 @@
           <w:lang w:eastAsia="en-IN"/>
           <w14:ligatures w14:val="none"/>
         </w:rPr>
-        <w:t>✅</w:t>
+        <w:t>🔸</w:t>
       </w:r>
       <w:r>
         <w:rPr>
@@ -3892,49 +3688,7 @@
           <w:lang w:eastAsia="en-IN"/>
           <w14:ligatures w14:val="none"/>
         </w:rPr>
-        <w:t xml:space="preserve"> Examples:</w:t>
-      </w:r>
-    </w:p>
-    <w:p>
-      <w:pPr>
-        <w:spacing w:before="100" w:beforeAutospacing="1" w:after="100" w:afterAutospacing="1" w:line="240" w:lineRule="auto"/>
-        <w:outlineLvl w:val="3"/>
-        <w:rPr>
-          <w:rFonts w:ascii="Times New Roman" w:eastAsia="Times New Roman" w:hAnsi="Times New Roman" w:cs="Times New Roman"/>
-          <w:b/>
-          <w:bCs/>
-          <w:kern w:val="0"/>
-          <w:sz w:val="24"/>
-          <w:szCs w:val="24"/>
-          <w:lang w:eastAsia="en-IN"/>
-          <w14:ligatures w14:val="none"/>
-        </w:rPr>
-      </w:pPr>
-      <w:r>
-        <w:rPr>
-          <w:rFonts w:ascii="Segoe UI Symbol" w:eastAsia="Times New Roman" w:hAnsi="Segoe UI Symbol" w:cs="Segoe UI Symbol"/>
-          <w:b/>
-          <w:bCs/>
-          <w:kern w:val="0"/>
-          <w:sz w:val="24"/>
-          <w:szCs w:val="24"/>
-          <w:lang w:eastAsia="en-IN"/>
-          <w14:ligatures w14:val="none"/>
-        </w:rPr>
-        <w:t>➤</w:t>
-      </w:r>
-      <w:r>
-        <w:rPr>
-          <w:rFonts w:ascii="Times New Roman" w:eastAsia="Times New Roman" w:hAnsi="Times New Roman" w:cs="Times New Roman"/>
-          <w:b/>
-          <w:bCs/>
-          <w:kern w:val="0"/>
-          <w:sz w:val="24"/>
-          <w:szCs w:val="24"/>
-          <w:lang w:eastAsia="en-IN"/>
-          <w14:ligatures w14:val="none"/>
-        </w:rPr>
-        <w:t xml:space="preserve"> Delete by training name:</w:t>
+        <w:t xml:space="preserve"> Sample Body</w:t>
       </w:r>
     </w:p>
     <w:p>
@@ -3976,6 +3730,7 @@
           <w:lang w:eastAsia="en-IN"/>
           <w14:ligatures w14:val="none"/>
         </w:rPr>
+        <w:lastRenderedPageBreak/>
         <w:t>{</w:t>
       </w:r>
     </w:p>
@@ -4018,7 +3773,7 @@
           <w:lang w:eastAsia="en-IN"/>
           <w14:ligatures w14:val="none"/>
         </w:rPr>
-        <w:t xml:space="preserve">  "trainingName": "Basic Safety"</w:t>
+        <w:t xml:space="preserve">  "trainingName": "Operator Safety"</w:t>
       </w:r>
     </w:p>
     <w:p>
@@ -4066,43 +3821,25 @@
     <w:p>
       <w:pPr>
         <w:spacing w:before="100" w:beforeAutospacing="1" w:after="100" w:afterAutospacing="1" w:line="240" w:lineRule="auto"/>
-        <w:outlineLvl w:val="3"/>
-        <w:rPr>
-          <w:rFonts w:ascii="Times New Roman" w:eastAsia="Times New Roman" w:hAnsi="Times New Roman" w:cs="Times New Roman"/>
-          <w:b/>
-          <w:bCs/>
-          <w:kern w:val="0"/>
-          <w:sz w:val="24"/>
-          <w:szCs w:val="24"/>
-          <w:lang w:eastAsia="en-IN"/>
-          <w14:ligatures w14:val="none"/>
-        </w:rPr>
-      </w:pPr>
-      <w:r>
-        <w:rPr>
-          <w:rFonts w:ascii="Segoe UI Symbol" w:eastAsia="Times New Roman" w:hAnsi="Segoe UI Symbol" w:cs="Segoe UI Symbol"/>
-          <w:b/>
-          <w:bCs/>
-          <w:kern w:val="0"/>
-          <w:sz w:val="24"/>
-          <w:szCs w:val="24"/>
-          <w:lang w:eastAsia="en-IN"/>
-          <w14:ligatures w14:val="none"/>
-        </w:rPr>
-        <w:t>➤</w:t>
-      </w:r>
-      <w:r>
-        <w:rPr>
-          <w:rFonts w:ascii="Times New Roman" w:eastAsia="Times New Roman" w:hAnsi="Times New Roman" w:cs="Times New Roman"/>
-          <w:b/>
-          <w:bCs/>
-          <w:kern w:val="0"/>
-          <w:sz w:val="24"/>
-          <w:szCs w:val="24"/>
-          <w:lang w:eastAsia="en-IN"/>
-          <w14:ligatures w14:val="none"/>
-        </w:rPr>
-        <w:t xml:space="preserve"> Delete all trainings for a machine:</w:t>
+        <w:rPr>
+          <w:rFonts w:ascii="Times New Roman" w:eastAsia="Times New Roman" w:hAnsi="Times New Roman" w:cs="Times New Roman"/>
+          <w:kern w:val="0"/>
+          <w:sz w:val="24"/>
+          <w:szCs w:val="24"/>
+          <w:lang w:eastAsia="en-IN"/>
+          <w14:ligatures w14:val="none"/>
+        </w:rPr>
+      </w:pPr>
+      <w:r>
+        <w:rPr>
+          <w:rFonts w:ascii="Times New Roman" w:eastAsia="Times New Roman" w:hAnsi="Times New Roman" w:cs="Times New Roman"/>
+          <w:kern w:val="0"/>
+          <w:sz w:val="24"/>
+          <w:szCs w:val="24"/>
+          <w:lang w:eastAsia="en-IN"/>
+          <w14:ligatures w14:val="none"/>
+        </w:rPr>
+        <w:t>or</w:t>
       </w:r>
     </w:p>
     <w:p>
@@ -4186,7 +3923,7 @@
           <w:lang w:eastAsia="en-IN"/>
           <w14:ligatures w14:val="none"/>
         </w:rPr>
-        <w:t xml:space="preserve">  "machineCode": "MACHINE_001"</w:t>
+        <w:t xml:space="preserve">  "machineCode": "MCH001"</w:t>
       </w:r>
     </w:p>
     <w:p>
@@ -4233,15 +3970,41 @@
     </w:p>
     <w:p>
       <w:pPr>
+        <w:spacing w:after="0" w:line="240" w:lineRule="auto"/>
+        <w:rPr>
+          <w:rFonts w:ascii="Times New Roman" w:eastAsia="Times New Roman" w:hAnsi="Times New Roman" w:cs="Times New Roman"/>
+          <w:kern w:val="0"/>
+          <w:sz w:val="24"/>
+          <w:szCs w:val="24"/>
+          <w:lang w:eastAsia="en-IN"/>
+          <w14:ligatures w14:val="none"/>
+        </w:rPr>
+      </w:pPr>
+      <w:r>
+        <w:rPr>
+          <w:rFonts w:ascii="Times New Roman" w:eastAsia="Times New Roman" w:hAnsi="Times New Roman" w:cs="Times New Roman"/>
+          <w:kern w:val="0"/>
+          <w:sz w:val="24"/>
+          <w:szCs w:val="24"/>
+          <w:lang w:eastAsia="en-IN"/>
+          <w14:ligatures w14:val="none"/>
+        </w:rPr>
+        <w:pict w14:anchorId="49C13A48">
+          <v:rect id="_x0000_i1043" style="width:0;height:1.5pt" o:hralign="center" o:hrstd="t" o:hr="t" fillcolor="#a0a0a0" stroked="f"/>
+        </w:pict>
+      </w:r>
+    </w:p>
+    <w:p>
+      <w:pPr>
         <w:spacing w:before="100" w:beforeAutospacing="1" w:after="100" w:afterAutospacing="1" w:line="240" w:lineRule="auto"/>
-        <w:outlineLvl w:val="2"/>
+        <w:outlineLvl w:val="1"/>
         <w:rPr>
           <w:rFonts w:ascii="Times New Roman" w:eastAsia="Times New Roman" w:hAnsi="Times New Roman" w:cs="Times New Roman"/>
           <w:b/>
           <w:bCs/>
           <w:kern w:val="0"/>
-          <w:sz w:val="27"/>
-          <w:szCs w:val="27"/>
+          <w:sz w:val="36"/>
+          <w:szCs w:val="36"/>
           <w:lang w:eastAsia="en-IN"/>
           <w14:ligatures w14:val="none"/>
         </w:rPr>
@@ -4252,12 +4015,12 @@
           <w:b/>
           <w:bCs/>
           <w:kern w:val="0"/>
-          <w:sz w:val="27"/>
-          <w:szCs w:val="27"/>
-          <w:lang w:eastAsia="en-IN"/>
-          <w14:ligatures w14:val="none"/>
-        </w:rPr>
-        <w:t>✅</w:t>
+          <w:sz w:val="36"/>
+          <w:szCs w:val="36"/>
+          <w:lang w:eastAsia="en-IN"/>
+          <w14:ligatures w14:val="none"/>
+        </w:rPr>
+        <w:t>📁</w:t>
       </w:r>
       <w:r>
         <w:rPr>
@@ -4265,17 +4028,413 @@
           <w:b/>
           <w:bCs/>
           <w:kern w:val="0"/>
-          <w:sz w:val="27"/>
-          <w:szCs w:val="27"/>
-          <w:lang w:eastAsia="en-IN"/>
-          <w14:ligatures w14:val="none"/>
-        </w:rPr>
-        <w:t xml:space="preserve"> Success Response:</w:t>
-      </w:r>
-    </w:p>
-    <w:p>
-      <w:pPr>
-        <w:tabs>
+          <w:sz w:val="36"/>
+          <w:szCs w:val="36"/>
+          <w:lang w:eastAsia="en-IN"/>
+          <w14:ligatures w14:val="none"/>
+        </w:rPr>
+        <w:t xml:space="preserve"> File Upload Rules</w:t>
+      </w:r>
+    </w:p>
+    <w:tbl>
+      <w:tblPr>
+        <w:tblW w:w="0" w:type="auto"/>
+        <w:tblCellSpacing w:w="15" w:type="dxa"/>
+        <w:tblCellMar>
+          <w:top w:w="15" w:type="dxa"/>
+          <w:left w:w="15" w:type="dxa"/>
+          <w:bottom w:w="15" w:type="dxa"/>
+          <w:right w:w="15" w:type="dxa"/>
+        </w:tblCellMar>
+        <w:tblLook w:val="04A0" w:firstRow="1" w:lastRow="0" w:firstColumn="1" w:lastColumn="0" w:noHBand="0" w:noVBand="1"/>
+      </w:tblPr>
+      <w:tblGrid>
+        <w:gridCol w:w="1042"/>
+        <w:gridCol w:w="2082"/>
+      </w:tblGrid>
+      <w:tr>
+        <w:trPr>
+          <w:tblHeader/>
+          <w:tblCellSpacing w:w="15" w:type="dxa"/>
+        </w:trPr>
+        <w:tc>
+          <w:tcPr>
+            <w:tcW w:w="0" w:type="auto"/>
+            <w:vAlign w:val="center"/>
+            <w:hideMark/>
+          </w:tcPr>
+          <w:p>
+            <w:pPr>
+              <w:spacing w:after="0" w:line="240" w:lineRule="auto"/>
+              <w:jc w:val="center"/>
+              <w:rPr>
+                <w:rFonts w:ascii="Times New Roman" w:eastAsia="Times New Roman" w:hAnsi="Times New Roman" w:cs="Times New Roman"/>
+                <w:b/>
+                <w:bCs/>
+                <w:kern w:val="0"/>
+                <w:sz w:val="24"/>
+                <w:szCs w:val="24"/>
+                <w:lang w:eastAsia="en-IN"/>
+                <w14:ligatures w14:val="none"/>
+              </w:rPr>
+            </w:pPr>
+            <w:r>
+              <w:rPr>
+                <w:rFonts w:ascii="Times New Roman" w:eastAsia="Times New Roman" w:hAnsi="Times New Roman" w:cs="Times New Roman"/>
+                <w:b/>
+                <w:bCs/>
+                <w:kern w:val="0"/>
+                <w:sz w:val="24"/>
+                <w:szCs w:val="24"/>
+                <w:lang w:eastAsia="en-IN"/>
+                <w14:ligatures w14:val="none"/>
+              </w:rPr>
+              <w:t>File Type</w:t>
+            </w:r>
+          </w:p>
+        </w:tc>
+        <w:tc>
+          <w:tcPr>
+            <w:tcW w:w="0" w:type="auto"/>
+            <w:vAlign w:val="center"/>
+            <w:hideMark/>
+          </w:tcPr>
+          <w:p>
+            <w:pPr>
+              <w:spacing w:after="0" w:line="240" w:lineRule="auto"/>
+              <w:jc w:val="center"/>
+              <w:rPr>
+                <w:rFonts w:ascii="Times New Roman" w:eastAsia="Times New Roman" w:hAnsi="Times New Roman" w:cs="Times New Roman"/>
+                <w:b/>
+                <w:bCs/>
+                <w:kern w:val="0"/>
+                <w:sz w:val="24"/>
+                <w:szCs w:val="24"/>
+                <w:lang w:eastAsia="en-IN"/>
+                <w14:ligatures w14:val="none"/>
+              </w:rPr>
+            </w:pPr>
+            <w:r>
+              <w:rPr>
+                <w:rFonts w:ascii="Times New Roman" w:eastAsia="Times New Roman" w:hAnsi="Times New Roman" w:cs="Times New Roman"/>
+                <w:b/>
+                <w:bCs/>
+                <w:kern w:val="0"/>
+                <w:sz w:val="24"/>
+                <w:szCs w:val="24"/>
+                <w:lang w:eastAsia="en-IN"/>
+                <w14:ligatures w14:val="none"/>
+              </w:rPr>
+              <w:t>Allowed Extensions</w:t>
+            </w:r>
+          </w:p>
+        </w:tc>
+      </w:tr>
+      <w:tr>
+        <w:trPr>
+          <w:tblCellSpacing w:w="15" w:type="dxa"/>
+        </w:trPr>
+        <w:tc>
+          <w:tcPr>
+            <w:tcW w:w="0" w:type="auto"/>
+            <w:vAlign w:val="center"/>
+            <w:hideMark/>
+          </w:tcPr>
+          <w:p>
+            <w:pPr>
+              <w:spacing w:after="0" w:line="240" w:lineRule="auto"/>
+              <w:rPr>
+                <w:rFonts w:ascii="Times New Roman" w:eastAsia="Times New Roman" w:hAnsi="Times New Roman" w:cs="Times New Roman"/>
+                <w:kern w:val="0"/>
+                <w:sz w:val="24"/>
+                <w:szCs w:val="24"/>
+                <w:lang w:eastAsia="en-IN"/>
+                <w14:ligatures w14:val="none"/>
+              </w:rPr>
+            </w:pPr>
+            <w:r>
+              <w:rPr>
+                <w:rFonts w:ascii="Times New Roman" w:eastAsia="Times New Roman" w:hAnsi="Times New Roman" w:cs="Times New Roman"/>
+                <w:kern w:val="0"/>
+                <w:sz w:val="24"/>
+                <w:szCs w:val="24"/>
+                <w:lang w:eastAsia="en-IN"/>
+                <w14:ligatures w14:val="none"/>
+              </w:rPr>
+              <w:t>PPT</w:t>
+            </w:r>
+          </w:p>
+        </w:tc>
+        <w:tc>
+          <w:tcPr>
+            <w:tcW w:w="0" w:type="auto"/>
+            <w:vAlign w:val="center"/>
+            <w:hideMark/>
+          </w:tcPr>
+          <w:p>
+            <w:pPr>
+              <w:spacing w:after="0" w:line="240" w:lineRule="auto"/>
+              <w:rPr>
+                <w:rFonts w:ascii="Times New Roman" w:eastAsia="Times New Roman" w:hAnsi="Times New Roman" w:cs="Times New Roman"/>
+                <w:kern w:val="0"/>
+                <w:sz w:val="24"/>
+                <w:szCs w:val="24"/>
+                <w:lang w:eastAsia="en-IN"/>
+                <w14:ligatures w14:val="none"/>
+              </w:rPr>
+            </w:pPr>
+            <w:r>
+              <w:rPr>
+                <w:rFonts w:ascii="Courier New" w:eastAsia="Times New Roman" w:hAnsi="Courier New" w:cs="Courier New"/>
+                <w:kern w:val="0"/>
+                <w:sz w:val="20"/>
+                <w:szCs w:val="20"/>
+                <w:lang w:eastAsia="en-IN"/>
+                <w14:ligatures w14:val="none"/>
+              </w:rPr>
+              <w:t>.ppt</w:t>
+            </w:r>
+            <w:r>
+              <w:rPr>
+                <w:rFonts w:ascii="Times New Roman" w:eastAsia="Times New Roman" w:hAnsi="Times New Roman" w:cs="Times New Roman"/>
+                <w:kern w:val="0"/>
+                <w:sz w:val="24"/>
+                <w:szCs w:val="24"/>
+                <w:lang w:eastAsia="en-IN"/>
+                <w14:ligatures w14:val="none"/>
+              </w:rPr>
+              <w:t xml:space="preserve">, </w:t>
+            </w:r>
+            <w:r>
+              <w:rPr>
+                <w:rFonts w:ascii="Courier New" w:eastAsia="Times New Roman" w:hAnsi="Courier New" w:cs="Courier New"/>
+                <w:kern w:val="0"/>
+                <w:sz w:val="20"/>
+                <w:szCs w:val="20"/>
+                <w:lang w:eastAsia="en-IN"/>
+                <w14:ligatures w14:val="none"/>
+              </w:rPr>
+              <w:t>.pptx</w:t>
+            </w:r>
+          </w:p>
+        </w:tc>
+      </w:tr>
+      <w:tr>
+        <w:trPr>
+          <w:tblCellSpacing w:w="15" w:type="dxa"/>
+        </w:trPr>
+        <w:tc>
+          <w:tcPr>
+            <w:tcW w:w="0" w:type="auto"/>
+            <w:vAlign w:val="center"/>
+            <w:hideMark/>
+          </w:tcPr>
+          <w:p>
+            <w:pPr>
+              <w:spacing w:after="0" w:line="240" w:lineRule="auto"/>
+              <w:rPr>
+                <w:rFonts w:ascii="Times New Roman" w:eastAsia="Times New Roman" w:hAnsi="Times New Roman" w:cs="Times New Roman"/>
+                <w:kern w:val="0"/>
+                <w:sz w:val="24"/>
+                <w:szCs w:val="24"/>
+                <w:lang w:eastAsia="en-IN"/>
+                <w14:ligatures w14:val="none"/>
+              </w:rPr>
+            </w:pPr>
+            <w:r>
+              <w:rPr>
+                <w:rFonts w:ascii="Times New Roman" w:eastAsia="Times New Roman" w:hAnsi="Times New Roman" w:cs="Times New Roman"/>
+                <w:kern w:val="0"/>
+                <w:sz w:val="24"/>
+                <w:szCs w:val="24"/>
+                <w:lang w:eastAsia="en-IN"/>
+                <w14:ligatures w14:val="none"/>
+              </w:rPr>
+              <w:t>Images</w:t>
+            </w:r>
+          </w:p>
+        </w:tc>
+        <w:tc>
+          <w:tcPr>
+            <w:tcW w:w="0" w:type="auto"/>
+            <w:vAlign w:val="center"/>
+            <w:hideMark/>
+          </w:tcPr>
+          <w:p>
+            <w:pPr>
+              <w:spacing w:after="0" w:line="240" w:lineRule="auto"/>
+              <w:rPr>
+                <w:rFonts w:ascii="Times New Roman" w:eastAsia="Times New Roman" w:hAnsi="Times New Roman" w:cs="Times New Roman"/>
+                <w:kern w:val="0"/>
+                <w:sz w:val="24"/>
+                <w:szCs w:val="24"/>
+                <w:lang w:eastAsia="en-IN"/>
+                <w14:ligatures w14:val="none"/>
+              </w:rPr>
+            </w:pPr>
+            <w:r>
+              <w:rPr>
+                <w:rFonts w:ascii="Courier New" w:eastAsia="Times New Roman" w:hAnsi="Courier New" w:cs="Courier New"/>
+                <w:kern w:val="0"/>
+                <w:sz w:val="20"/>
+                <w:szCs w:val="20"/>
+                <w:lang w:eastAsia="en-IN"/>
+                <w14:ligatures w14:val="none"/>
+              </w:rPr>
+              <w:t>.jpeg</w:t>
+            </w:r>
+            <w:r>
+              <w:rPr>
+                <w:rFonts w:ascii="Times New Roman" w:eastAsia="Times New Roman" w:hAnsi="Times New Roman" w:cs="Times New Roman"/>
+                <w:kern w:val="0"/>
+                <w:sz w:val="24"/>
+                <w:szCs w:val="24"/>
+                <w:lang w:eastAsia="en-IN"/>
+                <w14:ligatures w14:val="none"/>
+              </w:rPr>
+              <w:t xml:space="preserve">, </w:t>
+            </w:r>
+            <w:r>
+              <w:rPr>
+                <w:rFonts w:ascii="Courier New" w:eastAsia="Times New Roman" w:hAnsi="Courier New" w:cs="Courier New"/>
+                <w:kern w:val="0"/>
+                <w:sz w:val="20"/>
+                <w:szCs w:val="20"/>
+                <w:lang w:eastAsia="en-IN"/>
+                <w14:ligatures w14:val="none"/>
+              </w:rPr>
+              <w:t>.jpg</w:t>
+            </w:r>
+            <w:r>
+              <w:rPr>
+                <w:rFonts w:ascii="Times New Roman" w:eastAsia="Times New Roman" w:hAnsi="Times New Roman" w:cs="Times New Roman"/>
+                <w:kern w:val="0"/>
+                <w:sz w:val="24"/>
+                <w:szCs w:val="24"/>
+                <w:lang w:eastAsia="en-IN"/>
+                <w14:ligatures w14:val="none"/>
+              </w:rPr>
+              <w:t xml:space="preserve">, </w:t>
+            </w:r>
+            <w:r>
+              <w:rPr>
+                <w:rFonts w:ascii="Courier New" w:eastAsia="Times New Roman" w:hAnsi="Courier New" w:cs="Courier New"/>
+                <w:kern w:val="0"/>
+                <w:sz w:val="20"/>
+                <w:szCs w:val="20"/>
+                <w:lang w:eastAsia="en-IN"/>
+                <w14:ligatures w14:val="none"/>
+              </w:rPr>
+              <w:t>.png</w:t>
+            </w:r>
+          </w:p>
+        </w:tc>
+      </w:tr>
+    </w:tbl>
+    <w:p>
+      <w:pPr>
+        <w:spacing w:after="0" w:line="240" w:lineRule="auto"/>
+        <w:rPr>
+          <w:rFonts w:ascii="Times New Roman" w:eastAsia="Times New Roman" w:hAnsi="Times New Roman" w:cs="Times New Roman"/>
+          <w:kern w:val="0"/>
+          <w:sz w:val="24"/>
+          <w:szCs w:val="24"/>
+          <w:lang w:eastAsia="en-IN"/>
+          <w14:ligatures w14:val="none"/>
+        </w:rPr>
+      </w:pPr>
+      <w:r>
+        <w:rPr>
+          <w:rFonts w:ascii="Times New Roman" w:eastAsia="Times New Roman" w:hAnsi="Times New Roman" w:cs="Times New Roman"/>
+          <w:kern w:val="0"/>
+          <w:sz w:val="24"/>
+          <w:szCs w:val="24"/>
+          <w:lang w:eastAsia="en-IN"/>
+          <w14:ligatures w14:val="none"/>
+        </w:rPr>
+        <w:pict w14:anchorId="14E5A776">
+          <v:rect id="_x0000_i1044" style="width:0;height:1.5pt" o:hralign="center" o:hrstd="t" o:hr="t" fillcolor="#a0a0a0" stroked="f"/>
+        </w:pict>
+      </w:r>
+    </w:p>
+    <w:p>
+      <w:pPr>
+        <w:spacing w:before="100" w:beforeAutospacing="1" w:after="100" w:afterAutospacing="1" w:line="240" w:lineRule="auto"/>
+        <w:outlineLvl w:val="1"/>
+        <w:rPr>
+          <w:rFonts w:ascii="Times New Roman" w:eastAsia="Times New Roman" w:hAnsi="Times New Roman" w:cs="Times New Roman"/>
+          <w:b/>
+          <w:bCs/>
+          <w:kern w:val="0"/>
+          <w:sz w:val="36"/>
+          <w:szCs w:val="36"/>
+          <w:lang w:eastAsia="en-IN"/>
+          <w14:ligatures w14:val="none"/>
+        </w:rPr>
+      </w:pPr>
+      <w:r>
+        <w:rPr>
+          <w:rFonts w:ascii="Segoe UI Emoji" w:eastAsia="Times New Roman" w:hAnsi="Segoe UI Emoji" w:cs="Segoe UI Emoji"/>
+          <w:b/>
+          <w:bCs/>
+          <w:kern w:val="0"/>
+          <w:sz w:val="36"/>
+          <w:szCs w:val="36"/>
+          <w:lang w:eastAsia="en-IN"/>
+          <w14:ligatures w14:val="none"/>
+        </w:rPr>
+        <w:t>🛠️</w:t>
+      </w:r>
+      <w:r>
+        <w:rPr>
+          <w:rFonts w:ascii="Times New Roman" w:eastAsia="Times New Roman" w:hAnsi="Times New Roman" w:cs="Times New Roman"/>
+          <w:b/>
+          <w:bCs/>
+          <w:kern w:val="0"/>
+          <w:sz w:val="36"/>
+          <w:szCs w:val="36"/>
+          <w:lang w:eastAsia="en-IN"/>
+          <w14:ligatures w14:val="none"/>
+        </w:rPr>
+        <w:t xml:space="preserve"> File Storage Path</w:t>
+      </w:r>
+    </w:p>
+    <w:p>
+      <w:pPr>
+        <w:numPr>
+          <w:ilvl w:val="0"/>
+          <w:numId w:val="7"/>
+        </w:numPr>
+        <w:spacing w:before="100" w:beforeAutospacing="1" w:after="100" w:afterAutospacing="1" w:line="240" w:lineRule="auto"/>
+        <w:rPr>
+          <w:rFonts w:ascii="Times New Roman" w:eastAsia="Times New Roman" w:hAnsi="Times New Roman" w:cs="Times New Roman"/>
+          <w:kern w:val="0"/>
+          <w:sz w:val="24"/>
+          <w:szCs w:val="24"/>
+          <w:lang w:eastAsia="en-IN"/>
+          <w14:ligatures w14:val="none"/>
+        </w:rPr>
+      </w:pPr>
+      <w:r>
+        <w:rPr>
+          <w:rFonts w:ascii="Times New Roman" w:eastAsia="Times New Roman" w:hAnsi="Times New Roman" w:cs="Times New Roman"/>
+          <w:kern w:val="0"/>
+          <w:sz w:val="24"/>
+          <w:szCs w:val="24"/>
+          <w:lang w:eastAsia="en-IN"/>
+          <w14:ligatures w14:val="none"/>
+        </w:rPr>
+        <w:t>PPTs and images are saved to:</w:t>
+      </w:r>
+    </w:p>
+    <w:p>
+      <w:pPr>
+        <w:numPr>
+          <w:ilvl w:val="0"/>
+          <w:numId w:val="7"/>
+        </w:numPr>
+        <w:tabs>
+          <w:tab w:val="clear" w:pos="720"/>
           <w:tab w:val="left" w:pos="916"/>
           <w:tab w:val="left" w:pos="1832"/>
           <w:tab w:val="left" w:pos="2748"/>
@@ -4312,12 +4471,45 @@
           <w:lang w:eastAsia="en-IN"/>
           <w14:ligatures w14:val="none"/>
         </w:rPr>
-        <w:t>{</w:t>
-      </w:r>
-    </w:p>
-    <w:p>
-      <w:pPr>
-        <w:tabs>
+        <w:t>/uploads/training/</w:t>
+      </w:r>
+    </w:p>
+    <w:p>
+      <w:pPr>
+        <w:numPr>
+          <w:ilvl w:val="0"/>
+          <w:numId w:val="7"/>
+        </w:numPr>
+        <w:spacing w:before="100" w:beforeAutospacing="1" w:after="100" w:afterAutospacing="1" w:line="240" w:lineRule="auto"/>
+        <w:rPr>
+          <w:rFonts w:ascii="Times New Roman" w:eastAsia="Times New Roman" w:hAnsi="Times New Roman" w:cs="Times New Roman"/>
+          <w:kern w:val="0"/>
+          <w:sz w:val="24"/>
+          <w:szCs w:val="24"/>
+          <w:lang w:eastAsia="en-IN"/>
+          <w14:ligatures w14:val="none"/>
+        </w:rPr>
+      </w:pPr>
+      <w:r>
+        <w:rPr>
+          <w:rFonts w:ascii="Times New Roman" w:eastAsia="Times New Roman" w:hAnsi="Times New Roman" w:cs="Times New Roman"/>
+          <w:kern w:val="0"/>
+          <w:sz w:val="24"/>
+          <w:szCs w:val="24"/>
+          <w:lang w:eastAsia="en-IN"/>
+          <w14:ligatures w14:val="none"/>
+        </w:rPr>
+        <w:t>Returned paths are relative, use them to render the media on frontend using:</w:t>
+      </w:r>
+    </w:p>
+    <w:p>
+      <w:pPr>
+        <w:numPr>
+          <w:ilvl w:val="0"/>
+          <w:numId w:val="7"/>
+        </w:numPr>
+        <w:tabs>
+          <w:tab w:val="clear" w:pos="720"/>
           <w:tab w:val="left" w:pos="916"/>
           <w:tab w:val="left" w:pos="1832"/>
           <w:tab w:val="left" w:pos="2748"/>
@@ -4354,74 +4546,32 @@
           <w:lang w:eastAsia="en-IN"/>
           <w14:ligatures w14:val="none"/>
         </w:rPr>
-        <w:t xml:space="preserve">  "message": "Training(s) deleted successfully"</w:t>
-      </w:r>
-    </w:p>
-    <w:p>
-      <w:pPr>
-        <w:tabs>
-          <w:tab w:val="left" w:pos="916"/>
-          <w:tab w:val="left" w:pos="1832"/>
-          <w:tab w:val="left" w:pos="2748"/>
-          <w:tab w:val="left" w:pos="3664"/>
-          <w:tab w:val="left" w:pos="4580"/>
-          <w:tab w:val="left" w:pos="5496"/>
-          <w:tab w:val="left" w:pos="6412"/>
-          <w:tab w:val="left" w:pos="7328"/>
-          <w:tab w:val="left" w:pos="8244"/>
-          <w:tab w:val="left" w:pos="9160"/>
-          <w:tab w:val="left" w:pos="10076"/>
-          <w:tab w:val="left" w:pos="10992"/>
-          <w:tab w:val="left" w:pos="11908"/>
-          <w:tab w:val="left" w:pos="12824"/>
-          <w:tab w:val="left" w:pos="13740"/>
-          <w:tab w:val="left" w:pos="14656"/>
-        </w:tabs>
+        <w:t>http://&lt;SERVER_IP&gt;:&lt;PORT&gt;/&lt;filePath&gt;</w:t>
+      </w:r>
+    </w:p>
+    <w:p>
+      <w:pPr>
         <w:spacing w:after="0" w:line="240" w:lineRule="auto"/>
         <w:rPr>
-          <w:rFonts w:ascii="Courier New" w:eastAsia="Times New Roman" w:hAnsi="Courier New" w:cs="Courier New"/>
-          <w:kern w:val="0"/>
-          <w:sz w:val="20"/>
-          <w:szCs w:val="20"/>
-          <w:lang w:eastAsia="en-IN"/>
-          <w14:ligatures w14:val="none"/>
-        </w:rPr>
-      </w:pPr>
-      <w:r>
-        <w:rPr>
-          <w:rFonts w:ascii="Courier New" w:eastAsia="Times New Roman" w:hAnsi="Courier New" w:cs="Courier New"/>
-          <w:kern w:val="0"/>
-          <w:sz w:val="20"/>
-          <w:szCs w:val="20"/>
-          <w:lang w:eastAsia="en-IN"/>
-          <w14:ligatures w14:val="none"/>
-        </w:rPr>
-        <w:t>}</w:t>
-      </w:r>
-    </w:p>
-    <w:p>
-      <w:pPr>
-        <w:spacing w:after="0" w:line="240" w:lineRule="auto"/>
-        <w:rPr>
-          <w:rFonts w:ascii="Times New Roman" w:eastAsia="Times New Roman" w:hAnsi="Times New Roman" w:cs="Times New Roman"/>
-          <w:kern w:val="0"/>
-          <w:sz w:val="24"/>
-          <w:szCs w:val="24"/>
-          <w:lang w:eastAsia="en-IN"/>
-          <w14:ligatures w14:val="none"/>
-        </w:rPr>
-      </w:pPr>
-      <w:r>
-        <w:rPr>
-          <w:rFonts w:ascii="Times New Roman" w:eastAsia="Times New Roman" w:hAnsi="Times New Roman" w:cs="Times New Roman"/>
-          <w:kern w:val="0"/>
-          <w:sz w:val="24"/>
-          <w:szCs w:val="24"/>
-          <w:lang w:eastAsia="en-IN"/>
-          <w14:ligatures w14:val="none"/>
-        </w:rPr>
-        <w:pict w14:anchorId="40F6FCA7">
-          <v:rect id="_x0000_i1029" style="width:0;height:1.5pt" o:hralign="center" o:hrstd="t" o:hr="t" fillcolor="#a0a0a0" stroked="f"/>
+          <w:rFonts w:ascii="Times New Roman" w:eastAsia="Times New Roman" w:hAnsi="Times New Roman" w:cs="Times New Roman"/>
+          <w:kern w:val="0"/>
+          <w:sz w:val="24"/>
+          <w:szCs w:val="24"/>
+          <w:lang w:eastAsia="en-IN"/>
+          <w14:ligatures w14:val="none"/>
+        </w:rPr>
+      </w:pPr>
+      <w:r>
+        <w:rPr>
+          <w:rFonts w:ascii="Times New Roman" w:eastAsia="Times New Roman" w:hAnsi="Times New Roman" w:cs="Times New Roman"/>
+          <w:kern w:val="0"/>
+          <w:sz w:val="24"/>
+          <w:szCs w:val="24"/>
+          <w:lang w:eastAsia="en-IN"/>
+          <w14:ligatures w14:val="none"/>
+        </w:rPr>
+        <w:pict w14:anchorId="49562266">
+          <v:rect id="_x0000_i1045" style="width:0;height:1.5pt" o:hralign="center" o:hrstd="t" o:hr="t" fillcolor="#a0a0a0" stroked="f"/>
         </w:pict>
       </w:r>
     </w:p>
@@ -4451,7 +4601,7 @@
           <w:lang w:eastAsia="en-IN"/>
           <w14:ligatures w14:val="none"/>
         </w:rPr>
-        <w:t>🖥️</w:t>
+        <w:t>📦</w:t>
       </w:r>
       <w:r>
         <w:rPr>
@@ -4464,80 +4614,14 @@
           <w:lang w:eastAsia="en-IN"/>
           <w14:ligatures w14:val="none"/>
         </w:rPr>
-        <w:t xml:space="preserve"> Frontend Integration Tips</w:t>
-      </w:r>
-    </w:p>
-    <w:p>
-      <w:pPr>
-        <w:spacing w:before="100" w:beforeAutospacing="1" w:after="100" w:afterAutospacing="1" w:line="240" w:lineRule="auto"/>
-        <w:outlineLvl w:val="2"/>
-        <w:rPr>
-          <w:rFonts w:ascii="Times New Roman" w:eastAsia="Times New Roman" w:hAnsi="Times New Roman" w:cs="Times New Roman"/>
-          <w:b/>
-          <w:bCs/>
-          <w:kern w:val="0"/>
-          <w:sz w:val="27"/>
-          <w:szCs w:val="27"/>
-          <w:lang w:eastAsia="en-IN"/>
-          <w14:ligatures w14:val="none"/>
-        </w:rPr>
-      </w:pPr>
-      <w:r>
-        <w:rPr>
-          <w:rFonts w:ascii="Segoe UI Emoji" w:eastAsia="Times New Roman" w:hAnsi="Segoe UI Emoji" w:cs="Segoe UI Emoji"/>
-          <w:b/>
-          <w:bCs/>
-          <w:kern w:val="0"/>
-          <w:sz w:val="27"/>
-          <w:szCs w:val="27"/>
-          <w:lang w:eastAsia="en-IN"/>
-          <w14:ligatures w14:val="none"/>
-        </w:rPr>
-        <w:t>🔁</w:t>
-      </w:r>
-      <w:r>
-        <w:rPr>
-          <w:rFonts w:ascii="Times New Roman" w:eastAsia="Times New Roman" w:hAnsi="Times New Roman" w:cs="Times New Roman"/>
-          <w:b/>
-          <w:bCs/>
-          <w:kern w:val="0"/>
-          <w:sz w:val="27"/>
-          <w:szCs w:val="27"/>
-          <w:lang w:eastAsia="en-IN"/>
-          <w14:ligatures w14:val="none"/>
-        </w:rPr>
-        <w:t xml:space="preserve"> Auto-start Slideshow Ideas</w:t>
-      </w:r>
-    </w:p>
-    <w:p>
-      <w:pPr>
-        <w:spacing w:before="100" w:beforeAutospacing="1" w:after="100" w:afterAutospacing="1" w:line="240" w:lineRule="auto"/>
-        <w:rPr>
-          <w:rFonts w:ascii="Times New Roman" w:eastAsia="Times New Roman" w:hAnsi="Times New Roman" w:cs="Times New Roman"/>
-          <w:kern w:val="0"/>
-          <w:sz w:val="24"/>
-          <w:szCs w:val="24"/>
-          <w:lang w:eastAsia="en-IN"/>
-          <w14:ligatures w14:val="none"/>
-        </w:rPr>
-      </w:pPr>
-      <w:r>
-        <w:rPr>
-          <w:rFonts w:ascii="Times New Roman" w:eastAsia="Times New Roman" w:hAnsi="Times New Roman" w:cs="Times New Roman"/>
-          <w:kern w:val="0"/>
-          <w:sz w:val="24"/>
-          <w:szCs w:val="24"/>
-          <w:lang w:eastAsia="en-IN"/>
-          <w14:ligatures w14:val="none"/>
-        </w:rPr>
-        <w:t>You can use one of the following approaches to display the training as an auto-start slideshow:</w:t>
+        <w:t xml:space="preserve"> Usage Notes for Frontend</w:t>
       </w:r>
     </w:p>
     <w:p>
       <w:pPr>
         <w:numPr>
           <w:ilvl w:val="0"/>
-          <w:numId w:val="3"/>
+          <w:numId w:val="8"/>
         </w:numPr>
         <w:spacing w:before="100" w:beforeAutospacing="1" w:after="100" w:afterAutospacing="1" w:line="240" w:lineRule="auto"/>
         <w:rPr>
@@ -4552,33 +4636,86 @@
       <w:r>
         <w:rPr>
           <w:rFonts w:ascii="Times New Roman" w:eastAsia="Times New Roman" w:hAnsi="Times New Roman" w:cs="Times New Roman"/>
-          <w:b/>
-          <w:bCs/>
-          <w:kern w:val="0"/>
-          <w:sz w:val="24"/>
-          <w:szCs w:val="24"/>
-          <w:lang w:eastAsia="en-IN"/>
-          <w14:ligatures w14:val="none"/>
-        </w:rPr>
-        <w:t>Convert PPT to Images</w:t>
-      </w:r>
-      <w:r>
-        <w:rPr>
-          <w:rFonts w:ascii="Times New Roman" w:eastAsia="Times New Roman" w:hAnsi="Times New Roman" w:cs="Times New Roman"/>
-          <w:kern w:val="0"/>
-          <w:sz w:val="24"/>
-          <w:szCs w:val="24"/>
-          <w:lang w:eastAsia="en-IN"/>
-          <w14:ligatures w14:val="none"/>
-        </w:rPr>
-        <w:t xml:space="preserve"> (recommended):</w:t>
+          <w:kern w:val="0"/>
+          <w:sz w:val="24"/>
+          <w:szCs w:val="24"/>
+          <w:lang w:eastAsia="en-IN"/>
+          <w14:ligatures w14:val="none"/>
+        </w:rPr>
+        <w:t xml:space="preserve">Use </w:t>
+      </w:r>
+      <w:r>
+        <w:rPr>
+          <w:rFonts w:ascii="Courier New" w:eastAsia="Times New Roman" w:hAnsi="Courier New" w:cs="Courier New"/>
+          <w:kern w:val="0"/>
+          <w:sz w:val="20"/>
+          <w:szCs w:val="20"/>
+          <w:lang w:eastAsia="en-IN"/>
+          <w14:ligatures w14:val="none"/>
+        </w:rPr>
+        <w:t>axios</w:t>
+      </w:r>
+      <w:r>
+        <w:rPr>
+          <w:rFonts w:ascii="Times New Roman" w:eastAsia="Times New Roman" w:hAnsi="Times New Roman" w:cs="Times New Roman"/>
+          <w:kern w:val="0"/>
+          <w:sz w:val="24"/>
+          <w:szCs w:val="24"/>
+          <w:lang w:eastAsia="en-IN"/>
+          <w14:ligatures w14:val="none"/>
+        </w:rPr>
+        <w:t xml:space="preserve"> or </w:t>
+      </w:r>
+      <w:r>
+        <w:rPr>
+          <w:rFonts w:ascii="Courier New" w:eastAsia="Times New Roman" w:hAnsi="Courier New" w:cs="Courier New"/>
+          <w:kern w:val="0"/>
+          <w:sz w:val="20"/>
+          <w:szCs w:val="20"/>
+          <w:lang w:eastAsia="en-IN"/>
+          <w14:ligatures w14:val="none"/>
+        </w:rPr>
+        <w:t>fetch</w:t>
+      </w:r>
+      <w:r>
+        <w:rPr>
+          <w:rFonts w:ascii="Times New Roman" w:eastAsia="Times New Roman" w:hAnsi="Times New Roman" w:cs="Times New Roman"/>
+          <w:kern w:val="0"/>
+          <w:sz w:val="24"/>
+          <w:szCs w:val="24"/>
+          <w:lang w:eastAsia="en-IN"/>
+          <w14:ligatures w14:val="none"/>
+        </w:rPr>
+        <w:t xml:space="preserve"> to send </w:t>
+      </w:r>
+      <w:r>
+        <w:rPr>
+          <w:rFonts w:ascii="Courier New" w:eastAsia="Times New Roman" w:hAnsi="Courier New" w:cs="Courier New"/>
+          <w:kern w:val="0"/>
+          <w:sz w:val="20"/>
+          <w:szCs w:val="20"/>
+          <w:lang w:eastAsia="en-IN"/>
+          <w14:ligatures w14:val="none"/>
+        </w:rPr>
+        <w:t>multipart/form-data</w:t>
+      </w:r>
+      <w:r>
+        <w:rPr>
+          <w:rFonts w:ascii="Times New Roman" w:eastAsia="Times New Roman" w:hAnsi="Times New Roman" w:cs="Times New Roman"/>
+          <w:kern w:val="0"/>
+          <w:sz w:val="24"/>
+          <w:szCs w:val="24"/>
+          <w:lang w:eastAsia="en-IN"/>
+          <w14:ligatures w14:val="none"/>
+        </w:rPr>
+        <w:t xml:space="preserve"> POST requests.</w:t>
       </w:r>
     </w:p>
     <w:p>
       <w:pPr>
         <w:numPr>
-          <w:ilvl w:val="1"/>
-          <w:numId w:val="3"/>
+          <w:ilvl w:val="0"/>
+          <w:numId w:val="8"/>
         </w:numPr>
         <w:spacing w:before="100" w:beforeAutospacing="1" w:after="100" w:afterAutospacing="1" w:line="240" w:lineRule="auto"/>
         <w:rPr>
@@ -4599,36 +4736,58 @@
           <w:lang w:eastAsia="en-IN"/>
           <w14:ligatures w14:val="none"/>
         </w:rPr>
-        <w:t xml:space="preserve">Use a library like </w:t>
-      </w:r>
-      <w:r>
-        <w:rPr>
-          <w:rFonts w:ascii="Courier New" w:eastAsia="Times New Roman" w:hAnsi="Courier New" w:cs="Courier New"/>
-          <w:kern w:val="0"/>
-          <w:sz w:val="20"/>
-          <w:szCs w:val="20"/>
-          <w:lang w:eastAsia="en-IN"/>
-          <w14:ligatures w14:val="none"/>
-        </w:rPr>
-        <w:t>PptxGenJS</w:t>
-      </w:r>
-      <w:r>
-        <w:rPr>
-          <w:rFonts w:ascii="Times New Roman" w:eastAsia="Times New Roman" w:hAnsi="Times New Roman" w:cs="Times New Roman"/>
-          <w:kern w:val="0"/>
-          <w:sz w:val="24"/>
-          <w:szCs w:val="24"/>
-          <w:lang w:eastAsia="en-IN"/>
-          <w14:ligatures w14:val="none"/>
-        </w:rPr>
-        <w:t xml:space="preserve"> on backend (or pre-convert to images).</w:t>
+        <w:t xml:space="preserve">Use the </w:t>
+      </w:r>
+      <w:r>
+        <w:rPr>
+          <w:rFonts w:ascii="Courier New" w:eastAsia="Times New Roman" w:hAnsi="Courier New" w:cs="Courier New"/>
+          <w:kern w:val="0"/>
+          <w:sz w:val="20"/>
+          <w:szCs w:val="20"/>
+          <w:lang w:eastAsia="en-IN"/>
+          <w14:ligatures w14:val="none"/>
+        </w:rPr>
+        <w:t>GET</w:t>
+      </w:r>
+      <w:r>
+        <w:rPr>
+          <w:rFonts w:ascii="Times New Roman" w:eastAsia="Times New Roman" w:hAnsi="Times New Roman" w:cs="Times New Roman"/>
+          <w:kern w:val="0"/>
+          <w:sz w:val="24"/>
+          <w:szCs w:val="24"/>
+          <w:lang w:eastAsia="en-IN"/>
+          <w14:ligatures w14:val="none"/>
+        </w:rPr>
+        <w:t xml:space="preserve"> API to display training list filtered by </w:t>
+      </w:r>
+      <w:r>
+        <w:rPr>
+          <w:rFonts w:ascii="Courier New" w:eastAsia="Times New Roman" w:hAnsi="Courier New" w:cs="Courier New"/>
+          <w:kern w:val="0"/>
+          <w:sz w:val="20"/>
+          <w:szCs w:val="20"/>
+          <w:lang w:eastAsia="en-IN"/>
+          <w14:ligatures w14:val="none"/>
+        </w:rPr>
+        <w:t>machineCode</w:t>
+      </w:r>
+      <w:r>
+        <w:rPr>
+          <w:rFonts w:ascii="Times New Roman" w:eastAsia="Times New Roman" w:hAnsi="Times New Roman" w:cs="Times New Roman"/>
+          <w:kern w:val="0"/>
+          <w:sz w:val="24"/>
+          <w:szCs w:val="24"/>
+          <w:lang w:eastAsia="en-IN"/>
+          <w14:ligatures w14:val="none"/>
+        </w:rPr>
+        <w:t>.</w:t>
       </w:r>
     </w:p>
     <w:p>
       <w:pPr>
         <w:numPr>
-          <w:ilvl w:val="1"/>
-          <w:numId w:val="3"/>
+          <w:ilvl w:val="0"/>
+          <w:numId w:val="8"/>
         </w:numPr>
         <w:spacing w:before="100" w:beforeAutospacing="1" w:after="100" w:afterAutospacing="1" w:line="240" w:lineRule="auto"/>
         <w:rPr>
@@ -4649,14 +4808,36 @@
           <w:lang w:eastAsia="en-IN"/>
           <w14:ligatures w14:val="none"/>
         </w:rPr>
-        <w:t>Display images in a timed slideshow with HTML/CSS/JS.</w:t>
+        <w:t xml:space="preserve">Use </w:t>
+      </w:r>
+      <w:r>
+        <w:rPr>
+          <w:rFonts w:ascii="Courier New" w:eastAsia="Times New Roman" w:hAnsi="Courier New" w:cs="Courier New"/>
+          <w:kern w:val="0"/>
+          <w:sz w:val="20"/>
+          <w:szCs w:val="20"/>
+          <w:lang w:eastAsia="en-IN"/>
+          <w14:ligatures w14:val="none"/>
+        </w:rPr>
+        <w:t>pptPath</w:t>
+      </w:r>
+      <w:r>
+        <w:rPr>
+          <w:rFonts w:ascii="Times New Roman" w:eastAsia="Times New Roman" w:hAnsi="Times New Roman" w:cs="Times New Roman"/>
+          <w:kern w:val="0"/>
+          <w:sz w:val="24"/>
+          <w:szCs w:val="24"/>
+          <w:lang w:eastAsia="en-IN"/>
+          <w14:ligatures w14:val="none"/>
+        </w:rPr>
+        <w:t xml:space="preserve"> to embed or link a slideshow viewer.</w:t>
       </w:r>
     </w:p>
     <w:p>
       <w:pPr>
         <w:numPr>
           <w:ilvl w:val="0"/>
-          <w:numId w:val="3"/>
+          <w:numId w:val="8"/>
         </w:numPr>
         <w:spacing w:before="100" w:beforeAutospacing="1" w:after="100" w:afterAutospacing="1" w:line="240" w:lineRule="auto"/>
         <w:rPr>
@@ -4671,22 +4852,42 @@
       <w:r>
         <w:rPr>
           <w:rFonts w:ascii="Times New Roman" w:eastAsia="Times New Roman" w:hAnsi="Times New Roman" w:cs="Times New Roman"/>
-          <w:b/>
-          <w:bCs/>
-          <w:kern w:val="0"/>
-          <w:sz w:val="24"/>
-          <w:szCs w:val="24"/>
-          <w:lang w:eastAsia="en-IN"/>
-          <w14:ligatures w14:val="none"/>
-        </w:rPr>
-        <w:t>Use Online Viewer (e.g., Microsoft Office Embed):</w:t>
+          <w:kern w:val="0"/>
+          <w:sz w:val="24"/>
+          <w:szCs w:val="24"/>
+          <w:lang w:eastAsia="en-IN"/>
+          <w14:ligatures w14:val="none"/>
+        </w:rPr>
+        <w:t xml:space="preserve">Use </w:t>
+      </w:r>
+      <w:r>
+        <w:rPr>
+          <w:rFonts w:ascii="Courier New" w:eastAsia="Times New Roman" w:hAnsi="Courier New" w:cs="Courier New"/>
+          <w:kern w:val="0"/>
+          <w:sz w:val="20"/>
+          <w:szCs w:val="20"/>
+          <w:lang w:eastAsia="en-IN"/>
+          <w14:ligatures w14:val="none"/>
+        </w:rPr>
+        <w:t>imagePaths</w:t>
+      </w:r>
+      <w:r>
+        <w:rPr>
+          <w:rFonts w:ascii="Times New Roman" w:eastAsia="Times New Roman" w:hAnsi="Times New Roman" w:cs="Times New Roman"/>
+          <w:kern w:val="0"/>
+          <w:sz w:val="24"/>
+          <w:szCs w:val="24"/>
+          <w:lang w:eastAsia="en-IN"/>
+          <w14:ligatures w14:val="none"/>
+        </w:rPr>
+        <w:t xml:space="preserve"> to display training image gallery/slideshow.</w:t>
       </w:r>
     </w:p>
     <w:p>
       <w:pPr>
         <w:numPr>
-          <w:ilvl w:val="1"/>
-          <w:numId w:val="3"/>
+          <w:ilvl w:val="0"/>
+          <w:numId w:val="8"/>
         </w:numPr>
         <w:spacing w:before="100" w:beforeAutospacing="1" w:after="100" w:afterAutospacing="1" w:line="240" w:lineRule="auto"/>
         <w:rPr>
@@ -4707,14 +4908,86 @@
           <w:lang w:eastAsia="en-IN"/>
           <w14:ligatures w14:val="none"/>
         </w:rPr>
-        <w:t>Upload the file to OneDrive or SharePoint.</w:t>
+        <w:t xml:space="preserve">Use the </w:t>
+      </w:r>
+      <w:r>
+        <w:rPr>
+          <w:rFonts w:ascii="Courier New" w:eastAsia="Times New Roman" w:hAnsi="Courier New" w:cs="Courier New"/>
+          <w:kern w:val="0"/>
+          <w:sz w:val="20"/>
+          <w:szCs w:val="20"/>
+          <w:lang w:eastAsia="en-IN"/>
+          <w14:ligatures w14:val="none"/>
+        </w:rPr>
+        <w:t>DELETE</w:t>
+      </w:r>
+      <w:r>
+        <w:rPr>
+          <w:rFonts w:ascii="Times New Roman" w:eastAsia="Times New Roman" w:hAnsi="Times New Roman" w:cs="Times New Roman"/>
+          <w:kern w:val="0"/>
+          <w:sz w:val="24"/>
+          <w:szCs w:val="24"/>
+          <w:lang w:eastAsia="en-IN"/>
+          <w14:ligatures w14:val="none"/>
+        </w:rPr>
+        <w:t xml:space="preserve"> API to remove content by name or machine.</w:t>
+      </w:r>
+    </w:p>
+    <w:p>
+      <w:pPr>
+        <w:spacing w:after="0" w:line="240" w:lineRule="auto"/>
+        <w:rPr>
+          <w:rFonts w:ascii="Times New Roman" w:eastAsia="Times New Roman" w:hAnsi="Times New Roman" w:cs="Times New Roman"/>
+          <w:kern w:val="0"/>
+          <w:sz w:val="24"/>
+          <w:szCs w:val="24"/>
+          <w:lang w:eastAsia="en-IN"/>
+          <w14:ligatures w14:val="none"/>
+        </w:rPr>
+      </w:pPr>
+      <w:r>
+        <w:rPr>
+          <w:rFonts w:ascii="Times New Roman" w:eastAsia="Times New Roman" w:hAnsi="Times New Roman" w:cs="Times New Roman"/>
+          <w:kern w:val="0"/>
+          <w:sz w:val="24"/>
+          <w:szCs w:val="24"/>
+          <w:lang w:eastAsia="en-IN"/>
+          <w14:ligatures w14:val="none"/>
+        </w:rPr>
+        <w:pict w14:anchorId="0872764E">
+          <v:rect id="_x0000_i1046" style="width:0;height:1.5pt" o:hralign="center" o:hrstd="t" o:hr="t" fillcolor="#a0a0a0" stroked="f"/>
+        </w:pict>
+      </w:r>
+    </w:p>
+    <w:p>
+      <w:pPr>
+        <w:spacing w:before="100" w:beforeAutospacing="1" w:after="100" w:afterAutospacing="1" w:line="240" w:lineRule="auto"/>
+        <w:rPr>
+          <w:rFonts w:ascii="Times New Roman" w:eastAsia="Times New Roman" w:hAnsi="Times New Roman" w:cs="Times New Roman"/>
+          <w:kern w:val="0"/>
+          <w:sz w:val="24"/>
+          <w:szCs w:val="24"/>
+          <w:lang w:eastAsia="en-IN"/>
+          <w14:ligatures w14:val="none"/>
+        </w:rPr>
+      </w:pPr>
+      <w:r>
+        <w:rPr>
+          <w:rFonts w:ascii="Times New Roman" w:eastAsia="Times New Roman" w:hAnsi="Times New Roman" w:cs="Times New Roman"/>
+          <w:kern w:val="0"/>
+          <w:sz w:val="24"/>
+          <w:szCs w:val="24"/>
+          <w:lang w:eastAsia="en-IN"/>
+          <w14:ligatures w14:val="none"/>
+        </w:rPr>
+        <w:t>Let me know if you want:</w:t>
       </w:r>
     </w:p>
     <w:p>
       <w:pPr>
         <w:numPr>
-          <w:ilvl w:val="1"/>
-          <w:numId w:val="3"/>
+          <w:ilvl w:val="0"/>
+          <w:numId w:val="9"/>
         </w:numPr>
         <w:spacing w:before="100" w:beforeAutospacing="1" w:after="100" w:afterAutospacing="1" w:line="240" w:lineRule="auto"/>
         <w:rPr>
@@ -4735,14 +5008,14 @@
           <w:lang w:eastAsia="en-IN"/>
           <w14:ligatures w14:val="none"/>
         </w:rPr>
-        <w:t>Embed the file in an iframe with slideshow view.</w:t>
+        <w:t>A React upload component example</w:t>
       </w:r>
     </w:p>
     <w:p>
       <w:pPr>
         <w:numPr>
           <w:ilvl w:val="0"/>
-          <w:numId w:val="3"/>
+          <w:numId w:val="9"/>
         </w:numPr>
         <w:spacing w:before="100" w:beforeAutospacing="1" w:after="100" w:afterAutospacing="1" w:line="240" w:lineRule="auto"/>
         <w:rPr>
@@ -4757,22 +5030,20 @@
       <w:r>
         <w:rPr>
           <w:rFonts w:ascii="Times New Roman" w:eastAsia="Times New Roman" w:hAnsi="Times New Roman" w:cs="Times New Roman"/>
-          <w:b/>
-          <w:bCs/>
-          <w:kern w:val="0"/>
-          <w:sz w:val="24"/>
-          <w:szCs w:val="24"/>
-          <w:lang w:eastAsia="en-IN"/>
-          <w14:ligatures w14:val="none"/>
-        </w:rPr>
-        <w:t>Use a local PPT viewer (Electron frontend or Windows shell):</w:t>
+          <w:kern w:val="0"/>
+          <w:sz w:val="24"/>
+          <w:szCs w:val="24"/>
+          <w:lang w:eastAsia="en-IN"/>
+          <w14:ligatures w14:val="none"/>
+        </w:rPr>
+        <w:t>Slideshow logic</w:t>
       </w:r>
     </w:p>
     <w:p>
       <w:pPr>
         <w:numPr>
-          <w:ilvl w:val="1"/>
-          <w:numId w:val="3"/>
+          <w:ilvl w:val="0"/>
+          <w:numId w:val="9"/>
         </w:numPr>
         <w:spacing w:before="100" w:beforeAutospacing="1" w:after="100" w:afterAutospacing="1" w:line="240" w:lineRule="auto"/>
         <w:rPr>
@@ -4793,867 +5064,31 @@
           <w:lang w:eastAsia="en-IN"/>
           <w14:ligatures w14:val="none"/>
         </w:rPr>
-        <w:lastRenderedPageBreak/>
-        <w:t xml:space="preserve">On local systems, auto-launch the </w:t>
-      </w:r>
-      <w:r>
-        <w:rPr>
-          <w:rFonts w:ascii="Courier New" w:eastAsia="Times New Roman" w:hAnsi="Courier New" w:cs="Courier New"/>
-          <w:kern w:val="0"/>
-          <w:sz w:val="20"/>
-          <w:szCs w:val="20"/>
-          <w:lang w:eastAsia="en-IN"/>
-          <w14:ligatures w14:val="none"/>
-        </w:rPr>
-        <w:t>.pptx</w:t>
-      </w:r>
-      <w:r>
-        <w:rPr>
-          <w:rFonts w:ascii="Times New Roman" w:eastAsia="Times New Roman" w:hAnsi="Times New Roman" w:cs="Times New Roman"/>
-          <w:kern w:val="0"/>
-          <w:sz w:val="24"/>
-          <w:szCs w:val="24"/>
-          <w:lang w:eastAsia="en-IN"/>
-          <w14:ligatures w14:val="none"/>
-        </w:rPr>
-        <w:t xml:space="preserve"> using PowerPoint in kiosk mode (</w:t>
-      </w:r>
-      <w:r>
-        <w:rPr>
-          <w:rFonts w:ascii="Courier New" w:eastAsia="Times New Roman" w:hAnsi="Courier New" w:cs="Courier New"/>
-          <w:kern w:val="0"/>
-          <w:sz w:val="20"/>
-          <w:szCs w:val="20"/>
-          <w:lang w:eastAsia="en-IN"/>
-          <w14:ligatures w14:val="none"/>
-        </w:rPr>
-        <w:t>/s</w:t>
-      </w:r>
-      <w:r>
-        <w:rPr>
-          <w:rFonts w:ascii="Times New Roman" w:eastAsia="Times New Roman" w:hAnsi="Times New Roman" w:cs="Times New Roman"/>
-          <w:kern w:val="0"/>
-          <w:sz w:val="24"/>
-          <w:szCs w:val="24"/>
-          <w:lang w:eastAsia="en-IN"/>
-          <w14:ligatures w14:val="none"/>
-        </w:rPr>
-        <w:t xml:space="preserve"> option for slideshow).</w:t>
-      </w:r>
-    </w:p>
-    <w:p>
-      <w:pPr>
-        <w:spacing w:after="0" w:line="240" w:lineRule="auto"/>
-        <w:rPr>
-          <w:rFonts w:ascii="Times New Roman" w:eastAsia="Times New Roman" w:hAnsi="Times New Roman" w:cs="Times New Roman"/>
-          <w:kern w:val="0"/>
-          <w:sz w:val="24"/>
-          <w:szCs w:val="24"/>
-          <w:lang w:eastAsia="en-IN"/>
-          <w14:ligatures w14:val="none"/>
-        </w:rPr>
-      </w:pPr>
-      <w:r>
-        <w:rPr>
-          <w:rFonts w:ascii="Times New Roman" w:eastAsia="Times New Roman" w:hAnsi="Times New Roman" w:cs="Times New Roman"/>
-          <w:kern w:val="0"/>
-          <w:sz w:val="24"/>
-          <w:szCs w:val="24"/>
-          <w:lang w:eastAsia="en-IN"/>
-          <w14:ligatures w14:val="none"/>
-        </w:rPr>
-        <w:pict w14:anchorId="5E477619">
-          <v:rect id="_x0000_i1030" style="width:0;height:1.5pt" o:hralign="center" o:hrstd="t" o:hr="t" fillcolor="#a0a0a0" stroked="f"/>
-        </w:pict>
+        <w:t>Frontend sample code for rendering training</w:t>
       </w:r>
     </w:p>
     <w:p>
       <w:pPr>
         <w:spacing w:before="100" w:beforeAutospacing="1" w:after="100" w:afterAutospacing="1" w:line="240" w:lineRule="auto"/>
-        <w:outlineLvl w:val="1"/>
-        <w:rPr>
-          <w:rFonts w:ascii="Times New Roman" w:eastAsia="Times New Roman" w:hAnsi="Times New Roman" w:cs="Times New Roman"/>
-          <w:b/>
-          <w:bCs/>
-          <w:kern w:val="0"/>
-          <w:sz w:val="36"/>
-          <w:szCs w:val="36"/>
-          <w:lang w:eastAsia="en-IN"/>
-          <w14:ligatures w14:val="none"/>
-        </w:rPr>
-      </w:pPr>
-      <w:r>
-        <w:rPr>
-          <w:rFonts w:ascii="Segoe UI Emoji" w:eastAsia="Times New Roman" w:hAnsi="Segoe UI Emoji" w:cs="Segoe UI Emoji"/>
-          <w:b/>
-          <w:bCs/>
-          <w:kern w:val="0"/>
-          <w:sz w:val="36"/>
-          <w:szCs w:val="36"/>
-          <w:lang w:eastAsia="en-IN"/>
-          <w14:ligatures w14:val="none"/>
-        </w:rPr>
-        <w:t>🧪</w:t>
-      </w:r>
-      <w:r>
-        <w:rPr>
-          <w:rFonts w:ascii="Times New Roman" w:eastAsia="Times New Roman" w:hAnsi="Times New Roman" w:cs="Times New Roman"/>
-          <w:b/>
-          <w:bCs/>
-          <w:kern w:val="0"/>
-          <w:sz w:val="36"/>
-          <w:szCs w:val="36"/>
-          <w:lang w:eastAsia="en-IN"/>
-          <w14:ligatures w14:val="none"/>
-        </w:rPr>
-        <w:t xml:space="preserve"> Testing Steps in Postman</w:t>
-      </w:r>
-    </w:p>
-    <w:p>
-      <w:pPr>
-        <w:numPr>
-          <w:ilvl w:val="0"/>
-          <w:numId w:val="4"/>
-        </w:numPr>
-        <w:spacing w:before="100" w:beforeAutospacing="1" w:after="100" w:afterAutospacing="1" w:line="240" w:lineRule="auto"/>
-        <w:rPr>
-          <w:rFonts w:ascii="Times New Roman" w:eastAsia="Times New Roman" w:hAnsi="Times New Roman" w:cs="Times New Roman"/>
-          <w:kern w:val="0"/>
-          <w:sz w:val="24"/>
-          <w:szCs w:val="24"/>
-          <w:lang w:eastAsia="en-IN"/>
-          <w14:ligatures w14:val="none"/>
-        </w:rPr>
-      </w:pPr>
-      <w:r>
-        <w:rPr>
-          <w:rFonts w:ascii="Times New Roman" w:eastAsia="Times New Roman" w:hAnsi="Times New Roman" w:cs="Times New Roman"/>
-          <w:b/>
-          <w:bCs/>
-          <w:kern w:val="0"/>
-          <w:sz w:val="24"/>
-          <w:szCs w:val="24"/>
-          <w:lang w:eastAsia="en-IN"/>
-          <w14:ligatures w14:val="none"/>
-        </w:rPr>
-        <w:t>Upload Training</w:t>
-      </w:r>
-      <w:r>
-        <w:rPr>
-          <w:rFonts w:ascii="Times New Roman" w:eastAsia="Times New Roman" w:hAnsi="Times New Roman" w:cs="Times New Roman"/>
-          <w:kern w:val="0"/>
-          <w:sz w:val="24"/>
-          <w:szCs w:val="24"/>
-          <w:lang w:eastAsia="en-IN"/>
-          <w14:ligatures w14:val="none"/>
-        </w:rPr>
-        <w:t>:</w:t>
-      </w:r>
-    </w:p>
-    <w:p>
-      <w:pPr>
-        <w:numPr>
-          <w:ilvl w:val="1"/>
-          <w:numId w:val="4"/>
-        </w:numPr>
-        <w:spacing w:before="100" w:beforeAutospacing="1" w:after="100" w:afterAutospacing="1" w:line="240" w:lineRule="auto"/>
-        <w:rPr>
-          <w:rFonts w:ascii="Times New Roman" w:eastAsia="Times New Roman" w:hAnsi="Times New Roman" w:cs="Times New Roman"/>
-          <w:kern w:val="0"/>
-          <w:sz w:val="24"/>
-          <w:szCs w:val="24"/>
-          <w:lang w:eastAsia="en-IN"/>
-          <w14:ligatures w14:val="none"/>
-        </w:rPr>
-      </w:pPr>
-      <w:r>
-        <w:rPr>
-          <w:rFonts w:ascii="Times New Roman" w:eastAsia="Times New Roman" w:hAnsi="Times New Roman" w:cs="Times New Roman"/>
-          <w:kern w:val="0"/>
-          <w:sz w:val="24"/>
-          <w:szCs w:val="24"/>
-          <w:lang w:eastAsia="en-IN"/>
-          <w14:ligatures w14:val="none"/>
-        </w:rPr>
-        <w:t xml:space="preserve">Set method to </w:t>
-      </w:r>
-      <w:r>
-        <w:rPr>
-          <w:rFonts w:ascii="Courier New" w:eastAsia="Times New Roman" w:hAnsi="Courier New" w:cs="Courier New"/>
-          <w:kern w:val="0"/>
-          <w:sz w:val="20"/>
-          <w:szCs w:val="20"/>
-          <w:lang w:eastAsia="en-IN"/>
-          <w14:ligatures w14:val="none"/>
-        </w:rPr>
-        <w:t>POST</w:t>
-      </w:r>
-    </w:p>
-    <w:p>
-      <w:pPr>
-        <w:numPr>
-          <w:ilvl w:val="1"/>
-          <w:numId w:val="4"/>
-        </w:numPr>
-        <w:spacing w:before="100" w:beforeAutospacing="1" w:after="100" w:afterAutospacing="1" w:line="240" w:lineRule="auto"/>
-        <w:rPr>
-          <w:rFonts w:ascii="Times New Roman" w:eastAsia="Times New Roman" w:hAnsi="Times New Roman" w:cs="Times New Roman"/>
-          <w:kern w:val="0"/>
-          <w:sz w:val="24"/>
-          <w:szCs w:val="24"/>
-          <w:lang w:eastAsia="en-IN"/>
-          <w14:ligatures w14:val="none"/>
-        </w:rPr>
-      </w:pPr>
-      <w:r>
-        <w:rPr>
-          <w:rFonts w:ascii="Times New Roman" w:eastAsia="Times New Roman" w:hAnsi="Times New Roman" w:cs="Times New Roman"/>
-          <w:kern w:val="0"/>
-          <w:sz w:val="24"/>
-          <w:szCs w:val="24"/>
-          <w:lang w:eastAsia="en-IN"/>
-          <w14:ligatures w14:val="none"/>
-        </w:rPr>
-        <w:t xml:space="preserve">URL: </w:t>
-      </w:r>
-      <w:r>
-        <w:rPr>
-          <w:rFonts w:ascii="Courier New" w:eastAsia="Times New Roman" w:hAnsi="Courier New" w:cs="Courier New"/>
-          <w:kern w:val="0"/>
-          <w:sz w:val="20"/>
-          <w:szCs w:val="20"/>
-          <w:lang w:eastAsia="en-IN"/>
-          <w14:ligatures w14:val="none"/>
-        </w:rPr>
-        <w:t>http://localhost:5000/api/training/upload</w:t>
-      </w:r>
-    </w:p>
-    <w:p>
-      <w:pPr>
-        <w:numPr>
-          <w:ilvl w:val="1"/>
-          <w:numId w:val="4"/>
-        </w:numPr>
-        <w:spacing w:before="100" w:beforeAutospacing="1" w:after="100" w:afterAutospacing="1" w:line="240" w:lineRule="auto"/>
-        <w:rPr>
-          <w:rFonts w:ascii="Times New Roman" w:eastAsia="Times New Roman" w:hAnsi="Times New Roman" w:cs="Times New Roman"/>
-          <w:kern w:val="0"/>
-          <w:sz w:val="24"/>
-          <w:szCs w:val="24"/>
-          <w:lang w:eastAsia="en-IN"/>
-          <w14:ligatures w14:val="none"/>
-        </w:rPr>
-      </w:pPr>
-      <w:r>
-        <w:rPr>
-          <w:rFonts w:ascii="Times New Roman" w:eastAsia="Times New Roman" w:hAnsi="Times New Roman" w:cs="Times New Roman"/>
-          <w:kern w:val="0"/>
-          <w:sz w:val="24"/>
-          <w:szCs w:val="24"/>
-          <w:lang w:eastAsia="en-IN"/>
-          <w14:ligatures w14:val="none"/>
-        </w:rPr>
-        <w:t>Body → form-data</w:t>
-      </w:r>
-    </w:p>
-    <w:p>
-      <w:pPr>
-        <w:numPr>
-          <w:ilvl w:val="2"/>
-          <w:numId w:val="4"/>
-        </w:numPr>
-        <w:spacing w:before="100" w:beforeAutospacing="1" w:after="100" w:afterAutospacing="1" w:line="240" w:lineRule="auto"/>
-        <w:rPr>
-          <w:rFonts w:ascii="Times New Roman" w:eastAsia="Times New Roman" w:hAnsi="Times New Roman" w:cs="Times New Roman"/>
-          <w:kern w:val="0"/>
-          <w:sz w:val="24"/>
-          <w:szCs w:val="24"/>
-          <w:lang w:eastAsia="en-IN"/>
-          <w14:ligatures w14:val="none"/>
-        </w:rPr>
-      </w:pPr>
-      <w:r>
-        <w:rPr>
-          <w:rFonts w:ascii="Courier New" w:eastAsia="Times New Roman" w:hAnsi="Courier New" w:cs="Courier New"/>
-          <w:kern w:val="0"/>
-          <w:sz w:val="20"/>
-          <w:szCs w:val="20"/>
-          <w:lang w:eastAsia="en-IN"/>
-          <w14:ligatures w14:val="none"/>
-        </w:rPr>
-        <w:t>ppt</w:t>
-      </w:r>
-      <w:r>
-        <w:rPr>
-          <w:rFonts w:ascii="Times New Roman" w:eastAsia="Times New Roman" w:hAnsi="Times New Roman" w:cs="Times New Roman"/>
-          <w:kern w:val="0"/>
-          <w:sz w:val="24"/>
-          <w:szCs w:val="24"/>
-          <w:lang w:eastAsia="en-IN"/>
-          <w14:ligatures w14:val="none"/>
-        </w:rPr>
-        <w:t xml:space="preserve">: attach </w:t>
-      </w:r>
-      <w:r>
-        <w:rPr>
-          <w:rFonts w:ascii="Courier New" w:eastAsia="Times New Roman" w:hAnsi="Courier New" w:cs="Courier New"/>
-          <w:kern w:val="0"/>
-          <w:sz w:val="20"/>
-          <w:szCs w:val="20"/>
-          <w:lang w:eastAsia="en-IN"/>
-          <w14:ligatures w14:val="none"/>
-        </w:rPr>
-        <w:t>.pptx</w:t>
-      </w:r>
-    </w:p>
-    <w:p>
-      <w:pPr>
-        <w:numPr>
-          <w:ilvl w:val="2"/>
-          <w:numId w:val="4"/>
-        </w:numPr>
-        <w:spacing w:before="100" w:beforeAutospacing="1" w:after="100" w:afterAutospacing="1" w:line="240" w:lineRule="auto"/>
-        <w:rPr>
-          <w:rFonts w:ascii="Times New Roman" w:eastAsia="Times New Roman" w:hAnsi="Times New Roman" w:cs="Times New Roman"/>
-          <w:kern w:val="0"/>
-          <w:sz w:val="24"/>
-          <w:szCs w:val="24"/>
-          <w:lang w:eastAsia="en-IN"/>
-          <w14:ligatures w14:val="none"/>
-        </w:rPr>
-      </w:pPr>
-      <w:r>
-        <w:rPr>
-          <w:rFonts w:ascii="Courier New" w:eastAsia="Times New Roman" w:hAnsi="Courier New" w:cs="Courier New"/>
-          <w:kern w:val="0"/>
-          <w:sz w:val="20"/>
-          <w:szCs w:val="20"/>
-          <w:lang w:eastAsia="en-IN"/>
-          <w14:ligatures w14:val="none"/>
-        </w:rPr>
-        <w:t>trainingName</w:t>
-      </w:r>
-      <w:r>
-        <w:rPr>
-          <w:rFonts w:ascii="Times New Roman" w:eastAsia="Times New Roman" w:hAnsi="Times New Roman" w:cs="Times New Roman"/>
-          <w:kern w:val="0"/>
-          <w:sz w:val="24"/>
-          <w:szCs w:val="24"/>
-          <w:lang w:eastAsia="en-IN"/>
-          <w14:ligatures w14:val="none"/>
-        </w:rPr>
-        <w:t>: e.g., "Emergency Drill"</w:t>
-      </w:r>
-    </w:p>
-    <w:p>
-      <w:pPr>
-        <w:numPr>
-          <w:ilvl w:val="2"/>
-          <w:numId w:val="4"/>
-        </w:numPr>
-        <w:spacing w:before="100" w:beforeAutospacing="1" w:after="100" w:afterAutospacing="1" w:line="240" w:lineRule="auto"/>
-        <w:rPr>
-          <w:rFonts w:ascii="Times New Roman" w:eastAsia="Times New Roman" w:hAnsi="Times New Roman" w:cs="Times New Roman"/>
-          <w:kern w:val="0"/>
-          <w:sz w:val="24"/>
-          <w:szCs w:val="24"/>
-          <w:lang w:eastAsia="en-IN"/>
-          <w14:ligatures w14:val="none"/>
-        </w:rPr>
-      </w:pPr>
-      <w:r>
-        <w:rPr>
-          <w:rFonts w:ascii="Courier New" w:eastAsia="Times New Roman" w:hAnsi="Courier New" w:cs="Courier New"/>
-          <w:kern w:val="0"/>
-          <w:sz w:val="20"/>
-          <w:szCs w:val="20"/>
-          <w:lang w:eastAsia="en-IN"/>
-          <w14:ligatures w14:val="none"/>
-        </w:rPr>
-        <w:t>machineCode</w:t>
-      </w:r>
-      <w:r>
-        <w:rPr>
-          <w:rFonts w:ascii="Times New Roman" w:eastAsia="Times New Roman" w:hAnsi="Times New Roman" w:cs="Times New Roman"/>
-          <w:kern w:val="0"/>
-          <w:sz w:val="24"/>
-          <w:szCs w:val="24"/>
-          <w:lang w:eastAsia="en-IN"/>
-          <w14:ligatures w14:val="none"/>
-        </w:rPr>
-        <w:t>: e.g., "MACHINE_002"</w:t>
-      </w:r>
-    </w:p>
-    <w:p>
-      <w:pPr>
-        <w:numPr>
-          <w:ilvl w:val="0"/>
-          <w:numId w:val="4"/>
-        </w:numPr>
-        <w:spacing w:before="100" w:beforeAutospacing="1" w:after="100" w:afterAutospacing="1" w:line="240" w:lineRule="auto"/>
-        <w:rPr>
-          <w:rFonts w:ascii="Times New Roman" w:eastAsia="Times New Roman" w:hAnsi="Times New Roman" w:cs="Times New Roman"/>
-          <w:kern w:val="0"/>
-          <w:sz w:val="24"/>
-          <w:szCs w:val="24"/>
-          <w:lang w:eastAsia="en-IN"/>
-          <w14:ligatures w14:val="none"/>
-        </w:rPr>
-      </w:pPr>
-      <w:r>
-        <w:rPr>
-          <w:rFonts w:ascii="Times New Roman" w:eastAsia="Times New Roman" w:hAnsi="Times New Roman" w:cs="Times New Roman"/>
-          <w:b/>
-          <w:bCs/>
-          <w:kern w:val="0"/>
-          <w:sz w:val="24"/>
-          <w:szCs w:val="24"/>
-          <w:lang w:eastAsia="en-IN"/>
-          <w14:ligatures w14:val="none"/>
-        </w:rPr>
-        <w:t>Get All or Filtered Trainings</w:t>
-      </w:r>
-      <w:r>
-        <w:rPr>
-          <w:rFonts w:ascii="Times New Roman" w:eastAsia="Times New Roman" w:hAnsi="Times New Roman" w:cs="Times New Roman"/>
-          <w:kern w:val="0"/>
-          <w:sz w:val="24"/>
-          <w:szCs w:val="24"/>
-          <w:lang w:eastAsia="en-IN"/>
-          <w14:ligatures w14:val="none"/>
-        </w:rPr>
-        <w:t>:</w:t>
-      </w:r>
-    </w:p>
-    <w:p>
-      <w:pPr>
-        <w:numPr>
-          <w:ilvl w:val="1"/>
-          <w:numId w:val="4"/>
-        </w:numPr>
-        <w:spacing w:before="100" w:beforeAutospacing="1" w:after="100" w:afterAutospacing="1" w:line="240" w:lineRule="auto"/>
-        <w:rPr>
-          <w:rFonts w:ascii="Times New Roman" w:eastAsia="Times New Roman" w:hAnsi="Times New Roman" w:cs="Times New Roman"/>
-          <w:kern w:val="0"/>
-          <w:sz w:val="24"/>
-          <w:szCs w:val="24"/>
-          <w:lang w:eastAsia="en-IN"/>
-          <w14:ligatures w14:val="none"/>
-        </w:rPr>
-      </w:pPr>
-      <w:r>
-        <w:rPr>
-          <w:rFonts w:ascii="Times New Roman" w:eastAsia="Times New Roman" w:hAnsi="Times New Roman" w:cs="Times New Roman"/>
-          <w:kern w:val="0"/>
-          <w:sz w:val="24"/>
-          <w:szCs w:val="24"/>
-          <w:lang w:eastAsia="en-IN"/>
-          <w14:ligatures w14:val="none"/>
-        </w:rPr>
-        <w:t xml:space="preserve">Method: </w:t>
-      </w:r>
-      <w:r>
-        <w:rPr>
-          <w:rFonts w:ascii="Courier New" w:eastAsia="Times New Roman" w:hAnsi="Courier New" w:cs="Courier New"/>
-          <w:kern w:val="0"/>
-          <w:sz w:val="20"/>
-          <w:szCs w:val="20"/>
-          <w:lang w:eastAsia="en-IN"/>
-          <w14:ligatures w14:val="none"/>
-        </w:rPr>
-        <w:t>GET</w:t>
-      </w:r>
-    </w:p>
-    <w:p>
-      <w:pPr>
-        <w:numPr>
-          <w:ilvl w:val="1"/>
-          <w:numId w:val="4"/>
-        </w:numPr>
-        <w:spacing w:before="100" w:beforeAutospacing="1" w:after="100" w:afterAutospacing="1" w:line="240" w:lineRule="auto"/>
-        <w:rPr>
-          <w:rFonts w:ascii="Times New Roman" w:eastAsia="Times New Roman" w:hAnsi="Times New Roman" w:cs="Times New Roman"/>
-          <w:kern w:val="0"/>
-          <w:sz w:val="24"/>
-          <w:szCs w:val="24"/>
-          <w:lang w:eastAsia="en-IN"/>
-          <w14:ligatures w14:val="none"/>
-        </w:rPr>
-      </w:pPr>
-      <w:r>
-        <w:rPr>
-          <w:rFonts w:ascii="Times New Roman" w:eastAsia="Times New Roman" w:hAnsi="Times New Roman" w:cs="Times New Roman"/>
-          <w:kern w:val="0"/>
-          <w:sz w:val="24"/>
-          <w:szCs w:val="24"/>
-          <w:lang w:eastAsia="en-IN"/>
-          <w14:ligatures w14:val="none"/>
-        </w:rPr>
-        <w:t xml:space="preserve">URL: </w:t>
-      </w:r>
-      <w:r>
-        <w:rPr>
-          <w:rFonts w:ascii="Courier New" w:eastAsia="Times New Roman" w:hAnsi="Courier New" w:cs="Courier New"/>
-          <w:kern w:val="0"/>
-          <w:sz w:val="20"/>
-          <w:szCs w:val="20"/>
-          <w:lang w:eastAsia="en-IN"/>
-          <w14:ligatures w14:val="none"/>
-        </w:rPr>
-        <w:t>http://localhost:5000/api/training</w:t>
-      </w:r>
-    </w:p>
-    <w:p>
-      <w:pPr>
-        <w:numPr>
-          <w:ilvl w:val="1"/>
-          <w:numId w:val="4"/>
-        </w:numPr>
-        <w:spacing w:before="100" w:beforeAutospacing="1" w:after="100" w:afterAutospacing="1" w:line="240" w:lineRule="auto"/>
-        <w:rPr>
-          <w:rFonts w:ascii="Times New Roman" w:eastAsia="Times New Roman" w:hAnsi="Times New Roman" w:cs="Times New Roman"/>
-          <w:kern w:val="0"/>
-          <w:sz w:val="24"/>
-          <w:szCs w:val="24"/>
-          <w:lang w:eastAsia="en-IN"/>
-          <w14:ligatures w14:val="none"/>
-        </w:rPr>
-      </w:pPr>
-      <w:r>
-        <w:rPr>
-          <w:rFonts w:ascii="Times New Roman" w:eastAsia="Times New Roman" w:hAnsi="Times New Roman" w:cs="Times New Roman"/>
-          <w:kern w:val="0"/>
-          <w:sz w:val="24"/>
-          <w:szCs w:val="24"/>
-          <w:lang w:eastAsia="en-IN"/>
-          <w14:ligatures w14:val="none"/>
-        </w:rPr>
-        <w:t xml:space="preserve">Filtered: </w:t>
-      </w:r>
-      <w:r>
-        <w:rPr>
-          <w:rFonts w:ascii="Courier New" w:eastAsia="Times New Roman" w:hAnsi="Courier New" w:cs="Courier New"/>
-          <w:kern w:val="0"/>
-          <w:sz w:val="20"/>
-          <w:szCs w:val="20"/>
-          <w:lang w:eastAsia="en-IN"/>
-          <w14:ligatures w14:val="none"/>
-        </w:rPr>
-        <w:t>http://localhost:5000/api/training?machineCode=MACHINE_002</w:t>
-      </w:r>
-    </w:p>
-    <w:p>
-      <w:pPr>
-        <w:numPr>
-          <w:ilvl w:val="0"/>
-          <w:numId w:val="4"/>
-        </w:numPr>
-        <w:spacing w:before="100" w:beforeAutospacing="1" w:after="100" w:afterAutospacing="1" w:line="240" w:lineRule="auto"/>
-        <w:rPr>
-          <w:rFonts w:ascii="Times New Roman" w:eastAsia="Times New Roman" w:hAnsi="Times New Roman" w:cs="Times New Roman"/>
-          <w:kern w:val="0"/>
-          <w:sz w:val="24"/>
-          <w:szCs w:val="24"/>
-          <w:lang w:eastAsia="en-IN"/>
-          <w14:ligatures w14:val="none"/>
-        </w:rPr>
-      </w:pPr>
-      <w:r>
-        <w:rPr>
-          <w:rFonts w:ascii="Times New Roman" w:eastAsia="Times New Roman" w:hAnsi="Times New Roman" w:cs="Times New Roman"/>
-          <w:b/>
-          <w:bCs/>
-          <w:kern w:val="0"/>
-          <w:sz w:val="24"/>
-          <w:szCs w:val="24"/>
-          <w:lang w:eastAsia="en-IN"/>
-          <w14:ligatures w14:val="none"/>
-        </w:rPr>
-        <w:t>Delete Training</w:t>
-      </w:r>
-      <w:r>
-        <w:rPr>
-          <w:rFonts w:ascii="Times New Roman" w:eastAsia="Times New Roman" w:hAnsi="Times New Roman" w:cs="Times New Roman"/>
-          <w:kern w:val="0"/>
-          <w:sz w:val="24"/>
-          <w:szCs w:val="24"/>
-          <w:lang w:eastAsia="en-IN"/>
-          <w14:ligatures w14:val="none"/>
-        </w:rPr>
-        <w:t>:</w:t>
-      </w:r>
-    </w:p>
-    <w:p>
-      <w:pPr>
-        <w:numPr>
-          <w:ilvl w:val="1"/>
-          <w:numId w:val="4"/>
-        </w:numPr>
-        <w:spacing w:before="100" w:beforeAutospacing="1" w:after="100" w:afterAutospacing="1" w:line="240" w:lineRule="auto"/>
-        <w:rPr>
-          <w:rFonts w:ascii="Times New Roman" w:eastAsia="Times New Roman" w:hAnsi="Times New Roman" w:cs="Times New Roman"/>
-          <w:kern w:val="0"/>
-          <w:sz w:val="24"/>
-          <w:szCs w:val="24"/>
-          <w:lang w:eastAsia="en-IN"/>
-          <w14:ligatures w14:val="none"/>
-        </w:rPr>
-      </w:pPr>
-      <w:r>
-        <w:rPr>
-          <w:rFonts w:ascii="Times New Roman" w:eastAsia="Times New Roman" w:hAnsi="Times New Roman" w:cs="Times New Roman"/>
-          <w:kern w:val="0"/>
-          <w:sz w:val="24"/>
-          <w:szCs w:val="24"/>
-          <w:lang w:eastAsia="en-IN"/>
-          <w14:ligatures w14:val="none"/>
-        </w:rPr>
-        <w:t xml:space="preserve">Method: </w:t>
-      </w:r>
-      <w:r>
-        <w:rPr>
-          <w:rFonts w:ascii="Courier New" w:eastAsia="Times New Roman" w:hAnsi="Courier New" w:cs="Courier New"/>
-          <w:kern w:val="0"/>
-          <w:sz w:val="20"/>
-          <w:szCs w:val="20"/>
-          <w:lang w:eastAsia="en-IN"/>
-          <w14:ligatures w14:val="none"/>
-        </w:rPr>
-        <w:t>DELETE</w:t>
-      </w:r>
-    </w:p>
-    <w:p>
-      <w:pPr>
-        <w:numPr>
-          <w:ilvl w:val="1"/>
-          <w:numId w:val="4"/>
-        </w:numPr>
-        <w:spacing w:before="100" w:beforeAutospacing="1" w:after="100" w:afterAutospacing="1" w:line="240" w:lineRule="auto"/>
-        <w:rPr>
-          <w:rFonts w:ascii="Times New Roman" w:eastAsia="Times New Roman" w:hAnsi="Times New Roman" w:cs="Times New Roman"/>
-          <w:kern w:val="0"/>
-          <w:sz w:val="24"/>
-          <w:szCs w:val="24"/>
-          <w:lang w:eastAsia="en-IN"/>
-          <w14:ligatures w14:val="none"/>
-        </w:rPr>
-      </w:pPr>
-      <w:r>
-        <w:rPr>
-          <w:rFonts w:ascii="Times New Roman" w:eastAsia="Times New Roman" w:hAnsi="Times New Roman" w:cs="Times New Roman"/>
-          <w:kern w:val="0"/>
-          <w:sz w:val="24"/>
-          <w:szCs w:val="24"/>
-          <w:lang w:eastAsia="en-IN"/>
-          <w14:ligatures w14:val="none"/>
-        </w:rPr>
-        <w:t xml:space="preserve">URL: </w:t>
-      </w:r>
-      <w:r>
-        <w:rPr>
-          <w:rFonts w:ascii="Courier New" w:eastAsia="Times New Roman" w:hAnsi="Courier New" w:cs="Courier New"/>
-          <w:kern w:val="0"/>
-          <w:sz w:val="20"/>
-          <w:szCs w:val="20"/>
-          <w:lang w:eastAsia="en-IN"/>
-          <w14:ligatures w14:val="none"/>
-        </w:rPr>
-        <w:t>http://localhost:5000/api/training</w:t>
-      </w:r>
-    </w:p>
-    <w:p>
-      <w:pPr>
-        <w:numPr>
-          <w:ilvl w:val="1"/>
-          <w:numId w:val="4"/>
-        </w:numPr>
-        <w:spacing w:before="100" w:beforeAutospacing="1" w:after="100" w:afterAutospacing="1" w:line="240" w:lineRule="auto"/>
-        <w:rPr>
-          <w:rFonts w:ascii="Times New Roman" w:eastAsia="Times New Roman" w:hAnsi="Times New Roman" w:cs="Times New Roman"/>
-          <w:kern w:val="0"/>
-          <w:sz w:val="24"/>
-          <w:szCs w:val="24"/>
-          <w:lang w:eastAsia="en-IN"/>
-          <w14:ligatures w14:val="none"/>
-        </w:rPr>
-      </w:pPr>
-      <w:r>
-        <w:rPr>
-          <w:rFonts w:ascii="Times New Roman" w:eastAsia="Times New Roman" w:hAnsi="Times New Roman" w:cs="Times New Roman"/>
-          <w:kern w:val="0"/>
-          <w:sz w:val="24"/>
-          <w:szCs w:val="24"/>
-          <w:lang w:eastAsia="en-IN"/>
-          <w14:ligatures w14:val="none"/>
-        </w:rPr>
-        <w:t>Body → JSON:</w:t>
-      </w:r>
-    </w:p>
-    <w:p>
-      <w:pPr>
-        <w:numPr>
-          <w:ilvl w:val="1"/>
-          <w:numId w:val="4"/>
-        </w:numPr>
-        <w:tabs>
-          <w:tab w:val="clear" w:pos="1440"/>
-          <w:tab w:val="left" w:pos="916"/>
-          <w:tab w:val="left" w:pos="1832"/>
-          <w:tab w:val="left" w:pos="2748"/>
-          <w:tab w:val="left" w:pos="3664"/>
-          <w:tab w:val="left" w:pos="4580"/>
-          <w:tab w:val="left" w:pos="5496"/>
-          <w:tab w:val="left" w:pos="6412"/>
-          <w:tab w:val="left" w:pos="7328"/>
-          <w:tab w:val="left" w:pos="8244"/>
-          <w:tab w:val="left" w:pos="9160"/>
-          <w:tab w:val="left" w:pos="10076"/>
-          <w:tab w:val="left" w:pos="10992"/>
-          <w:tab w:val="left" w:pos="11908"/>
-          <w:tab w:val="left" w:pos="12824"/>
-          <w:tab w:val="left" w:pos="13740"/>
-          <w:tab w:val="left" w:pos="14656"/>
-        </w:tabs>
-        <w:spacing w:after="0" w:line="240" w:lineRule="auto"/>
-        <w:rPr>
-          <w:rFonts w:ascii="Courier New" w:eastAsia="Times New Roman" w:hAnsi="Courier New" w:cs="Courier New"/>
-          <w:kern w:val="0"/>
-          <w:sz w:val="20"/>
-          <w:szCs w:val="20"/>
-          <w:lang w:eastAsia="en-IN"/>
-          <w14:ligatures w14:val="none"/>
-        </w:rPr>
-      </w:pPr>
-      <w:r>
-        <w:rPr>
-          <w:rFonts w:ascii="Courier New" w:eastAsia="Times New Roman" w:hAnsi="Courier New" w:cs="Courier New"/>
-          <w:kern w:val="0"/>
-          <w:sz w:val="20"/>
-          <w:szCs w:val="20"/>
-          <w:lang w:eastAsia="en-IN"/>
-          <w14:ligatures w14:val="none"/>
-        </w:rPr>
-        <w:t>{</w:t>
-      </w:r>
-    </w:p>
-    <w:p>
-      <w:pPr>
-        <w:numPr>
-          <w:ilvl w:val="1"/>
-          <w:numId w:val="4"/>
-        </w:numPr>
-        <w:tabs>
-          <w:tab w:val="clear" w:pos="1440"/>
-          <w:tab w:val="left" w:pos="916"/>
-          <w:tab w:val="left" w:pos="1832"/>
-          <w:tab w:val="left" w:pos="2748"/>
-          <w:tab w:val="left" w:pos="3664"/>
-          <w:tab w:val="left" w:pos="4580"/>
-          <w:tab w:val="left" w:pos="5496"/>
-          <w:tab w:val="left" w:pos="6412"/>
-          <w:tab w:val="left" w:pos="7328"/>
-          <w:tab w:val="left" w:pos="8244"/>
-          <w:tab w:val="left" w:pos="9160"/>
-          <w:tab w:val="left" w:pos="10076"/>
-          <w:tab w:val="left" w:pos="10992"/>
-          <w:tab w:val="left" w:pos="11908"/>
-          <w:tab w:val="left" w:pos="12824"/>
-          <w:tab w:val="left" w:pos="13740"/>
-          <w:tab w:val="left" w:pos="14656"/>
-        </w:tabs>
-        <w:spacing w:after="0" w:line="240" w:lineRule="auto"/>
-        <w:rPr>
-          <w:rFonts w:ascii="Courier New" w:eastAsia="Times New Roman" w:hAnsi="Courier New" w:cs="Courier New"/>
-          <w:kern w:val="0"/>
-          <w:sz w:val="20"/>
-          <w:szCs w:val="20"/>
-          <w:lang w:eastAsia="en-IN"/>
-          <w14:ligatures w14:val="none"/>
-        </w:rPr>
-      </w:pPr>
-      <w:r>
-        <w:rPr>
-          <w:rFonts w:ascii="Courier New" w:eastAsia="Times New Roman" w:hAnsi="Courier New" w:cs="Courier New"/>
-          <w:kern w:val="0"/>
-          <w:sz w:val="20"/>
-          <w:szCs w:val="20"/>
-          <w:lang w:eastAsia="en-IN"/>
-          <w14:ligatures w14:val="none"/>
-        </w:rPr>
-        <w:t xml:space="preserve">  "trainingName": "Emergency Drill"</w:t>
-      </w:r>
-    </w:p>
-    <w:p>
-      <w:pPr>
-        <w:numPr>
-          <w:ilvl w:val="1"/>
-          <w:numId w:val="4"/>
-        </w:numPr>
-        <w:tabs>
-          <w:tab w:val="clear" w:pos="1440"/>
-          <w:tab w:val="left" w:pos="916"/>
-          <w:tab w:val="left" w:pos="1832"/>
-          <w:tab w:val="left" w:pos="2748"/>
-          <w:tab w:val="left" w:pos="3664"/>
-          <w:tab w:val="left" w:pos="4580"/>
-          <w:tab w:val="left" w:pos="5496"/>
-          <w:tab w:val="left" w:pos="6412"/>
-          <w:tab w:val="left" w:pos="7328"/>
-          <w:tab w:val="left" w:pos="8244"/>
-          <w:tab w:val="left" w:pos="9160"/>
-          <w:tab w:val="left" w:pos="10076"/>
-          <w:tab w:val="left" w:pos="10992"/>
-          <w:tab w:val="left" w:pos="11908"/>
-          <w:tab w:val="left" w:pos="12824"/>
-          <w:tab w:val="left" w:pos="13740"/>
-          <w:tab w:val="left" w:pos="14656"/>
-        </w:tabs>
-        <w:spacing w:after="0" w:line="240" w:lineRule="auto"/>
-        <w:rPr>
-          <w:rFonts w:ascii="Courier New" w:eastAsia="Times New Roman" w:hAnsi="Courier New" w:cs="Courier New"/>
-          <w:kern w:val="0"/>
-          <w:sz w:val="20"/>
-          <w:szCs w:val="20"/>
-          <w:lang w:eastAsia="en-IN"/>
-          <w14:ligatures w14:val="none"/>
-        </w:rPr>
-      </w:pPr>
-      <w:r>
-        <w:rPr>
-          <w:rFonts w:ascii="Courier New" w:eastAsia="Times New Roman" w:hAnsi="Courier New" w:cs="Courier New"/>
-          <w:kern w:val="0"/>
-          <w:sz w:val="20"/>
-          <w:szCs w:val="20"/>
-          <w:lang w:eastAsia="en-IN"/>
-          <w14:ligatures w14:val="none"/>
-        </w:rPr>
-        <w:t>}</w:t>
-      </w:r>
-    </w:p>
-    <w:p>
-      <w:pPr>
-        <w:spacing w:after="0" w:line="240" w:lineRule="auto"/>
-        <w:rPr>
-          <w:rFonts w:ascii="Times New Roman" w:eastAsia="Times New Roman" w:hAnsi="Times New Roman" w:cs="Times New Roman"/>
-          <w:kern w:val="0"/>
-          <w:sz w:val="24"/>
-          <w:szCs w:val="24"/>
-          <w:lang w:eastAsia="en-IN"/>
-          <w14:ligatures w14:val="none"/>
-        </w:rPr>
-      </w:pPr>
-      <w:r>
-        <w:rPr>
-          <w:rFonts w:ascii="Times New Roman" w:eastAsia="Times New Roman" w:hAnsi="Times New Roman" w:cs="Times New Roman"/>
-          <w:kern w:val="0"/>
-          <w:sz w:val="24"/>
-          <w:szCs w:val="24"/>
-          <w:lang w:eastAsia="en-IN"/>
-          <w14:ligatures w14:val="none"/>
-        </w:rPr>
-        <w:pict w14:anchorId="768A7857">
-          <v:rect id="_x0000_i1031" style="width:0;height:1.5pt" o:hralign="center" o:hrstd="t" o:hr="t" fillcolor="#a0a0a0" stroked="f"/>
-        </w:pict>
+        <w:rPr>
+          <w:rFonts w:ascii="Times New Roman" w:eastAsia="Times New Roman" w:hAnsi="Times New Roman" w:cs="Times New Roman"/>
+          <w:kern w:val="0"/>
+          <w:sz w:val="24"/>
+          <w:szCs w:val="24"/>
+          <w:lang w:eastAsia="en-IN"/>
+          <w14:ligatures w14:val="none"/>
+        </w:rPr>
+      </w:pPr>
+      <w:r>
+        <w:rPr>
+          <w:rFonts w:ascii="Times New Roman" w:eastAsia="Times New Roman" w:hAnsi="Times New Roman" w:cs="Times New Roman"/>
+          <w:kern w:val="0"/>
+          <w:sz w:val="24"/>
+          <w:szCs w:val="24"/>
+          <w:lang w:eastAsia="en-IN"/>
+          <w14:ligatures w14:val="none"/>
+        </w:rPr>
+        <w:t>I can help build the full UI flow too.</w:t>
       </w:r>
     </w:p>
     <w:p/>
@@ -6057,9 +5492,718 @@
     </w:lvl>
   </w:abstractNum>
   <w:abstractNum w:abstractNumId="3" w15:restartNumberingAfterBreak="0">
+    <w:nsid w:val="57A93AA1"/>
+    <w:multiLevelType w:val="multilevel"/>
+    <w:tmpl w:val="C096DAFE"/>
+    <w:lvl w:ilvl="0">
+      <w:start w:val="1"/>
+      <w:numFmt w:val="decimal"/>
+      <w:lvlText w:val="%1."/>
+      <w:lvlJc w:val="left"/>
+      <w:pPr>
+        <w:tabs>
+          <w:tab w:val="num" w:pos="720"/>
+        </w:tabs>
+        <w:ind w:left="720" w:hanging="360"/>
+      </w:pPr>
+    </w:lvl>
+    <w:lvl w:ilvl="1" w:tentative="1">
+      <w:start w:val="1"/>
+      <w:numFmt w:val="decimal"/>
+      <w:lvlText w:val="%2."/>
+      <w:lvlJc w:val="left"/>
+      <w:pPr>
+        <w:tabs>
+          <w:tab w:val="num" w:pos="1440"/>
+        </w:tabs>
+        <w:ind w:left="1440" w:hanging="360"/>
+      </w:pPr>
+    </w:lvl>
+    <w:lvl w:ilvl="2" w:tentative="1">
+      <w:start w:val="1"/>
+      <w:numFmt w:val="decimal"/>
+      <w:lvlText w:val="%3."/>
+      <w:lvlJc w:val="left"/>
+      <w:pPr>
+        <w:tabs>
+          <w:tab w:val="num" w:pos="2160"/>
+        </w:tabs>
+        <w:ind w:left="2160" w:hanging="360"/>
+      </w:pPr>
+    </w:lvl>
+    <w:lvl w:ilvl="3" w:tentative="1">
+      <w:start w:val="1"/>
+      <w:numFmt w:val="decimal"/>
+      <w:lvlText w:val="%4."/>
+      <w:lvlJc w:val="left"/>
+      <w:pPr>
+        <w:tabs>
+          <w:tab w:val="num" w:pos="2880"/>
+        </w:tabs>
+        <w:ind w:left="2880" w:hanging="360"/>
+      </w:pPr>
+    </w:lvl>
+    <w:lvl w:ilvl="4" w:tentative="1">
+      <w:start w:val="1"/>
+      <w:numFmt w:val="decimal"/>
+      <w:lvlText w:val="%5."/>
+      <w:lvlJc w:val="left"/>
+      <w:pPr>
+        <w:tabs>
+          <w:tab w:val="num" w:pos="3600"/>
+        </w:tabs>
+        <w:ind w:left="3600" w:hanging="360"/>
+      </w:pPr>
+    </w:lvl>
+    <w:lvl w:ilvl="5" w:tentative="1">
+      <w:start w:val="1"/>
+      <w:numFmt w:val="decimal"/>
+      <w:lvlText w:val="%6."/>
+      <w:lvlJc w:val="left"/>
+      <w:pPr>
+        <w:tabs>
+          <w:tab w:val="num" w:pos="4320"/>
+        </w:tabs>
+        <w:ind w:left="4320" w:hanging="360"/>
+      </w:pPr>
+    </w:lvl>
+    <w:lvl w:ilvl="6" w:tentative="1">
+      <w:start w:val="1"/>
+      <w:numFmt w:val="decimal"/>
+      <w:lvlText w:val="%7."/>
+      <w:lvlJc w:val="left"/>
+      <w:pPr>
+        <w:tabs>
+          <w:tab w:val="num" w:pos="5040"/>
+        </w:tabs>
+        <w:ind w:left="5040" w:hanging="360"/>
+      </w:pPr>
+    </w:lvl>
+    <w:lvl w:ilvl="7" w:tentative="1">
+      <w:start w:val="1"/>
+      <w:numFmt w:val="decimal"/>
+      <w:lvlText w:val="%8."/>
+      <w:lvlJc w:val="left"/>
+      <w:pPr>
+        <w:tabs>
+          <w:tab w:val="num" w:pos="5760"/>
+        </w:tabs>
+        <w:ind w:left="5760" w:hanging="360"/>
+      </w:pPr>
+    </w:lvl>
+    <w:lvl w:ilvl="8" w:tentative="1">
+      <w:start w:val="1"/>
+      <w:numFmt w:val="decimal"/>
+      <w:lvlText w:val="%9."/>
+      <w:lvlJc w:val="left"/>
+      <w:pPr>
+        <w:tabs>
+          <w:tab w:val="num" w:pos="6480"/>
+        </w:tabs>
+        <w:ind w:left="6480" w:hanging="360"/>
+      </w:pPr>
+    </w:lvl>
+  </w:abstractNum>
+  <w:abstractNum w:abstractNumId="4" w15:restartNumberingAfterBreak="0">
+    <w:nsid w:val="61681B32"/>
+    <w:multiLevelType w:val="multilevel"/>
+    <w:tmpl w:val="172AE8DC"/>
+    <w:lvl w:ilvl="0">
+      <w:start w:val="1"/>
+      <w:numFmt w:val="bullet"/>
+      <w:lvlText w:val=""/>
+      <w:lvlJc w:val="left"/>
+      <w:pPr>
+        <w:tabs>
+          <w:tab w:val="num" w:pos="720"/>
+        </w:tabs>
+        <w:ind w:left="720" w:hanging="360"/>
+      </w:pPr>
+      <w:rPr>
+        <w:rFonts w:ascii="Symbol" w:hAnsi="Symbol" w:hint="default"/>
+        <w:sz w:val="20"/>
+      </w:rPr>
+    </w:lvl>
+    <w:lvl w:ilvl="1" w:tentative="1">
+      <w:start w:val="1"/>
+      <w:numFmt w:val="bullet"/>
+      <w:lvlText w:val="o"/>
+      <w:lvlJc w:val="left"/>
+      <w:pPr>
+        <w:tabs>
+          <w:tab w:val="num" w:pos="1440"/>
+        </w:tabs>
+        <w:ind w:left="1440" w:hanging="360"/>
+      </w:pPr>
+      <w:rPr>
+        <w:rFonts w:ascii="Courier New" w:hAnsi="Courier New" w:hint="default"/>
+        <w:sz w:val="20"/>
+      </w:rPr>
+    </w:lvl>
+    <w:lvl w:ilvl="2" w:tentative="1">
+      <w:start w:val="1"/>
+      <w:numFmt w:val="bullet"/>
+      <w:lvlText w:val=""/>
+      <w:lvlJc w:val="left"/>
+      <w:pPr>
+        <w:tabs>
+          <w:tab w:val="num" w:pos="2160"/>
+        </w:tabs>
+        <w:ind w:left="2160" w:hanging="360"/>
+      </w:pPr>
+      <w:rPr>
+        <w:rFonts w:ascii="Wingdings" w:hAnsi="Wingdings" w:hint="default"/>
+        <w:sz w:val="20"/>
+      </w:rPr>
+    </w:lvl>
+    <w:lvl w:ilvl="3" w:tentative="1">
+      <w:start w:val="1"/>
+      <w:numFmt w:val="bullet"/>
+      <w:lvlText w:val=""/>
+      <w:lvlJc w:val="left"/>
+      <w:pPr>
+        <w:tabs>
+          <w:tab w:val="num" w:pos="2880"/>
+        </w:tabs>
+        <w:ind w:left="2880" w:hanging="360"/>
+      </w:pPr>
+      <w:rPr>
+        <w:rFonts w:ascii="Wingdings" w:hAnsi="Wingdings" w:hint="default"/>
+        <w:sz w:val="20"/>
+      </w:rPr>
+    </w:lvl>
+    <w:lvl w:ilvl="4" w:tentative="1">
+      <w:start w:val="1"/>
+      <w:numFmt w:val="bullet"/>
+      <w:lvlText w:val=""/>
+      <w:lvlJc w:val="left"/>
+      <w:pPr>
+        <w:tabs>
+          <w:tab w:val="num" w:pos="3600"/>
+        </w:tabs>
+        <w:ind w:left="3600" w:hanging="360"/>
+      </w:pPr>
+      <w:rPr>
+        <w:rFonts w:ascii="Wingdings" w:hAnsi="Wingdings" w:hint="default"/>
+        <w:sz w:val="20"/>
+      </w:rPr>
+    </w:lvl>
+    <w:lvl w:ilvl="5" w:tentative="1">
+      <w:start w:val="1"/>
+      <w:numFmt w:val="bullet"/>
+      <w:lvlText w:val=""/>
+      <w:lvlJc w:val="left"/>
+      <w:pPr>
+        <w:tabs>
+          <w:tab w:val="num" w:pos="4320"/>
+        </w:tabs>
+        <w:ind w:left="4320" w:hanging="360"/>
+      </w:pPr>
+      <w:rPr>
+        <w:rFonts w:ascii="Wingdings" w:hAnsi="Wingdings" w:hint="default"/>
+        <w:sz w:val="20"/>
+      </w:rPr>
+    </w:lvl>
+    <w:lvl w:ilvl="6" w:tentative="1">
+      <w:start w:val="1"/>
+      <w:numFmt w:val="bullet"/>
+      <w:lvlText w:val=""/>
+      <w:lvlJc w:val="left"/>
+      <w:pPr>
+        <w:tabs>
+          <w:tab w:val="num" w:pos="5040"/>
+        </w:tabs>
+        <w:ind w:left="5040" w:hanging="360"/>
+      </w:pPr>
+      <w:rPr>
+        <w:rFonts w:ascii="Wingdings" w:hAnsi="Wingdings" w:hint="default"/>
+        <w:sz w:val="20"/>
+      </w:rPr>
+    </w:lvl>
+    <w:lvl w:ilvl="7" w:tentative="1">
+      <w:start w:val="1"/>
+      <w:numFmt w:val="bullet"/>
+      <w:lvlText w:val=""/>
+      <w:lvlJc w:val="left"/>
+      <w:pPr>
+        <w:tabs>
+          <w:tab w:val="num" w:pos="5760"/>
+        </w:tabs>
+        <w:ind w:left="5760" w:hanging="360"/>
+      </w:pPr>
+      <w:rPr>
+        <w:rFonts w:ascii="Wingdings" w:hAnsi="Wingdings" w:hint="default"/>
+        <w:sz w:val="20"/>
+      </w:rPr>
+    </w:lvl>
+    <w:lvl w:ilvl="8" w:tentative="1">
+      <w:start w:val="1"/>
+      <w:numFmt w:val="bullet"/>
+      <w:lvlText w:val=""/>
+      <w:lvlJc w:val="left"/>
+      <w:pPr>
+        <w:tabs>
+          <w:tab w:val="num" w:pos="6480"/>
+        </w:tabs>
+        <w:ind w:left="6480" w:hanging="360"/>
+      </w:pPr>
+      <w:rPr>
+        <w:rFonts w:ascii="Wingdings" w:hAnsi="Wingdings" w:hint="default"/>
+        <w:sz w:val="20"/>
+      </w:rPr>
+    </w:lvl>
+  </w:abstractNum>
+  <w:abstractNum w:abstractNumId="5" w15:restartNumberingAfterBreak="0">
+    <w:nsid w:val="654E2213"/>
+    <w:multiLevelType w:val="multilevel"/>
+    <w:tmpl w:val="E61079D6"/>
+    <w:lvl w:ilvl="0">
+      <w:start w:val="1"/>
+      <w:numFmt w:val="bullet"/>
+      <w:lvlText w:val=""/>
+      <w:lvlJc w:val="left"/>
+      <w:pPr>
+        <w:tabs>
+          <w:tab w:val="num" w:pos="720"/>
+        </w:tabs>
+        <w:ind w:left="720" w:hanging="360"/>
+      </w:pPr>
+      <w:rPr>
+        <w:rFonts w:ascii="Symbol" w:hAnsi="Symbol" w:hint="default"/>
+        <w:sz w:val="20"/>
+      </w:rPr>
+    </w:lvl>
+    <w:lvl w:ilvl="1">
+      <w:start w:val="1"/>
+      <w:numFmt w:val="bullet"/>
+      <w:lvlText w:val="o"/>
+      <w:lvlJc w:val="left"/>
+      <w:pPr>
+        <w:tabs>
+          <w:tab w:val="num" w:pos="1440"/>
+        </w:tabs>
+        <w:ind w:left="1440" w:hanging="360"/>
+      </w:pPr>
+      <w:rPr>
+        <w:rFonts w:ascii="Courier New" w:hAnsi="Courier New" w:hint="default"/>
+        <w:sz w:val="20"/>
+      </w:rPr>
+    </w:lvl>
+    <w:lvl w:ilvl="2" w:tentative="1">
+      <w:start w:val="1"/>
+      <w:numFmt w:val="bullet"/>
+      <w:lvlText w:val=""/>
+      <w:lvlJc w:val="left"/>
+      <w:pPr>
+        <w:tabs>
+          <w:tab w:val="num" w:pos="2160"/>
+        </w:tabs>
+        <w:ind w:left="2160" w:hanging="360"/>
+      </w:pPr>
+      <w:rPr>
+        <w:rFonts w:ascii="Wingdings" w:hAnsi="Wingdings" w:hint="default"/>
+        <w:sz w:val="20"/>
+      </w:rPr>
+    </w:lvl>
+    <w:lvl w:ilvl="3" w:tentative="1">
+      <w:start w:val="1"/>
+      <w:numFmt w:val="bullet"/>
+      <w:lvlText w:val=""/>
+      <w:lvlJc w:val="left"/>
+      <w:pPr>
+        <w:tabs>
+          <w:tab w:val="num" w:pos="2880"/>
+        </w:tabs>
+        <w:ind w:left="2880" w:hanging="360"/>
+      </w:pPr>
+      <w:rPr>
+        <w:rFonts w:ascii="Wingdings" w:hAnsi="Wingdings" w:hint="default"/>
+        <w:sz w:val="20"/>
+      </w:rPr>
+    </w:lvl>
+    <w:lvl w:ilvl="4" w:tentative="1">
+      <w:start w:val="1"/>
+      <w:numFmt w:val="bullet"/>
+      <w:lvlText w:val=""/>
+      <w:lvlJc w:val="left"/>
+      <w:pPr>
+        <w:tabs>
+          <w:tab w:val="num" w:pos="3600"/>
+        </w:tabs>
+        <w:ind w:left="3600" w:hanging="360"/>
+      </w:pPr>
+      <w:rPr>
+        <w:rFonts w:ascii="Wingdings" w:hAnsi="Wingdings" w:hint="default"/>
+        <w:sz w:val="20"/>
+      </w:rPr>
+    </w:lvl>
+    <w:lvl w:ilvl="5" w:tentative="1">
+      <w:start w:val="1"/>
+      <w:numFmt w:val="bullet"/>
+      <w:lvlText w:val=""/>
+      <w:lvlJc w:val="left"/>
+      <w:pPr>
+        <w:tabs>
+          <w:tab w:val="num" w:pos="4320"/>
+        </w:tabs>
+        <w:ind w:left="4320" w:hanging="360"/>
+      </w:pPr>
+      <w:rPr>
+        <w:rFonts w:ascii="Wingdings" w:hAnsi="Wingdings" w:hint="default"/>
+        <w:sz w:val="20"/>
+      </w:rPr>
+    </w:lvl>
+    <w:lvl w:ilvl="6" w:tentative="1">
+      <w:start w:val="1"/>
+      <w:numFmt w:val="bullet"/>
+      <w:lvlText w:val=""/>
+      <w:lvlJc w:val="left"/>
+      <w:pPr>
+        <w:tabs>
+          <w:tab w:val="num" w:pos="5040"/>
+        </w:tabs>
+        <w:ind w:left="5040" w:hanging="360"/>
+      </w:pPr>
+      <w:rPr>
+        <w:rFonts w:ascii="Wingdings" w:hAnsi="Wingdings" w:hint="default"/>
+        <w:sz w:val="20"/>
+      </w:rPr>
+    </w:lvl>
+    <w:lvl w:ilvl="7" w:tentative="1">
+      <w:start w:val="1"/>
+      <w:numFmt w:val="bullet"/>
+      <w:lvlText w:val=""/>
+      <w:lvlJc w:val="left"/>
+      <w:pPr>
+        <w:tabs>
+          <w:tab w:val="num" w:pos="5760"/>
+        </w:tabs>
+        <w:ind w:left="5760" w:hanging="360"/>
+      </w:pPr>
+      <w:rPr>
+        <w:rFonts w:ascii="Wingdings" w:hAnsi="Wingdings" w:hint="default"/>
+        <w:sz w:val="20"/>
+      </w:rPr>
+    </w:lvl>
+    <w:lvl w:ilvl="8" w:tentative="1">
+      <w:start w:val="1"/>
+      <w:numFmt w:val="bullet"/>
+      <w:lvlText w:val=""/>
+      <w:lvlJc w:val="left"/>
+      <w:pPr>
+        <w:tabs>
+          <w:tab w:val="num" w:pos="6480"/>
+        </w:tabs>
+        <w:ind w:left="6480" w:hanging="360"/>
+      </w:pPr>
+      <w:rPr>
+        <w:rFonts w:ascii="Wingdings" w:hAnsi="Wingdings" w:hint="default"/>
+        <w:sz w:val="20"/>
+      </w:rPr>
+    </w:lvl>
+  </w:abstractNum>
+  <w:abstractNum w:abstractNumId="6" w15:restartNumberingAfterBreak="0">
     <w:nsid w:val="780105B6"/>
     <w:multiLevelType w:val="multilevel"/>
     <w:tmpl w:val="A5F08F80"/>
+    <w:lvl w:ilvl="0">
+      <w:start w:val="1"/>
+      <w:numFmt w:val="bullet"/>
+      <w:lvlText w:val=""/>
+      <w:lvlJc w:val="left"/>
+      <w:pPr>
+        <w:tabs>
+          <w:tab w:val="num" w:pos="720"/>
+        </w:tabs>
+        <w:ind w:left="720" w:hanging="360"/>
+      </w:pPr>
+      <w:rPr>
+        <w:rFonts w:ascii="Symbol" w:hAnsi="Symbol" w:hint="default"/>
+        <w:sz w:val="20"/>
+      </w:rPr>
+    </w:lvl>
+    <w:lvl w:ilvl="1" w:tentative="1">
+      <w:start w:val="1"/>
+      <w:numFmt w:val="bullet"/>
+      <w:lvlText w:val="o"/>
+      <w:lvlJc w:val="left"/>
+      <w:pPr>
+        <w:tabs>
+          <w:tab w:val="num" w:pos="1440"/>
+        </w:tabs>
+        <w:ind w:left="1440" w:hanging="360"/>
+      </w:pPr>
+      <w:rPr>
+        <w:rFonts w:ascii="Courier New" w:hAnsi="Courier New" w:hint="default"/>
+        <w:sz w:val="20"/>
+      </w:rPr>
+    </w:lvl>
+    <w:lvl w:ilvl="2" w:tentative="1">
+      <w:start w:val="1"/>
+      <w:numFmt w:val="bullet"/>
+      <w:lvlText w:val=""/>
+      <w:lvlJc w:val="left"/>
+      <w:pPr>
+        <w:tabs>
+          <w:tab w:val="num" w:pos="2160"/>
+        </w:tabs>
+        <w:ind w:left="2160" w:hanging="360"/>
+      </w:pPr>
+      <w:rPr>
+        <w:rFonts w:ascii="Wingdings" w:hAnsi="Wingdings" w:hint="default"/>
+        <w:sz w:val="20"/>
+      </w:rPr>
+    </w:lvl>
+    <w:lvl w:ilvl="3" w:tentative="1">
+      <w:start w:val="1"/>
+      <w:numFmt w:val="bullet"/>
+      <w:lvlText w:val=""/>
+      <w:lvlJc w:val="left"/>
+      <w:pPr>
+        <w:tabs>
+          <w:tab w:val="num" w:pos="2880"/>
+        </w:tabs>
+        <w:ind w:left="2880" w:hanging="360"/>
+      </w:pPr>
+      <w:rPr>
+        <w:rFonts w:ascii="Wingdings" w:hAnsi="Wingdings" w:hint="default"/>
+        <w:sz w:val="20"/>
+      </w:rPr>
+    </w:lvl>
+    <w:lvl w:ilvl="4" w:tentative="1">
+      <w:start w:val="1"/>
+      <w:numFmt w:val="bullet"/>
+      <w:lvlText w:val=""/>
+      <w:lvlJc w:val="left"/>
+      <w:pPr>
+        <w:tabs>
+          <w:tab w:val="num" w:pos="3600"/>
+        </w:tabs>
+        <w:ind w:left="3600" w:hanging="360"/>
+      </w:pPr>
+      <w:rPr>
+        <w:rFonts w:ascii="Wingdings" w:hAnsi="Wingdings" w:hint="default"/>
+        <w:sz w:val="20"/>
+      </w:rPr>
+    </w:lvl>
+    <w:lvl w:ilvl="5" w:tentative="1">
+      <w:start w:val="1"/>
+      <w:numFmt w:val="bullet"/>
+      <w:lvlText w:val=""/>
+      <w:lvlJc w:val="left"/>
+      <w:pPr>
+        <w:tabs>
+          <w:tab w:val="num" w:pos="4320"/>
+        </w:tabs>
+        <w:ind w:left="4320" w:hanging="360"/>
+      </w:pPr>
+      <w:rPr>
+        <w:rFonts w:ascii="Wingdings" w:hAnsi="Wingdings" w:hint="default"/>
+        <w:sz w:val="20"/>
+      </w:rPr>
+    </w:lvl>
+    <w:lvl w:ilvl="6" w:tentative="1">
+      <w:start w:val="1"/>
+      <w:numFmt w:val="bullet"/>
+      <w:lvlText w:val=""/>
+      <w:lvlJc w:val="left"/>
+      <w:pPr>
+        <w:tabs>
+          <w:tab w:val="num" w:pos="5040"/>
+        </w:tabs>
+        <w:ind w:left="5040" w:hanging="360"/>
+      </w:pPr>
+      <w:rPr>
+        <w:rFonts w:ascii="Wingdings" w:hAnsi="Wingdings" w:hint="default"/>
+        <w:sz w:val="20"/>
+      </w:rPr>
+    </w:lvl>
+    <w:lvl w:ilvl="7" w:tentative="1">
+      <w:start w:val="1"/>
+      <w:numFmt w:val="bullet"/>
+      <w:lvlText w:val=""/>
+      <w:lvlJc w:val="left"/>
+      <w:pPr>
+        <w:tabs>
+          <w:tab w:val="num" w:pos="5760"/>
+        </w:tabs>
+        <w:ind w:left="5760" w:hanging="360"/>
+      </w:pPr>
+      <w:rPr>
+        <w:rFonts w:ascii="Wingdings" w:hAnsi="Wingdings" w:hint="default"/>
+        <w:sz w:val="20"/>
+      </w:rPr>
+    </w:lvl>
+    <w:lvl w:ilvl="8" w:tentative="1">
+      <w:start w:val="1"/>
+      <w:numFmt w:val="bullet"/>
+      <w:lvlText w:val=""/>
+      <w:lvlJc w:val="left"/>
+      <w:pPr>
+        <w:tabs>
+          <w:tab w:val="num" w:pos="6480"/>
+        </w:tabs>
+        <w:ind w:left="6480" w:hanging="360"/>
+      </w:pPr>
+      <w:rPr>
+        <w:rFonts w:ascii="Wingdings" w:hAnsi="Wingdings" w:hint="default"/>
+        <w:sz w:val="20"/>
+      </w:rPr>
+    </w:lvl>
+  </w:abstractNum>
+  <w:abstractNum w:abstractNumId="7" w15:restartNumberingAfterBreak="0">
+    <w:nsid w:val="797B4048"/>
+    <w:multiLevelType w:val="multilevel"/>
+    <w:tmpl w:val="87DED4B4"/>
+    <w:lvl w:ilvl="0">
+      <w:start w:val="1"/>
+      <w:numFmt w:val="bullet"/>
+      <w:lvlText w:val=""/>
+      <w:lvlJc w:val="left"/>
+      <w:pPr>
+        <w:tabs>
+          <w:tab w:val="num" w:pos="720"/>
+        </w:tabs>
+        <w:ind w:left="720" w:hanging="360"/>
+      </w:pPr>
+      <w:rPr>
+        <w:rFonts w:ascii="Symbol" w:hAnsi="Symbol" w:hint="default"/>
+        <w:sz w:val="20"/>
+      </w:rPr>
+    </w:lvl>
+    <w:lvl w:ilvl="1" w:tentative="1">
+      <w:start w:val="1"/>
+      <w:numFmt w:val="bullet"/>
+      <w:lvlText w:val="o"/>
+      <w:lvlJc w:val="left"/>
+      <w:pPr>
+        <w:tabs>
+          <w:tab w:val="num" w:pos="1440"/>
+        </w:tabs>
+        <w:ind w:left="1440" w:hanging="360"/>
+      </w:pPr>
+      <w:rPr>
+        <w:rFonts w:ascii="Courier New" w:hAnsi="Courier New" w:hint="default"/>
+        <w:sz w:val="20"/>
+      </w:rPr>
+    </w:lvl>
+    <w:lvl w:ilvl="2" w:tentative="1">
+      <w:start w:val="1"/>
+      <w:numFmt w:val="bullet"/>
+      <w:lvlText w:val=""/>
+      <w:lvlJc w:val="left"/>
+      <w:pPr>
+        <w:tabs>
+          <w:tab w:val="num" w:pos="2160"/>
+        </w:tabs>
+        <w:ind w:left="2160" w:hanging="360"/>
+      </w:pPr>
+      <w:rPr>
+        <w:rFonts w:ascii="Wingdings" w:hAnsi="Wingdings" w:hint="default"/>
+        <w:sz w:val="20"/>
+      </w:rPr>
+    </w:lvl>
+    <w:lvl w:ilvl="3" w:tentative="1">
+      <w:start w:val="1"/>
+      <w:numFmt w:val="bullet"/>
+      <w:lvlText w:val=""/>
+      <w:lvlJc w:val="left"/>
+      <w:pPr>
+        <w:tabs>
+          <w:tab w:val="num" w:pos="2880"/>
+        </w:tabs>
+        <w:ind w:left="2880" w:hanging="360"/>
+      </w:pPr>
+      <w:rPr>
+        <w:rFonts w:ascii="Wingdings" w:hAnsi="Wingdings" w:hint="default"/>
+        <w:sz w:val="20"/>
+      </w:rPr>
+    </w:lvl>
+    <w:lvl w:ilvl="4" w:tentative="1">
+      <w:start w:val="1"/>
+      <w:numFmt w:val="bullet"/>
+      <w:lvlText w:val=""/>
+      <w:lvlJc w:val="left"/>
+      <w:pPr>
+        <w:tabs>
+          <w:tab w:val="num" w:pos="3600"/>
+        </w:tabs>
+        <w:ind w:left="3600" w:hanging="360"/>
+      </w:pPr>
+      <w:rPr>
+        <w:rFonts w:ascii="Wingdings" w:hAnsi="Wingdings" w:hint="default"/>
+        <w:sz w:val="20"/>
+      </w:rPr>
+    </w:lvl>
+    <w:lvl w:ilvl="5" w:tentative="1">
+      <w:start w:val="1"/>
+      <w:numFmt w:val="bullet"/>
+      <w:lvlText w:val=""/>
+      <w:lvlJc w:val="left"/>
+      <w:pPr>
+        <w:tabs>
+          <w:tab w:val="num" w:pos="4320"/>
+        </w:tabs>
+        <w:ind w:left="4320" w:hanging="360"/>
+      </w:pPr>
+      <w:rPr>
+        <w:rFonts w:ascii="Wingdings" w:hAnsi="Wingdings" w:hint="default"/>
+        <w:sz w:val="20"/>
+      </w:rPr>
+    </w:lvl>
+    <w:lvl w:ilvl="6" w:tentative="1">
+      <w:start w:val="1"/>
+      <w:numFmt w:val="bullet"/>
+      <w:lvlText w:val=""/>
+      <w:lvlJc w:val="left"/>
+      <w:pPr>
+        <w:tabs>
+          <w:tab w:val="num" w:pos="5040"/>
+        </w:tabs>
+        <w:ind w:left="5040" w:hanging="360"/>
+      </w:pPr>
+      <w:rPr>
+        <w:rFonts w:ascii="Wingdings" w:hAnsi="Wingdings" w:hint="default"/>
+        <w:sz w:val="20"/>
+      </w:rPr>
+    </w:lvl>
+    <w:lvl w:ilvl="7" w:tentative="1">
+      <w:start w:val="1"/>
+      <w:numFmt w:val="bullet"/>
+      <w:lvlText w:val=""/>
+      <w:lvlJc w:val="left"/>
+      <w:pPr>
+        <w:tabs>
+          <w:tab w:val="num" w:pos="5760"/>
+        </w:tabs>
+        <w:ind w:left="5760" w:hanging="360"/>
+      </w:pPr>
+      <w:rPr>
+        <w:rFonts w:ascii="Wingdings" w:hAnsi="Wingdings" w:hint="default"/>
+        <w:sz w:val="20"/>
+      </w:rPr>
+    </w:lvl>
+    <w:lvl w:ilvl="8" w:tentative="1">
+      <w:start w:val="1"/>
+      <w:numFmt w:val="bullet"/>
+      <w:lvlText w:val=""/>
+      <w:lvlJc w:val="left"/>
+      <w:pPr>
+        <w:tabs>
+          <w:tab w:val="num" w:pos="6480"/>
+        </w:tabs>
+        <w:ind w:left="6480" w:hanging="360"/>
+      </w:pPr>
+      <w:rPr>
+        <w:rFonts w:ascii="Wingdings" w:hAnsi="Wingdings" w:hint="default"/>
+        <w:sz w:val="20"/>
+      </w:rPr>
+    </w:lvl>
+  </w:abstractNum>
+  <w:abstractNum w:abstractNumId="8" w15:restartNumberingAfterBreak="0">
+    <w:nsid w:val="7DB723E4"/>
+    <w:multiLevelType w:val="multilevel"/>
+    <w:tmpl w:val="37B8F0A8"/>
     <w:lvl w:ilvl="0">
       <w:start w:val="1"/>
       <w:numFmt w:val="bullet"/>
@@ -6209,13 +6353,28 @@
     <w:abstractNumId w:val="0"/>
   </w:num>
   <w:num w:numId="2" w16cid:durableId="651830930">
-    <w:abstractNumId w:val="3"/>
+    <w:abstractNumId w:val="6"/>
   </w:num>
   <w:num w:numId="3" w16cid:durableId="1601526676">
     <w:abstractNumId w:val="2"/>
   </w:num>
   <w:num w:numId="4" w16cid:durableId="312294568">
     <w:abstractNumId w:val="1"/>
+  </w:num>
+  <w:num w:numId="5" w16cid:durableId="570234705">
+    <w:abstractNumId w:val="5"/>
+  </w:num>
+  <w:num w:numId="6" w16cid:durableId="1094327115">
+    <w:abstractNumId w:val="8"/>
+  </w:num>
+  <w:num w:numId="7" w16cid:durableId="1143349925">
+    <w:abstractNumId w:val="7"/>
+  </w:num>
+  <w:num w:numId="8" w16cid:durableId="1281455919">
+    <w:abstractNumId w:val="3"/>
+  </w:num>
+  <w:num w:numId="9" w16cid:durableId="193278050">
+    <w:abstractNumId w:val="4"/>
   </w:num>
 </w:numbering>
 </file>
